--- a/Trabajo_evaluacion.docx
+++ b/Trabajo_evaluacion.docx
@@ -29,16 +29,11 @@
         <w:jc w:val="center"/>
         <w:rPr>
           <w:rFonts w:ascii="Times New Roman" w:hAnsi="Times New Roman" w:cs="Times New Roman"/>
-          <w:lang w:val="es-ES"/>
-        </w:rPr>
-      </w:pPr>
-      <w:r>
-        <w:rPr>
-          <w:rFonts w:ascii="Times New Roman" w:hAnsi="Times New Roman" w:cs="Times New Roman"/>
-          <w:lang w:val="es-ES"/>
-        </w:rPr>
-        <w:t>Sebastian Camargo Pinzon</w:t>
-      </w:r>
+          <w:b/>
+          <w:bCs/>
+          <w:lang w:val="es-ES"/>
+        </w:rPr>
+      </w:pPr>
     </w:p>
     <w:p>
       <w:pPr>
@@ -46,16 +41,11 @@
         <w:jc w:val="center"/>
         <w:rPr>
           <w:rFonts w:ascii="Times New Roman" w:hAnsi="Times New Roman" w:cs="Times New Roman"/>
-          <w:lang w:val="es-ES"/>
-        </w:rPr>
-      </w:pPr>
-      <w:r>
-        <w:rPr>
-          <w:rFonts w:ascii="Times New Roman" w:hAnsi="Times New Roman" w:cs="Times New Roman"/>
-          <w:lang w:val="es-ES"/>
-        </w:rPr>
-        <w:t>Centro de Diseño y Metrología-SENA</w:t>
-      </w:r>
+          <w:b/>
+          <w:bCs/>
+          <w:lang w:val="es-ES"/>
+        </w:rPr>
+      </w:pPr>
     </w:p>
     <w:p>
       <w:pPr>
@@ -71,7 +61,7 @@
           <w:rFonts w:ascii="Times New Roman" w:hAnsi="Times New Roman" w:cs="Times New Roman"/>
           <w:lang w:val="es-ES"/>
         </w:rPr>
-        <w:t>Programación de Software</w:t>
+        <w:t>Sebastian Camargo Pinzon</w:t>
       </w:r>
     </w:p>
     <w:p>
@@ -83,13 +73,6 @@
           <w:lang w:val="es-ES"/>
         </w:rPr>
       </w:pPr>
-      <w:r>
-        <w:rPr>
-          <w:rFonts w:ascii="Times New Roman" w:hAnsi="Times New Roman" w:cs="Times New Roman"/>
-          <w:lang w:val="es-ES"/>
-        </w:rPr>
-        <w:t>David Cabezas</w:t>
-      </w:r>
     </w:p>
     <w:p>
       <w:pPr>
@@ -100,601 +83,2828 @@
           <w:lang w:val="es-ES"/>
         </w:rPr>
       </w:pPr>
-      <w:r>
-        <w:rPr>
-          <w:rFonts w:ascii="Times New Roman" w:hAnsi="Times New Roman" w:cs="Times New Roman"/>
-          <w:lang w:val="es-ES"/>
-        </w:rPr>
-        <w:t>06/03/2026</w:t>
-      </w:r>
-      <w:r>
-        <w:rPr>
-          <w:rFonts w:ascii="Times New Roman" w:hAnsi="Times New Roman" w:cs="Times New Roman"/>
-          <w:lang w:val="es-ES"/>
-        </w:rPr>
-        <w:br w:type="page"/>
-      </w:r>
-    </w:p>
-    <w:p>
-      <w:pPr>
-        <w:rPr>
-          <w:rFonts w:ascii="Times New Roman" w:hAnsi="Times New Roman" w:cs="Times New Roman"/>
-          <w:lang w:val="es-ES"/>
-        </w:rPr>
-      </w:pPr>
-      <w:r>
-        <w:rPr>
-          <w:rFonts w:ascii="Times New Roman" w:hAnsi="Times New Roman" w:cs="Times New Roman"/>
-          <w:lang w:val="es-ES"/>
+    </w:p>
+    <w:p>
+      <w:pPr>
+        <w:spacing w:line="480" w:lineRule="auto"/>
+        <w:jc w:val="center"/>
+        <w:rPr>
+          <w:rFonts w:ascii="Times New Roman" w:hAnsi="Times New Roman" w:cs="Times New Roman"/>
+          <w:lang w:val="es-ES"/>
+        </w:rPr>
+      </w:pPr>
+      <w:r>
+        <w:rPr>
+          <w:rFonts w:ascii="Times New Roman" w:hAnsi="Times New Roman" w:cs="Times New Roman"/>
+          <w:lang w:val="es-ES"/>
+        </w:rPr>
+        <w:t>Centro de Diseño y Metrología-SENA</w:t>
+      </w:r>
+    </w:p>
+    <w:p>
+      <w:pPr>
+        <w:spacing w:line="480" w:lineRule="auto"/>
+        <w:jc w:val="center"/>
+        <w:rPr>
+          <w:rFonts w:ascii="Times New Roman" w:hAnsi="Times New Roman" w:cs="Times New Roman"/>
+          <w:lang w:val="es-ES"/>
+        </w:rPr>
+      </w:pPr>
+    </w:p>
+    <w:p>
+      <w:pPr>
+        <w:spacing w:line="480" w:lineRule="auto"/>
+        <w:jc w:val="center"/>
+        <w:rPr>
+          <w:rFonts w:ascii="Times New Roman" w:hAnsi="Times New Roman" w:cs="Times New Roman"/>
+          <w:lang w:val="es-ES"/>
+        </w:rPr>
+      </w:pPr>
+    </w:p>
+    <w:p>
+      <w:pPr>
+        <w:spacing w:line="480" w:lineRule="auto"/>
+        <w:jc w:val="center"/>
+        <w:rPr>
+          <w:rFonts w:ascii="Times New Roman" w:hAnsi="Times New Roman" w:cs="Times New Roman"/>
+          <w:lang w:val="es-ES"/>
+        </w:rPr>
+      </w:pPr>
+      <w:r>
+        <w:rPr>
+          <w:rFonts w:ascii="Times New Roman" w:hAnsi="Times New Roman" w:cs="Times New Roman"/>
+          <w:lang w:val="es-ES"/>
+        </w:rPr>
+        <w:t>Programación de Software</w:t>
+      </w:r>
+    </w:p>
+    <w:p>
+      <w:pPr>
+        <w:spacing w:line="480" w:lineRule="auto"/>
+        <w:jc w:val="center"/>
+        <w:rPr>
+          <w:rFonts w:ascii="Times New Roman" w:hAnsi="Times New Roman" w:cs="Times New Roman"/>
+          <w:lang w:val="es-ES"/>
+        </w:rPr>
+      </w:pPr>
+    </w:p>
+    <w:p>
+      <w:pPr>
+        <w:spacing w:line="480" w:lineRule="auto"/>
+        <w:jc w:val="center"/>
+        <w:rPr>
+          <w:rFonts w:ascii="Times New Roman" w:hAnsi="Times New Roman" w:cs="Times New Roman"/>
+          <w:lang w:val="es-ES"/>
+        </w:rPr>
+      </w:pPr>
+    </w:p>
+    <w:p>
+      <w:pPr>
+        <w:spacing w:line="480" w:lineRule="auto"/>
+        <w:jc w:val="center"/>
+        <w:rPr>
+          <w:rFonts w:ascii="Times New Roman" w:hAnsi="Times New Roman" w:cs="Times New Roman"/>
+          <w:lang w:val="es-ES"/>
+        </w:rPr>
+      </w:pPr>
+      <w:r>
+        <w:rPr>
+          <w:rFonts w:ascii="Times New Roman" w:hAnsi="Times New Roman" w:cs="Times New Roman"/>
+          <w:lang w:val="es-ES"/>
+        </w:rPr>
+        <w:t>Ficha:3313623</w:t>
+      </w:r>
+    </w:p>
+    <w:p>
+      <w:pPr>
+        <w:spacing w:line="480" w:lineRule="auto"/>
+        <w:jc w:val="center"/>
+        <w:rPr>
+          <w:rFonts w:ascii="Times New Roman" w:hAnsi="Times New Roman" w:cs="Times New Roman"/>
+          <w:lang w:val="es-ES"/>
+        </w:rPr>
+      </w:pPr>
+    </w:p>
+    <w:p>
+      <w:pPr>
+        <w:spacing w:line="480" w:lineRule="auto"/>
+        <w:jc w:val="center"/>
+        <w:rPr>
+          <w:rFonts w:ascii="Times New Roman" w:hAnsi="Times New Roman" w:cs="Times New Roman"/>
+          <w:lang w:val="es-ES"/>
+        </w:rPr>
+      </w:pPr>
+    </w:p>
+    <w:p>
+      <w:pPr>
+        <w:spacing w:line="480" w:lineRule="auto"/>
+        <w:jc w:val="center"/>
+        <w:rPr>
+          <w:rFonts w:ascii="Times New Roman" w:hAnsi="Times New Roman" w:cs="Times New Roman"/>
+          <w:lang w:val="es-ES"/>
+        </w:rPr>
+      </w:pPr>
+      <w:r>
+        <w:rPr>
+          <w:rFonts w:ascii="Times New Roman" w:hAnsi="Times New Roman" w:cs="Times New Roman"/>
+          <w:lang w:val="es-ES"/>
+        </w:rPr>
+        <w:t>David</w:t>
+      </w:r>
+      <w:r>
+        <w:rPr>
+          <w:rFonts w:ascii="Times New Roman" w:hAnsi="Times New Roman" w:cs="Times New Roman"/>
+          <w:lang w:val="es-ES"/>
+        </w:rPr>
+        <w:t xml:space="preserve"> Leonardo</w:t>
+      </w:r>
+      <w:r>
+        <w:rPr>
+          <w:rFonts w:ascii="Times New Roman" w:hAnsi="Times New Roman" w:cs="Times New Roman"/>
+          <w:lang w:val="es-ES"/>
+        </w:rPr>
+        <w:t xml:space="preserve"> Cabezas</w:t>
+      </w:r>
+      <w:r>
+        <w:rPr>
+          <w:rFonts w:ascii="Times New Roman" w:hAnsi="Times New Roman" w:cs="Times New Roman"/>
+          <w:lang w:val="es-ES"/>
+        </w:rPr>
+        <w:t xml:space="preserve"> Villamil</w:t>
+      </w:r>
+    </w:p>
+    <w:p>
+      <w:pPr>
+        <w:spacing w:line="480" w:lineRule="auto"/>
+        <w:jc w:val="center"/>
+        <w:rPr>
+          <w:rFonts w:ascii="Times New Roman" w:hAnsi="Times New Roman" w:cs="Times New Roman"/>
+          <w:lang w:val="es-ES"/>
+        </w:rPr>
+      </w:pPr>
+    </w:p>
+    <w:p>
+      <w:pPr>
+        <w:spacing w:line="480" w:lineRule="auto"/>
+        <w:jc w:val="center"/>
+        <w:rPr>
+          <w:rFonts w:ascii="Times New Roman" w:hAnsi="Times New Roman" w:cs="Times New Roman"/>
+          <w:lang w:val="es-ES"/>
+        </w:rPr>
+      </w:pPr>
+    </w:p>
+    <w:p>
+      <w:pPr>
+        <w:spacing w:line="480" w:lineRule="auto"/>
+        <w:jc w:val="center"/>
+        <w:rPr>
+          <w:rFonts w:ascii="Times New Roman" w:hAnsi="Times New Roman" w:cs="Times New Roman"/>
+          <w:lang w:val="es-ES"/>
+        </w:rPr>
+      </w:pPr>
+      <w:r>
+        <w:rPr>
+          <w:rFonts w:ascii="Times New Roman" w:hAnsi="Times New Roman" w:cs="Times New Roman"/>
+          <w:lang w:val="es-ES"/>
+        </w:rPr>
+        <w:t>06/03/202</w:t>
+      </w:r>
+    </w:p>
+    <w:p>
+      <w:pPr>
+        <w:pStyle w:val="Ttulo"/>
+        <w:rPr>
+          <w:rFonts w:cs="Times New Roman"/>
+        </w:rPr>
+      </w:pPr>
+    </w:p>
+    <w:p>
+      <w:pPr>
+        <w:pStyle w:val="Ttulo"/>
+        <w:jc w:val="center"/>
+        <w:rPr>
+          <w:rFonts w:cs="Times New Roman"/>
+          <w:sz w:val="28"/>
+          <w:szCs w:val="28"/>
+          <w:u w:val="single"/>
+        </w:rPr>
+      </w:pPr>
+      <w:r>
+        <w:rPr>
+          <w:rFonts w:cs="Times New Roman"/>
+          <w:sz w:val="28"/>
+          <w:szCs w:val="28"/>
         </w:rPr>
         <w:lastRenderedPageBreak/>
-        <w:t xml:space="preserve">Análisis de datos de un programa para gestionar </w:t>
-      </w:r>
-      <w:r>
-        <w:rPr>
-          <w:rFonts w:ascii="Times New Roman" w:hAnsi="Times New Roman" w:cs="Times New Roman"/>
-          <w:lang w:val="es-ES"/>
-        </w:rPr>
-        <w:t>la velocidad máxima de los vehículos y multas si corresponden</w:t>
-      </w:r>
-    </w:p>
-    <w:p>
-      <w:pPr>
-        <w:rPr>
-          <w:rFonts w:ascii="Times New Roman" w:hAnsi="Times New Roman" w:cs="Times New Roman"/>
-          <w:lang w:val="es-ES"/>
-        </w:rPr>
-      </w:pPr>
-      <w:r>
-        <w:rPr>
-          <w:rFonts w:ascii="Times New Roman" w:hAnsi="Times New Roman" w:cs="Times New Roman"/>
-          <w:lang w:val="es-ES"/>
-        </w:rPr>
-        <w:t xml:space="preserve">Se hace este análisis para </w:t>
-      </w:r>
-      <w:r>
-        <w:rPr>
-          <w:rFonts w:ascii="Times New Roman" w:hAnsi="Times New Roman" w:cs="Times New Roman"/>
-          <w:lang w:val="es-ES"/>
-        </w:rPr>
-        <w:t xml:space="preserve">averiguar la capacidad lógica para resolver un problema planteado para calcular la velocidad limite en las vías de la ciudad de Bogotá D.C. y así poder reducir los accidentes viales y generar conciencia </w:t>
-      </w:r>
-    </w:p>
-    <w:p>
-      <w:pPr>
-        <w:rPr>
-          <w:rFonts w:ascii="Times New Roman" w:hAnsi="Times New Roman" w:cs="Times New Roman"/>
-          <w:lang w:val="es-ES"/>
-        </w:rPr>
-      </w:pPr>
-      <w:r>
-        <w:rPr>
-          <w:rFonts w:ascii="Times New Roman" w:hAnsi="Times New Roman" w:cs="Times New Roman"/>
-          <w:lang w:val="es-ES"/>
-        </w:rPr>
-        <w:t>Actualmente en la ciudad se han incrementado los accidentes al volante de carros, motos, buses del SITP (sistema integrado de transporte publico</w:t>
-      </w:r>
-      <w:r>
-        <w:rPr>
-          <w:rFonts w:ascii="Times New Roman" w:hAnsi="Times New Roman" w:cs="Times New Roman"/>
-          <w:lang w:val="es-ES"/>
-        </w:rPr>
-        <w:t>)</w:t>
-      </w:r>
-    </w:p>
-    <w:p>
-      <w:pPr>
-        <w:rPr>
-          <w:rFonts w:ascii="Times New Roman" w:hAnsi="Times New Roman" w:cs="Times New Roman"/>
-          <w:lang w:val="es-ES"/>
-        </w:rPr>
-      </w:pPr>
-      <w:r>
-        <w:rPr>
-          <w:rFonts w:ascii="Times New Roman" w:hAnsi="Times New Roman" w:cs="Times New Roman"/>
-          <w:lang w:val="es-ES"/>
-        </w:rPr>
-        <w:t>En los meses finales del año 2025 e inicios del 2026 se han presentado un incremento de accidentes viales debido a la falta de conciencia de muchas personas al volante, exceso de velocidad en vías bastante transitadas e imprudencias de los conductores y falta de tolerancia</w:t>
-      </w:r>
-    </w:p>
-    <w:p>
-      <w:pPr>
-        <w:rPr>
-          <w:rFonts w:ascii="Times New Roman" w:hAnsi="Times New Roman" w:cs="Times New Roman"/>
-          <w:lang w:val="es-ES"/>
-        </w:rPr>
-      </w:pPr>
-      <w:r>
-        <w:rPr>
-          <w:rFonts w:ascii="Times New Roman" w:hAnsi="Times New Roman" w:cs="Times New Roman"/>
-          <w:lang w:val="es-ES"/>
-        </w:rPr>
-        <w:t>Se busca bajar la cantidad de accidentes en la ciudad para este nuevo año y aun mas debido a las elecciones presidenciales que se acercan, generar conciencia en los conductores a nivel Bogotá más que todo</w:t>
-      </w:r>
-      <w:r>
-        <w:rPr>
-          <w:rFonts w:ascii="Times New Roman" w:hAnsi="Times New Roman" w:cs="Times New Roman"/>
-          <w:lang w:val="es-ES"/>
-        </w:rPr>
-        <w:t xml:space="preserve"> ya que en esta nueva generación que salen a las calles son una gran cantidad de jóvenes con mucho futuro por delante</w:t>
-      </w:r>
-    </w:p>
-    <w:p>
-      <w:pPr>
-        <w:rPr>
-          <w:rFonts w:ascii="Times New Roman" w:hAnsi="Times New Roman" w:cs="Times New Roman"/>
-          <w:lang w:val="es-ES"/>
-        </w:rPr>
-      </w:pPr>
-    </w:p>
-    <w:p>
-      <w:pPr>
-        <w:rPr>
-          <w:rFonts w:ascii="Times New Roman" w:hAnsi="Times New Roman" w:cs="Times New Roman"/>
+        <w:t>TABLA DE CONTENIDO</w:t>
+      </w:r>
+    </w:p>
+    <w:p>
+      <w:pPr>
+        <w:rPr>
+          <w:rFonts w:ascii="Times New Roman" w:hAnsi="Times New Roman" w:cs="Times New Roman"/>
+        </w:rPr>
+      </w:pPr>
+    </w:p>
+    <w:p>
+      <w:pPr>
+        <w:rPr>
+          <w:rFonts w:ascii="Times New Roman" w:hAnsi="Times New Roman" w:cs="Times New Roman"/>
+        </w:rPr>
+      </w:pPr>
+    </w:p>
+    <w:sdt>
+      <w:sdtPr>
+        <w:rPr>
+          <w:rFonts w:ascii="Times New Roman" w:hAnsi="Times New Roman" w:cs="Times New Roman"/>
+          <w:sz w:val="28"/>
+          <w:szCs w:val="28"/>
+          <w:lang w:val="es-ES"/>
+        </w:rPr>
+        <w:id w:val="1116329450"/>
+        <w:docPartObj>
+          <w:docPartGallery w:val="Table of Contents"/>
+          <w:docPartUnique/>
+        </w:docPartObj>
+      </w:sdtPr>
+      <w:sdtEndPr>
+        <w:rPr>
+          <w:rFonts w:eastAsiaTheme="minorHAnsi"/>
           <w:b/>
           <w:bCs/>
-          <w:lang w:val="es-ES"/>
-        </w:rPr>
-      </w:pPr>
-      <w:r>
+          <w:color w:val="auto"/>
+          <w:kern w:val="2"/>
+          <w:lang w:eastAsia="en-US"/>
+          <w14:ligatures w14:val="standardContextual"/>
+        </w:rPr>
+      </w:sdtEndPr>
+      <w:sdtContent>
+        <w:p>
+          <w:pPr>
+            <w:pStyle w:val="TtuloTDC"/>
+            <w:rPr>
+              <w:rFonts w:ascii="Times New Roman" w:hAnsi="Times New Roman" w:cs="Times New Roman"/>
+              <w:sz w:val="28"/>
+              <w:szCs w:val="28"/>
+            </w:rPr>
+          </w:pPr>
+          <w:r>
+            <w:rPr>
+              <w:rFonts w:ascii="Times New Roman" w:hAnsi="Times New Roman" w:cs="Times New Roman"/>
+              <w:sz w:val="28"/>
+              <w:szCs w:val="28"/>
+              <w:lang w:val="es-ES"/>
+            </w:rPr>
+            <w:t>Contenido</w:t>
+          </w:r>
+        </w:p>
+        <w:p>
+          <w:pPr>
+            <w:pStyle w:val="TDC1"/>
+            <w:tabs>
+              <w:tab w:val="right" w:leader="dot" w:pos="9017"/>
+            </w:tabs>
+            <w:rPr>
+              <w:rFonts w:eastAsiaTheme="minorEastAsia"/>
+              <w:noProof/>
+              <w:lang w:eastAsia="es-CO"/>
+            </w:rPr>
+          </w:pPr>
+          <w:r>
+            <w:rPr>
+              <w:rFonts w:ascii="Times New Roman" w:hAnsi="Times New Roman" w:cs="Times New Roman"/>
+              <w:sz w:val="28"/>
+              <w:szCs w:val="28"/>
+            </w:rPr>
+            <w:fldChar w:fldCharType="begin"/>
+          </w:r>
+          <w:r>
+            <w:rPr>
+              <w:rFonts w:ascii="Times New Roman" w:hAnsi="Times New Roman" w:cs="Times New Roman"/>
+              <w:sz w:val="28"/>
+              <w:szCs w:val="28"/>
+            </w:rPr>
+            <w:instrText xml:space="preserve"> TOC \o "1-3" \h \z \u </w:instrText>
+          </w:r>
+          <w:r>
+            <w:rPr>
+              <w:rFonts w:ascii="Times New Roman" w:hAnsi="Times New Roman" w:cs="Times New Roman"/>
+              <w:sz w:val="28"/>
+              <w:szCs w:val="28"/>
+            </w:rPr>
+            <w:fldChar w:fldCharType="separate"/>
+          </w:r>
+          <w:hyperlink w:anchor="_Toc224292825" w:history="1">
+            <w:r>
+              <w:rPr>
+                <w:rStyle w:val="Hipervnculo"/>
+                <w:rFonts w:ascii="Times New Roman" w:hAnsi="Times New Roman" w:cs="Times New Roman"/>
+                <w:noProof/>
+              </w:rPr>
+              <w:t>Introducción</w:t>
+            </w:r>
+            <w:r>
+              <w:rPr>
+                <w:noProof/>
+                <w:webHidden/>
+              </w:rPr>
+              <w:tab/>
+            </w:r>
+            <w:r>
+              <w:rPr>
+                <w:noProof/>
+                <w:webHidden/>
+              </w:rPr>
+              <w:fldChar w:fldCharType="begin"/>
+            </w:r>
+            <w:r>
+              <w:rPr>
+                <w:noProof/>
+                <w:webHidden/>
+              </w:rPr>
+              <w:instrText xml:space="preserve"> PAGEREF _Toc224292825 \h </w:instrText>
+            </w:r>
+            <w:r>
+              <w:rPr>
+                <w:noProof/>
+                <w:webHidden/>
+              </w:rPr>
+            </w:r>
+            <w:r>
+              <w:rPr>
+                <w:noProof/>
+                <w:webHidden/>
+              </w:rPr>
+              <w:fldChar w:fldCharType="separate"/>
+            </w:r>
+            <w:r>
+              <w:rPr>
+                <w:noProof/>
+                <w:webHidden/>
+              </w:rPr>
+              <w:t>3</w:t>
+            </w:r>
+            <w:r>
+              <w:rPr>
+                <w:noProof/>
+                <w:webHidden/>
+              </w:rPr>
+              <w:fldChar w:fldCharType="end"/>
+            </w:r>
+          </w:hyperlink>
+        </w:p>
+        <w:p>
+          <w:pPr>
+            <w:pStyle w:val="TDC1"/>
+            <w:tabs>
+              <w:tab w:val="right" w:leader="dot" w:pos="9017"/>
+            </w:tabs>
+            <w:rPr>
+              <w:rFonts w:eastAsiaTheme="minorEastAsia"/>
+              <w:noProof/>
+              <w:lang w:eastAsia="es-CO"/>
+            </w:rPr>
+          </w:pPr>
+          <w:hyperlink w:anchor="_Toc224292826" w:history="1">
+            <w:r>
+              <w:rPr>
+                <w:rStyle w:val="Hipervnculo"/>
+                <w:rFonts w:ascii="Times New Roman" w:hAnsi="Times New Roman" w:cs="Times New Roman"/>
+                <w:noProof/>
+              </w:rPr>
+              <w:t>Justificación</w:t>
+            </w:r>
+            <w:r>
+              <w:rPr>
+                <w:noProof/>
+                <w:webHidden/>
+              </w:rPr>
+              <w:tab/>
+            </w:r>
+            <w:r>
+              <w:rPr>
+                <w:noProof/>
+                <w:webHidden/>
+              </w:rPr>
+              <w:fldChar w:fldCharType="begin"/>
+            </w:r>
+            <w:r>
+              <w:rPr>
+                <w:noProof/>
+                <w:webHidden/>
+              </w:rPr>
+              <w:instrText xml:space="preserve"> PAGEREF _Toc224292826 \h </w:instrText>
+            </w:r>
+            <w:r>
+              <w:rPr>
+                <w:noProof/>
+                <w:webHidden/>
+              </w:rPr>
+            </w:r>
+            <w:r>
+              <w:rPr>
+                <w:noProof/>
+                <w:webHidden/>
+              </w:rPr>
+              <w:fldChar w:fldCharType="separate"/>
+            </w:r>
+            <w:r>
+              <w:rPr>
+                <w:noProof/>
+                <w:webHidden/>
+              </w:rPr>
+              <w:t>3</w:t>
+            </w:r>
+            <w:r>
+              <w:rPr>
+                <w:noProof/>
+                <w:webHidden/>
+              </w:rPr>
+              <w:fldChar w:fldCharType="end"/>
+            </w:r>
+          </w:hyperlink>
+        </w:p>
+        <w:p>
+          <w:pPr>
+            <w:pStyle w:val="TDC1"/>
+            <w:tabs>
+              <w:tab w:val="right" w:leader="dot" w:pos="9017"/>
+            </w:tabs>
+            <w:rPr>
+              <w:rFonts w:eastAsiaTheme="minorEastAsia"/>
+              <w:noProof/>
+              <w:lang w:eastAsia="es-CO"/>
+            </w:rPr>
+          </w:pPr>
+          <w:hyperlink w:anchor="_Toc224292827" w:history="1">
+            <w:r>
+              <w:rPr>
+                <w:rStyle w:val="Hipervnculo"/>
+                <w:rFonts w:ascii="Times New Roman" w:hAnsi="Times New Roman" w:cs="Times New Roman"/>
+                <w:noProof/>
+              </w:rPr>
+              <w:t>Definición del problema</w:t>
+            </w:r>
+            <w:r>
+              <w:rPr>
+                <w:noProof/>
+                <w:webHidden/>
+              </w:rPr>
+              <w:tab/>
+            </w:r>
+            <w:r>
+              <w:rPr>
+                <w:noProof/>
+                <w:webHidden/>
+              </w:rPr>
+              <w:fldChar w:fldCharType="begin"/>
+            </w:r>
+            <w:r>
+              <w:rPr>
+                <w:noProof/>
+                <w:webHidden/>
+              </w:rPr>
+              <w:instrText xml:space="preserve"> PAGEREF _Toc224292827 \h </w:instrText>
+            </w:r>
+            <w:r>
+              <w:rPr>
+                <w:noProof/>
+                <w:webHidden/>
+              </w:rPr>
+            </w:r>
+            <w:r>
+              <w:rPr>
+                <w:noProof/>
+                <w:webHidden/>
+              </w:rPr>
+              <w:fldChar w:fldCharType="separate"/>
+            </w:r>
+            <w:r>
+              <w:rPr>
+                <w:noProof/>
+                <w:webHidden/>
+              </w:rPr>
+              <w:t>3</w:t>
+            </w:r>
+            <w:r>
+              <w:rPr>
+                <w:noProof/>
+                <w:webHidden/>
+              </w:rPr>
+              <w:fldChar w:fldCharType="end"/>
+            </w:r>
+          </w:hyperlink>
+        </w:p>
+        <w:p>
+          <w:pPr>
+            <w:pStyle w:val="TDC1"/>
+            <w:tabs>
+              <w:tab w:val="right" w:leader="dot" w:pos="9017"/>
+            </w:tabs>
+            <w:rPr>
+              <w:rFonts w:eastAsiaTheme="minorEastAsia"/>
+              <w:noProof/>
+              <w:lang w:eastAsia="es-CO"/>
+            </w:rPr>
+          </w:pPr>
+          <w:hyperlink w:anchor="_Toc224292828" w:history="1">
+            <w:r>
+              <w:rPr>
+                <w:rStyle w:val="Hipervnculo"/>
+                <w:rFonts w:ascii="Times New Roman" w:hAnsi="Times New Roman" w:cs="Times New Roman"/>
+                <w:noProof/>
+                <w:lang w:val="es-ES"/>
+              </w:rPr>
+              <w:t>Contexto</w:t>
+            </w:r>
+            <w:r>
+              <w:rPr>
+                <w:noProof/>
+                <w:webHidden/>
+              </w:rPr>
+              <w:tab/>
+            </w:r>
+            <w:r>
+              <w:rPr>
+                <w:noProof/>
+                <w:webHidden/>
+              </w:rPr>
+              <w:fldChar w:fldCharType="begin"/>
+            </w:r>
+            <w:r>
+              <w:rPr>
+                <w:noProof/>
+                <w:webHidden/>
+              </w:rPr>
+              <w:instrText xml:space="preserve"> PAGEREF _Toc224292828 \h </w:instrText>
+            </w:r>
+            <w:r>
+              <w:rPr>
+                <w:noProof/>
+                <w:webHidden/>
+              </w:rPr>
+            </w:r>
+            <w:r>
+              <w:rPr>
+                <w:noProof/>
+                <w:webHidden/>
+              </w:rPr>
+              <w:fldChar w:fldCharType="separate"/>
+            </w:r>
+            <w:r>
+              <w:rPr>
+                <w:noProof/>
+                <w:webHidden/>
+              </w:rPr>
+              <w:t>3</w:t>
+            </w:r>
+            <w:r>
+              <w:rPr>
+                <w:noProof/>
+                <w:webHidden/>
+              </w:rPr>
+              <w:fldChar w:fldCharType="end"/>
+            </w:r>
+          </w:hyperlink>
+        </w:p>
+        <w:p>
+          <w:pPr>
+            <w:pStyle w:val="TDC1"/>
+            <w:tabs>
+              <w:tab w:val="right" w:leader="dot" w:pos="9017"/>
+            </w:tabs>
+            <w:rPr>
+              <w:rFonts w:eastAsiaTheme="minorEastAsia"/>
+              <w:noProof/>
+              <w:lang w:eastAsia="es-CO"/>
+            </w:rPr>
+          </w:pPr>
+          <w:hyperlink w:anchor="_Toc224292829" w:history="1">
+            <w:r>
+              <w:rPr>
+                <w:rStyle w:val="Hipervnculo"/>
+                <w:rFonts w:ascii="Times New Roman" w:hAnsi="Times New Roman" w:cs="Times New Roman"/>
+                <w:noProof/>
+                <w:lang w:val="es-ES"/>
+              </w:rPr>
+              <w:t>Objetivo</w:t>
+            </w:r>
+            <w:r>
+              <w:rPr>
+                <w:noProof/>
+                <w:webHidden/>
+              </w:rPr>
+              <w:tab/>
+            </w:r>
+            <w:r>
+              <w:rPr>
+                <w:noProof/>
+                <w:webHidden/>
+              </w:rPr>
+              <w:fldChar w:fldCharType="begin"/>
+            </w:r>
+            <w:r>
+              <w:rPr>
+                <w:noProof/>
+                <w:webHidden/>
+              </w:rPr>
+              <w:instrText xml:space="preserve"> PAGEREF _Toc224292829 \h </w:instrText>
+            </w:r>
+            <w:r>
+              <w:rPr>
+                <w:noProof/>
+                <w:webHidden/>
+              </w:rPr>
+            </w:r>
+            <w:r>
+              <w:rPr>
+                <w:noProof/>
+                <w:webHidden/>
+              </w:rPr>
+              <w:fldChar w:fldCharType="separate"/>
+            </w:r>
+            <w:r>
+              <w:rPr>
+                <w:noProof/>
+                <w:webHidden/>
+              </w:rPr>
+              <w:t>3</w:t>
+            </w:r>
+            <w:r>
+              <w:rPr>
+                <w:noProof/>
+                <w:webHidden/>
+              </w:rPr>
+              <w:fldChar w:fldCharType="end"/>
+            </w:r>
+          </w:hyperlink>
+        </w:p>
+        <w:p>
+          <w:pPr>
+            <w:pStyle w:val="TDC1"/>
+            <w:tabs>
+              <w:tab w:val="right" w:leader="dot" w:pos="9017"/>
+            </w:tabs>
+            <w:rPr>
+              <w:rFonts w:eastAsiaTheme="minorEastAsia"/>
+              <w:noProof/>
+              <w:lang w:eastAsia="es-CO"/>
+            </w:rPr>
+          </w:pPr>
+          <w:hyperlink w:anchor="_Toc224292830" w:history="1">
+            <w:r>
+              <w:rPr>
+                <w:rStyle w:val="Hipervnculo"/>
+                <w:noProof/>
+                <w:lang w:val="es-ES"/>
+              </w:rPr>
+              <w:t>Tabla de procesos</w:t>
+            </w:r>
+            <w:r>
+              <w:rPr>
+                <w:noProof/>
+                <w:webHidden/>
+              </w:rPr>
+              <w:tab/>
+            </w:r>
+            <w:r>
+              <w:rPr>
+                <w:noProof/>
+                <w:webHidden/>
+              </w:rPr>
+              <w:fldChar w:fldCharType="begin"/>
+            </w:r>
+            <w:r>
+              <w:rPr>
+                <w:noProof/>
+                <w:webHidden/>
+              </w:rPr>
+              <w:instrText xml:space="preserve"> PAGEREF _Toc224292830 \h </w:instrText>
+            </w:r>
+            <w:r>
+              <w:rPr>
+                <w:noProof/>
+                <w:webHidden/>
+              </w:rPr>
+            </w:r>
+            <w:r>
+              <w:rPr>
+                <w:noProof/>
+                <w:webHidden/>
+              </w:rPr>
+              <w:fldChar w:fldCharType="separate"/>
+            </w:r>
+            <w:r>
+              <w:rPr>
+                <w:noProof/>
+                <w:webHidden/>
+              </w:rPr>
+              <w:t>4</w:t>
+            </w:r>
+            <w:r>
+              <w:rPr>
+                <w:noProof/>
+                <w:webHidden/>
+              </w:rPr>
+              <w:fldChar w:fldCharType="end"/>
+            </w:r>
+          </w:hyperlink>
+        </w:p>
+        <w:p>
+          <w:pPr>
+            <w:pStyle w:val="TDC1"/>
+            <w:tabs>
+              <w:tab w:val="right" w:leader="dot" w:pos="9017"/>
+            </w:tabs>
+            <w:rPr>
+              <w:rFonts w:eastAsiaTheme="minorEastAsia"/>
+              <w:noProof/>
+              <w:lang w:eastAsia="es-CO"/>
+            </w:rPr>
+          </w:pPr>
+          <w:hyperlink w:anchor="_Toc224292831" w:history="1">
+            <w:r>
+              <w:rPr>
+                <w:rStyle w:val="Hipervnculo"/>
+                <w:rFonts w:ascii="Times New Roman" w:hAnsi="Times New Roman" w:cs="Times New Roman"/>
+                <w:noProof/>
+                <w:lang w:val="es-ES"/>
+              </w:rPr>
+              <w:t>Funciones</w:t>
+            </w:r>
+            <w:r>
+              <w:rPr>
+                <w:noProof/>
+                <w:webHidden/>
+              </w:rPr>
+              <w:tab/>
+            </w:r>
+            <w:r>
+              <w:rPr>
+                <w:noProof/>
+                <w:webHidden/>
+              </w:rPr>
+              <w:fldChar w:fldCharType="begin"/>
+            </w:r>
+            <w:r>
+              <w:rPr>
+                <w:noProof/>
+                <w:webHidden/>
+              </w:rPr>
+              <w:instrText xml:space="preserve"> PAGEREF _Toc224292831 \h </w:instrText>
+            </w:r>
+            <w:r>
+              <w:rPr>
+                <w:noProof/>
+                <w:webHidden/>
+              </w:rPr>
+            </w:r>
+            <w:r>
+              <w:rPr>
+                <w:noProof/>
+                <w:webHidden/>
+              </w:rPr>
+              <w:fldChar w:fldCharType="separate"/>
+            </w:r>
+            <w:r>
+              <w:rPr>
+                <w:noProof/>
+                <w:webHidden/>
+              </w:rPr>
+              <w:t>4</w:t>
+            </w:r>
+            <w:r>
+              <w:rPr>
+                <w:noProof/>
+                <w:webHidden/>
+              </w:rPr>
+              <w:fldChar w:fldCharType="end"/>
+            </w:r>
+          </w:hyperlink>
+        </w:p>
+        <w:p>
+          <w:pPr>
+            <w:pStyle w:val="TDC2"/>
+            <w:tabs>
+              <w:tab w:val="right" w:leader="dot" w:pos="9017"/>
+            </w:tabs>
+            <w:rPr>
+              <w:rFonts w:eastAsiaTheme="minorEastAsia"/>
+              <w:noProof/>
+              <w:lang w:eastAsia="es-CO"/>
+            </w:rPr>
+          </w:pPr>
+          <w:hyperlink w:anchor="_Toc224292832" w:history="1">
+            <w:r>
+              <w:rPr>
+                <w:rStyle w:val="Hipervnculo"/>
+                <w:rFonts w:ascii="Times New Roman" w:hAnsi="Times New Roman" w:cs="Times New Roman"/>
+                <w:noProof/>
+                <w:lang w:val="es-ES"/>
+              </w:rPr>
+              <w:t>Entrada:</w:t>
+            </w:r>
+            <w:r>
+              <w:rPr>
+                <w:noProof/>
+                <w:webHidden/>
+              </w:rPr>
+              <w:tab/>
+            </w:r>
+            <w:r>
+              <w:rPr>
+                <w:noProof/>
+                <w:webHidden/>
+              </w:rPr>
+              <w:fldChar w:fldCharType="begin"/>
+            </w:r>
+            <w:r>
+              <w:rPr>
+                <w:noProof/>
+                <w:webHidden/>
+              </w:rPr>
+              <w:instrText xml:space="preserve"> PAGEREF _Toc224292832 \h </w:instrText>
+            </w:r>
+            <w:r>
+              <w:rPr>
+                <w:noProof/>
+                <w:webHidden/>
+              </w:rPr>
+            </w:r>
+            <w:r>
+              <w:rPr>
+                <w:noProof/>
+                <w:webHidden/>
+              </w:rPr>
+              <w:fldChar w:fldCharType="separate"/>
+            </w:r>
+            <w:r>
+              <w:rPr>
+                <w:noProof/>
+                <w:webHidden/>
+              </w:rPr>
+              <w:t>4</w:t>
+            </w:r>
+            <w:r>
+              <w:rPr>
+                <w:noProof/>
+                <w:webHidden/>
+              </w:rPr>
+              <w:fldChar w:fldCharType="end"/>
+            </w:r>
+          </w:hyperlink>
+        </w:p>
+        <w:p>
+          <w:pPr>
+            <w:pStyle w:val="TDC2"/>
+            <w:tabs>
+              <w:tab w:val="right" w:leader="dot" w:pos="9017"/>
+            </w:tabs>
+            <w:rPr>
+              <w:rFonts w:eastAsiaTheme="minorEastAsia"/>
+              <w:noProof/>
+              <w:lang w:eastAsia="es-CO"/>
+            </w:rPr>
+          </w:pPr>
+          <w:hyperlink w:anchor="_Toc224292833" w:history="1">
+            <w:r>
+              <w:rPr>
+                <w:rStyle w:val="Hipervnculo"/>
+                <w:rFonts w:ascii="Times New Roman" w:hAnsi="Times New Roman" w:cs="Times New Roman"/>
+                <w:noProof/>
+                <w:lang w:val="es-ES"/>
+              </w:rPr>
+              <w:t>Proceso:</w:t>
+            </w:r>
+            <w:r>
+              <w:rPr>
+                <w:noProof/>
+                <w:webHidden/>
+              </w:rPr>
+              <w:tab/>
+            </w:r>
+            <w:r>
+              <w:rPr>
+                <w:noProof/>
+                <w:webHidden/>
+              </w:rPr>
+              <w:fldChar w:fldCharType="begin"/>
+            </w:r>
+            <w:r>
+              <w:rPr>
+                <w:noProof/>
+                <w:webHidden/>
+              </w:rPr>
+              <w:instrText xml:space="preserve"> PAGEREF _Toc224292833 \h </w:instrText>
+            </w:r>
+            <w:r>
+              <w:rPr>
+                <w:noProof/>
+                <w:webHidden/>
+              </w:rPr>
+            </w:r>
+            <w:r>
+              <w:rPr>
+                <w:noProof/>
+                <w:webHidden/>
+              </w:rPr>
+              <w:fldChar w:fldCharType="separate"/>
+            </w:r>
+            <w:r>
+              <w:rPr>
+                <w:noProof/>
+                <w:webHidden/>
+              </w:rPr>
+              <w:t>4</w:t>
+            </w:r>
+            <w:r>
+              <w:rPr>
+                <w:noProof/>
+                <w:webHidden/>
+              </w:rPr>
+              <w:fldChar w:fldCharType="end"/>
+            </w:r>
+          </w:hyperlink>
+        </w:p>
+        <w:p>
+          <w:pPr>
+            <w:pStyle w:val="TDC2"/>
+            <w:tabs>
+              <w:tab w:val="right" w:leader="dot" w:pos="9017"/>
+            </w:tabs>
+            <w:rPr>
+              <w:rFonts w:eastAsiaTheme="minorEastAsia"/>
+              <w:noProof/>
+              <w:lang w:eastAsia="es-CO"/>
+            </w:rPr>
+          </w:pPr>
+          <w:hyperlink w:anchor="_Toc224292834" w:history="1">
+            <w:r>
+              <w:rPr>
+                <w:rStyle w:val="Hipervnculo"/>
+                <w:rFonts w:ascii="Times New Roman" w:hAnsi="Times New Roman" w:cs="Times New Roman"/>
+                <w:noProof/>
+                <w:lang w:val="es-ES"/>
+              </w:rPr>
+              <w:t>Salida:</w:t>
+            </w:r>
+            <w:r>
+              <w:rPr>
+                <w:noProof/>
+                <w:webHidden/>
+              </w:rPr>
+              <w:tab/>
+            </w:r>
+            <w:r>
+              <w:rPr>
+                <w:noProof/>
+                <w:webHidden/>
+              </w:rPr>
+              <w:fldChar w:fldCharType="begin"/>
+            </w:r>
+            <w:r>
+              <w:rPr>
+                <w:noProof/>
+                <w:webHidden/>
+              </w:rPr>
+              <w:instrText xml:space="preserve"> PAGEREF _Toc224292834 \h </w:instrText>
+            </w:r>
+            <w:r>
+              <w:rPr>
+                <w:noProof/>
+                <w:webHidden/>
+              </w:rPr>
+            </w:r>
+            <w:r>
+              <w:rPr>
+                <w:noProof/>
+                <w:webHidden/>
+              </w:rPr>
+              <w:fldChar w:fldCharType="separate"/>
+            </w:r>
+            <w:r>
+              <w:rPr>
+                <w:noProof/>
+                <w:webHidden/>
+              </w:rPr>
+              <w:t>5</w:t>
+            </w:r>
+            <w:r>
+              <w:rPr>
+                <w:noProof/>
+                <w:webHidden/>
+              </w:rPr>
+              <w:fldChar w:fldCharType="end"/>
+            </w:r>
+          </w:hyperlink>
+        </w:p>
+        <w:p>
+          <w:pPr>
+            <w:pStyle w:val="TDC1"/>
+            <w:tabs>
+              <w:tab w:val="right" w:leader="dot" w:pos="9017"/>
+            </w:tabs>
+            <w:rPr>
+              <w:rFonts w:eastAsiaTheme="minorEastAsia"/>
+              <w:noProof/>
+              <w:lang w:eastAsia="es-CO"/>
+            </w:rPr>
+          </w:pPr>
+          <w:hyperlink w:anchor="_Toc224292835" w:history="1">
+            <w:r>
+              <w:rPr>
+                <w:rStyle w:val="Hipervnculo"/>
+                <w:rFonts w:ascii="Times New Roman" w:hAnsi="Times New Roman" w:cs="Times New Roman"/>
+                <w:noProof/>
+              </w:rPr>
+              <w:t>Conclusión</w:t>
+            </w:r>
+            <w:r>
+              <w:rPr>
+                <w:noProof/>
+                <w:webHidden/>
+              </w:rPr>
+              <w:tab/>
+            </w:r>
+            <w:r>
+              <w:rPr>
+                <w:noProof/>
+                <w:webHidden/>
+              </w:rPr>
+              <w:fldChar w:fldCharType="begin"/>
+            </w:r>
+            <w:r>
+              <w:rPr>
+                <w:noProof/>
+                <w:webHidden/>
+              </w:rPr>
+              <w:instrText xml:space="preserve"> PAGEREF _Toc224292835 \h </w:instrText>
+            </w:r>
+            <w:r>
+              <w:rPr>
+                <w:noProof/>
+                <w:webHidden/>
+              </w:rPr>
+            </w:r>
+            <w:r>
+              <w:rPr>
+                <w:noProof/>
+                <w:webHidden/>
+              </w:rPr>
+              <w:fldChar w:fldCharType="separate"/>
+            </w:r>
+            <w:r>
+              <w:rPr>
+                <w:noProof/>
+                <w:webHidden/>
+              </w:rPr>
+              <w:t>5</w:t>
+            </w:r>
+            <w:r>
+              <w:rPr>
+                <w:noProof/>
+                <w:webHidden/>
+              </w:rPr>
+              <w:fldChar w:fldCharType="end"/>
+            </w:r>
+          </w:hyperlink>
+        </w:p>
+        <w:p>
+          <w:pPr>
+            <w:pStyle w:val="TDC1"/>
+            <w:tabs>
+              <w:tab w:val="right" w:leader="dot" w:pos="9017"/>
+            </w:tabs>
+            <w:rPr>
+              <w:rFonts w:eastAsiaTheme="minorEastAsia"/>
+              <w:noProof/>
+              <w:lang w:eastAsia="es-CO"/>
+            </w:rPr>
+          </w:pPr>
+          <w:hyperlink w:anchor="_Toc224292836" w:history="1">
+            <w:r>
+              <w:rPr>
+                <w:rStyle w:val="Hipervnculo"/>
+                <w:noProof/>
+              </w:rPr>
+              <w:t>Diagrama de proceso</w:t>
+            </w:r>
+            <w:r>
+              <w:rPr>
+                <w:noProof/>
+                <w:webHidden/>
+              </w:rPr>
+              <w:tab/>
+            </w:r>
+            <w:r>
+              <w:rPr>
+                <w:noProof/>
+                <w:webHidden/>
+              </w:rPr>
+              <w:fldChar w:fldCharType="begin"/>
+            </w:r>
+            <w:r>
+              <w:rPr>
+                <w:noProof/>
+                <w:webHidden/>
+              </w:rPr>
+              <w:instrText xml:space="preserve"> PAGEREF _Toc224292836 \h </w:instrText>
+            </w:r>
+            <w:r>
+              <w:rPr>
+                <w:noProof/>
+                <w:webHidden/>
+              </w:rPr>
+            </w:r>
+            <w:r>
+              <w:rPr>
+                <w:noProof/>
+                <w:webHidden/>
+              </w:rPr>
+              <w:fldChar w:fldCharType="separate"/>
+            </w:r>
+            <w:r>
+              <w:rPr>
+                <w:noProof/>
+                <w:webHidden/>
+              </w:rPr>
+              <w:t>6</w:t>
+            </w:r>
+            <w:r>
+              <w:rPr>
+                <w:noProof/>
+                <w:webHidden/>
+              </w:rPr>
+              <w:fldChar w:fldCharType="end"/>
+            </w:r>
+          </w:hyperlink>
+        </w:p>
+        <w:p>
+          <w:pPr>
+            <w:pStyle w:val="TDC1"/>
+            <w:tabs>
+              <w:tab w:val="right" w:leader="dot" w:pos="9017"/>
+            </w:tabs>
+            <w:rPr>
+              <w:rFonts w:eastAsiaTheme="minorEastAsia"/>
+              <w:noProof/>
+              <w:lang w:eastAsia="es-CO"/>
+            </w:rPr>
+          </w:pPr>
+          <w:hyperlink w:anchor="_Toc224292837" w:history="1">
+            <w:r>
+              <w:rPr>
+                <w:rStyle w:val="Hipervnculo"/>
+                <w:rFonts w:ascii="Times New Roman" w:hAnsi="Times New Roman" w:cs="Times New Roman"/>
+                <w:noProof/>
+              </w:rPr>
+              <w:t>Pronts IA</w:t>
+            </w:r>
+            <w:r>
+              <w:rPr>
+                <w:noProof/>
+                <w:webHidden/>
+              </w:rPr>
+              <w:tab/>
+            </w:r>
+            <w:r>
+              <w:rPr>
+                <w:noProof/>
+                <w:webHidden/>
+              </w:rPr>
+              <w:fldChar w:fldCharType="begin"/>
+            </w:r>
+            <w:r>
+              <w:rPr>
+                <w:noProof/>
+                <w:webHidden/>
+              </w:rPr>
+              <w:instrText xml:space="preserve"> PAGEREF _Toc224292837 \h </w:instrText>
+            </w:r>
+            <w:r>
+              <w:rPr>
+                <w:noProof/>
+                <w:webHidden/>
+              </w:rPr>
+            </w:r>
+            <w:r>
+              <w:rPr>
+                <w:noProof/>
+                <w:webHidden/>
+              </w:rPr>
+              <w:fldChar w:fldCharType="separate"/>
+            </w:r>
+            <w:r>
+              <w:rPr>
+                <w:noProof/>
+                <w:webHidden/>
+              </w:rPr>
+              <w:t>7</w:t>
+            </w:r>
+            <w:r>
+              <w:rPr>
+                <w:noProof/>
+                <w:webHidden/>
+              </w:rPr>
+              <w:fldChar w:fldCharType="end"/>
+            </w:r>
+          </w:hyperlink>
+        </w:p>
+        <w:p>
+          <w:pPr>
+            <w:rPr>
+              <w:rFonts w:ascii="Times New Roman" w:hAnsi="Times New Roman" w:cs="Times New Roman"/>
+              <w:sz w:val="28"/>
+              <w:szCs w:val="28"/>
+            </w:rPr>
+          </w:pPr>
+          <w:r>
+            <w:rPr>
+              <w:rFonts w:ascii="Times New Roman" w:hAnsi="Times New Roman" w:cs="Times New Roman"/>
+              <w:b/>
+              <w:bCs/>
+              <w:sz w:val="28"/>
+              <w:szCs w:val="28"/>
+              <w:lang w:val="es-ES"/>
+            </w:rPr>
+            <w:fldChar w:fldCharType="end"/>
+          </w:r>
+        </w:p>
+      </w:sdtContent>
+    </w:sdt>
+    <w:p>
+      <w:pPr>
+        <w:rPr>
+          <w:rFonts w:ascii="Times New Roman" w:hAnsi="Times New Roman" w:cs="Times New Roman"/>
+          <w:sz w:val="28"/>
+          <w:szCs w:val="28"/>
+        </w:rPr>
+      </w:pPr>
+    </w:p>
+    <w:p>
+      <w:pPr>
+        <w:rPr>
+          <w:rFonts w:ascii="Times New Roman" w:eastAsiaTheme="majorEastAsia" w:hAnsi="Times New Roman" w:cs="Times New Roman"/>
+          <w:b/>
+          <w:color w:val="EE0000"/>
+          <w:spacing w:val="-10"/>
+          <w:kern w:val="28"/>
+          <w:sz w:val="28"/>
+          <w:szCs w:val="28"/>
+        </w:rPr>
+      </w:pPr>
+      <w:r>
+        <w:rPr>
+          <w:rFonts w:ascii="Times New Roman" w:hAnsi="Times New Roman" w:cs="Times New Roman"/>
+          <w:sz w:val="28"/>
+          <w:szCs w:val="28"/>
+        </w:rPr>
+        <w:br w:type="page"/>
+      </w:r>
+    </w:p>
+    <w:p>
+      <w:pPr>
+        <w:pStyle w:val="Ttulo1"/>
+        <w:rPr>
+          <w:rFonts w:ascii="Times New Roman" w:hAnsi="Times New Roman" w:cs="Times New Roman"/>
+        </w:rPr>
+      </w:pPr>
+      <w:bookmarkStart w:id="0" w:name="_Toc224292825"/>
+      <w:r>
+        <w:rPr>
+          <w:rFonts w:ascii="Times New Roman" w:hAnsi="Times New Roman" w:cs="Times New Roman"/>
+        </w:rPr>
+        <w:lastRenderedPageBreak/>
+        <w:t>Introducción</w:t>
+      </w:r>
+      <w:bookmarkEnd w:id="0"/>
+    </w:p>
+    <w:p>
+      <w:pPr>
+        <w:rPr>
+          <w:rFonts w:ascii="Times New Roman" w:hAnsi="Times New Roman" w:cs="Times New Roman"/>
+          <w:lang w:val="es-ES"/>
+        </w:rPr>
+      </w:pPr>
+      <w:r>
+        <w:rPr>
+          <w:rFonts w:ascii="Times New Roman" w:hAnsi="Times New Roman" w:cs="Times New Roman"/>
+          <w:lang w:val="es-ES"/>
+        </w:rPr>
+        <w:t xml:space="preserve">Análisis de datos de un programa para gestionar </w:t>
+      </w:r>
+      <w:r>
+        <w:rPr>
+          <w:rFonts w:ascii="Times New Roman" w:hAnsi="Times New Roman" w:cs="Times New Roman"/>
+          <w:lang w:val="es-ES"/>
+        </w:rPr>
+        <w:t>la velocidad máxima de los vehículos y multas si corresponden</w:t>
+      </w:r>
+    </w:p>
+    <w:p>
+      <w:pPr>
+        <w:rPr>
+          <w:rFonts w:ascii="Times New Roman" w:hAnsi="Times New Roman" w:cs="Times New Roman"/>
+          <w:lang w:val="es-ES"/>
+        </w:rPr>
+      </w:pPr>
+    </w:p>
+    <w:p>
+      <w:pPr>
+        <w:pStyle w:val="Ttulo1"/>
+        <w:rPr>
+          <w:rFonts w:ascii="Times New Roman" w:hAnsi="Times New Roman" w:cs="Times New Roman"/>
+        </w:rPr>
+      </w:pPr>
+      <w:bookmarkStart w:id="1" w:name="_Toc224292826"/>
+      <w:r>
+        <w:rPr>
+          <w:rFonts w:ascii="Times New Roman" w:hAnsi="Times New Roman" w:cs="Times New Roman"/>
+        </w:rPr>
+        <w:t>Justificación</w:t>
+      </w:r>
+      <w:bookmarkEnd w:id="1"/>
+    </w:p>
+    <w:p>
+      <w:pPr>
+        <w:rPr>
+          <w:rFonts w:ascii="Times New Roman" w:hAnsi="Times New Roman" w:cs="Times New Roman"/>
+          <w:lang w:val="es-ES"/>
+        </w:rPr>
+      </w:pPr>
+      <w:r>
+        <w:rPr>
+          <w:rFonts w:ascii="Times New Roman" w:hAnsi="Times New Roman" w:cs="Times New Roman"/>
+          <w:lang w:val="es-ES"/>
+        </w:rPr>
+        <w:t xml:space="preserve">Se hace este análisis para </w:t>
+      </w:r>
+      <w:r>
+        <w:rPr>
+          <w:rFonts w:ascii="Times New Roman" w:hAnsi="Times New Roman" w:cs="Times New Roman"/>
+          <w:lang w:val="es-ES"/>
+        </w:rPr>
+        <w:t>averiguar la capacidad lógica para resolver un problema planteado para calcular la velocidad limite en las vías de la ciudad de Bogotá D.C. y así poder reducir los accidentes viales y generar conciencia</w:t>
+      </w:r>
+    </w:p>
+    <w:p>
+      <w:pPr>
+        <w:rPr>
+          <w:rFonts w:ascii="Times New Roman" w:hAnsi="Times New Roman" w:cs="Times New Roman"/>
+          <w:lang w:val="es-ES"/>
+        </w:rPr>
+      </w:pPr>
+    </w:p>
+    <w:p>
+      <w:pPr>
+        <w:pStyle w:val="Ttulo1"/>
+        <w:rPr>
+          <w:rFonts w:ascii="Times New Roman" w:hAnsi="Times New Roman" w:cs="Times New Roman"/>
+        </w:rPr>
+      </w:pPr>
+      <w:bookmarkStart w:id="2" w:name="_Toc224292827"/>
+      <w:r>
+        <w:rPr>
+          <w:rFonts w:ascii="Times New Roman" w:hAnsi="Times New Roman" w:cs="Times New Roman"/>
+        </w:rPr>
+        <w:t>Definición del problema</w:t>
+      </w:r>
+      <w:bookmarkEnd w:id="2"/>
+    </w:p>
+    <w:p>
+      <w:pPr>
+        <w:rPr>
+          <w:rFonts w:ascii="Times New Roman" w:hAnsi="Times New Roman" w:cs="Times New Roman"/>
+          <w:lang w:val="es-ES"/>
+        </w:rPr>
+      </w:pPr>
+      <w:r>
+        <w:rPr>
+          <w:rFonts w:ascii="Times New Roman" w:hAnsi="Times New Roman" w:cs="Times New Roman"/>
+          <w:lang w:val="es-ES"/>
+        </w:rPr>
+        <w:t>Actualmente en la ciudad se han incrementado los accidentes al volante de carros, motos, buses del SITP (sistema integrado de transporte publico</w:t>
+      </w:r>
+      <w:r>
+        <w:rPr>
+          <w:rFonts w:ascii="Times New Roman" w:hAnsi="Times New Roman" w:cs="Times New Roman"/>
+          <w:lang w:val="es-ES"/>
+        </w:rPr>
+        <w:t>)</w:t>
+      </w:r>
+    </w:p>
+    <w:p>
+      <w:pPr>
+        <w:rPr>
+          <w:rFonts w:ascii="Times New Roman" w:hAnsi="Times New Roman" w:cs="Times New Roman"/>
+          <w:lang w:val="es-ES"/>
+        </w:rPr>
+      </w:pPr>
+    </w:p>
+    <w:p>
+      <w:pPr>
+        <w:pStyle w:val="Ttulo1"/>
+        <w:rPr>
+          <w:rFonts w:ascii="Times New Roman" w:hAnsi="Times New Roman" w:cs="Times New Roman"/>
+          <w:lang w:val="es-ES"/>
+        </w:rPr>
+      </w:pPr>
+      <w:bookmarkStart w:id="3" w:name="_Toc224292828"/>
+      <w:r>
+        <w:rPr>
+          <w:rFonts w:ascii="Times New Roman" w:hAnsi="Times New Roman" w:cs="Times New Roman"/>
+          <w:lang w:val="es-ES"/>
+        </w:rPr>
+        <w:t>Contexto</w:t>
+      </w:r>
+      <w:bookmarkEnd w:id="3"/>
+    </w:p>
+    <w:p>
+      <w:pPr>
+        <w:rPr>
+          <w:rFonts w:ascii="Times New Roman" w:hAnsi="Times New Roman" w:cs="Times New Roman"/>
+          <w:lang w:val="es-ES"/>
+        </w:rPr>
+      </w:pPr>
+      <w:r>
+        <w:rPr>
+          <w:rFonts w:ascii="Times New Roman" w:hAnsi="Times New Roman" w:cs="Times New Roman"/>
+          <w:lang w:val="es-ES"/>
+        </w:rPr>
+        <w:t>En los meses finales del año 2025 e inicios del 2026 se han presentado un incremento de accidentes viales debido a la falta de conciencia de muchas personas al volante, exceso de velocidad en vías bastante transitadas e imprudencias de los conductores y falta de tolerancia</w:t>
+      </w:r>
+    </w:p>
+    <w:p>
+      <w:pPr>
+        <w:rPr>
+          <w:rFonts w:ascii="Times New Roman" w:hAnsi="Times New Roman" w:cs="Times New Roman"/>
+          <w:lang w:val="es-ES"/>
+        </w:rPr>
+      </w:pPr>
+    </w:p>
+    <w:p>
+      <w:pPr>
+        <w:pStyle w:val="Ttulo1"/>
+        <w:rPr>
+          <w:rFonts w:ascii="Times New Roman" w:hAnsi="Times New Roman" w:cs="Times New Roman"/>
+          <w:lang w:val="es-ES"/>
+        </w:rPr>
+      </w:pPr>
+      <w:bookmarkStart w:id="4" w:name="_Toc224292829"/>
+      <w:r>
+        <w:rPr>
+          <w:rFonts w:ascii="Times New Roman" w:hAnsi="Times New Roman" w:cs="Times New Roman"/>
+          <w:lang w:val="es-ES"/>
+        </w:rPr>
+        <w:t>Objetivo</w:t>
+      </w:r>
+      <w:bookmarkEnd w:id="4"/>
+    </w:p>
+    <w:p>
+      <w:pPr>
+        <w:rPr>
+          <w:rFonts w:ascii="Times New Roman" w:hAnsi="Times New Roman" w:cs="Times New Roman"/>
+          <w:lang w:val="es-ES"/>
+        </w:rPr>
+      </w:pPr>
+      <w:r>
+        <w:rPr>
+          <w:rFonts w:ascii="Times New Roman" w:hAnsi="Times New Roman" w:cs="Times New Roman"/>
+          <w:lang w:val="es-ES"/>
+        </w:rPr>
+        <w:t>Se busca bajar la cantidad de accidentes en la ciudad para este nuevo año y aun mas debido a las elecciones presidenciales que se acercan, generar conciencia en los conductores a nivel Bogotá más que todo</w:t>
+      </w:r>
+      <w:r>
+        <w:rPr>
+          <w:rFonts w:ascii="Times New Roman" w:hAnsi="Times New Roman" w:cs="Times New Roman"/>
+          <w:lang w:val="es-ES"/>
+        </w:rPr>
+        <w:t xml:space="preserve"> ya que en esta nueva generación que salen a las calles son una gran cantidad de jóvenes con mucho futuro por delante</w:t>
+      </w:r>
+    </w:p>
+    <w:p>
+      <w:pPr>
+        <w:rPr>
+          <w:rFonts w:ascii="Times New Roman" w:hAnsi="Times New Roman" w:cs="Times New Roman"/>
+          <w:lang w:val="es-ES"/>
+        </w:rPr>
+      </w:pPr>
+    </w:p>
+    <w:p>
+      <w:pPr>
+        <w:rPr>
+          <w:rFonts w:ascii="Times New Roman" w:hAnsi="Times New Roman" w:cs="Times New Roman"/>
+          <w:lang w:val="es-ES"/>
+        </w:rPr>
+      </w:pPr>
+    </w:p>
+    <w:p>
+      <w:pPr>
+        <w:pStyle w:val="Ttulo1"/>
+        <w:rPr>
+          <w:rFonts w:ascii="Times New Roman" w:hAnsi="Times New Roman" w:cs="Times New Roman"/>
+          <w:lang w:val="es-ES"/>
+        </w:rPr>
+      </w:pPr>
+    </w:p>
+    <w:p>
+      <w:pPr>
+        <w:rPr>
+          <w:rFonts w:ascii="Times New Roman" w:eastAsiaTheme="majorEastAsia" w:hAnsi="Times New Roman" w:cs="Times New Roman"/>
+          <w:color w:val="0F4761" w:themeColor="accent1" w:themeShade="BF"/>
+          <w:sz w:val="40"/>
+          <w:szCs w:val="40"/>
+          <w:lang w:val="es-ES"/>
+        </w:rPr>
+      </w:pPr>
+      <w:r>
+        <w:rPr>
+          <w:rFonts w:ascii="Times New Roman" w:hAnsi="Times New Roman" w:cs="Times New Roman"/>
+          <w:lang w:val="es-ES"/>
+        </w:rPr>
+        <w:br w:type="page"/>
+      </w:r>
+    </w:p>
+    <w:p>
+      <w:pPr>
+        <w:pStyle w:val="Ttulo1"/>
+        <w:rPr>
+          <w:lang w:val="es-ES"/>
+        </w:rPr>
+      </w:pPr>
+      <w:bookmarkStart w:id="5" w:name="_Toc224292830"/>
+      <w:r>
+        <w:rPr>
+          <w:lang w:val="es-ES"/>
+        </w:rPr>
+        <w:lastRenderedPageBreak/>
+        <w:t>Tabla de procesos</w:t>
+      </w:r>
+      <w:bookmarkEnd w:id="5"/>
+    </w:p>
+    <w:tbl>
+      <w:tblPr>
+        <w:tblStyle w:val="Tablaconcuadrcula"/>
+        <w:tblpPr w:leftFromText="141" w:rightFromText="141" w:horzAnchor="margin" w:tblpY="739"/>
+        <w:tblW w:w="0" w:type="auto"/>
+        <w:tblLook w:val="04A0" w:firstRow="1" w:lastRow="0" w:firstColumn="1" w:lastColumn="0" w:noHBand="0" w:noVBand="1"/>
+      </w:tblPr>
+      <w:tblGrid>
+        <w:gridCol w:w="2254"/>
+        <w:gridCol w:w="2254"/>
+        <w:gridCol w:w="2254"/>
+        <w:gridCol w:w="2255"/>
+      </w:tblGrid>
+      <w:tr>
+        <w:tc>
+          <w:tcPr>
+            <w:tcW w:w="2254" w:type="dxa"/>
+          </w:tcPr>
+          <w:p>
+            <w:pPr>
+              <w:rPr>
+                <w:rFonts w:ascii="Times New Roman" w:hAnsi="Times New Roman" w:cs="Times New Roman"/>
+                <w:b/>
+                <w:bCs/>
+                <w:lang w:val="es-ES"/>
+              </w:rPr>
+            </w:pPr>
+            <w:r>
+              <w:rPr>
+                <w:rFonts w:ascii="Times New Roman" w:hAnsi="Times New Roman" w:cs="Times New Roman"/>
+                <w:b/>
+                <w:bCs/>
+                <w:lang w:val="es-ES"/>
+              </w:rPr>
+              <w:t>Etapa</w:t>
+            </w:r>
+          </w:p>
+        </w:tc>
+        <w:tc>
+          <w:tcPr>
+            <w:tcW w:w="2254" w:type="dxa"/>
+          </w:tcPr>
+          <w:p>
+            <w:pPr>
+              <w:rPr>
+                <w:rFonts w:ascii="Times New Roman" w:hAnsi="Times New Roman" w:cs="Times New Roman"/>
+                <w:b/>
+                <w:bCs/>
+                <w:lang w:val="es-ES"/>
+              </w:rPr>
+            </w:pPr>
+            <w:r>
+              <w:rPr>
+                <w:rFonts w:ascii="Times New Roman" w:hAnsi="Times New Roman" w:cs="Times New Roman"/>
+                <w:b/>
+                <w:bCs/>
+                <w:lang w:val="es-ES"/>
+              </w:rPr>
+              <w:t>Dato/Descripción</w:t>
+            </w:r>
+          </w:p>
+        </w:tc>
+        <w:tc>
+          <w:tcPr>
+            <w:tcW w:w="2254" w:type="dxa"/>
+          </w:tcPr>
+          <w:p>
+            <w:pPr>
+              <w:rPr>
+                <w:rFonts w:ascii="Times New Roman" w:hAnsi="Times New Roman" w:cs="Times New Roman"/>
+                <w:b/>
+                <w:bCs/>
+                <w:lang w:val="es-ES"/>
+              </w:rPr>
+            </w:pPr>
+            <w:r>
+              <w:rPr>
+                <w:rFonts w:ascii="Times New Roman" w:hAnsi="Times New Roman" w:cs="Times New Roman"/>
+                <w:b/>
+                <w:bCs/>
+                <w:lang w:val="es-ES"/>
+              </w:rPr>
+              <w:t>Tipo de dato</w:t>
+            </w:r>
+          </w:p>
+        </w:tc>
+        <w:tc>
+          <w:tcPr>
+            <w:tcW w:w="2255" w:type="dxa"/>
+          </w:tcPr>
+          <w:p>
+            <w:pPr>
+              <w:rPr>
+                <w:rFonts w:ascii="Times New Roman" w:hAnsi="Times New Roman" w:cs="Times New Roman"/>
+                <w:b/>
+                <w:bCs/>
+                <w:lang w:val="es-ES"/>
+              </w:rPr>
+            </w:pPr>
+            <w:r>
+              <w:rPr>
+                <w:rFonts w:ascii="Times New Roman" w:hAnsi="Times New Roman" w:cs="Times New Roman"/>
+                <w:b/>
+                <w:bCs/>
+                <w:lang w:val="es-ES"/>
+              </w:rPr>
+              <w:t>Ejemplo</w:t>
+            </w:r>
+          </w:p>
+        </w:tc>
+      </w:tr>
+      <w:tr>
+        <w:tc>
+          <w:tcPr>
+            <w:tcW w:w="2254" w:type="dxa"/>
+          </w:tcPr>
+          <w:p>
+            <w:pPr>
+              <w:rPr>
+                <w:rFonts w:ascii="Times New Roman" w:hAnsi="Times New Roman" w:cs="Times New Roman"/>
+                <w:lang w:val="es-ES"/>
+              </w:rPr>
+            </w:pPr>
+            <w:r>
+              <w:rPr>
+                <w:rFonts w:ascii="Times New Roman" w:hAnsi="Times New Roman" w:cs="Times New Roman"/>
+                <w:lang w:val="es-ES"/>
+              </w:rPr>
+              <w:t>Entrada</w:t>
+            </w:r>
+          </w:p>
+        </w:tc>
+        <w:tc>
+          <w:tcPr>
+            <w:tcW w:w="2254" w:type="dxa"/>
+          </w:tcPr>
+          <w:p>
+            <w:pPr>
+              <w:rPr>
+                <w:rFonts w:ascii="Times New Roman" w:hAnsi="Times New Roman" w:cs="Times New Roman"/>
+                <w:lang w:val="es-ES"/>
+              </w:rPr>
+            </w:pPr>
+            <w:r>
+              <w:rPr>
+                <w:rFonts w:ascii="Times New Roman" w:hAnsi="Times New Roman" w:cs="Times New Roman"/>
+                <w:lang w:val="es-ES"/>
+              </w:rPr>
+              <w:t>Placa del vehículo</w:t>
+            </w:r>
+          </w:p>
+        </w:tc>
+        <w:tc>
+          <w:tcPr>
+            <w:tcW w:w="2254" w:type="dxa"/>
+          </w:tcPr>
+          <w:p>
+            <w:pPr>
+              <w:rPr>
+                <w:rFonts w:ascii="Times New Roman" w:hAnsi="Times New Roman" w:cs="Times New Roman"/>
+                <w:lang w:val="es-ES"/>
+              </w:rPr>
+            </w:pPr>
+            <w:r>
+              <w:rPr>
+                <w:rFonts w:ascii="Times New Roman" w:hAnsi="Times New Roman" w:cs="Times New Roman"/>
+                <w:lang w:val="es-ES"/>
+              </w:rPr>
+              <w:t>String (str)</w:t>
+            </w:r>
+          </w:p>
+        </w:tc>
+        <w:tc>
+          <w:tcPr>
+            <w:tcW w:w="2255" w:type="dxa"/>
+          </w:tcPr>
+          <w:p>
+            <w:pPr>
+              <w:rPr>
+                <w:rFonts w:ascii="Times New Roman" w:hAnsi="Times New Roman" w:cs="Times New Roman"/>
+                <w:lang w:val="es-ES"/>
+              </w:rPr>
+            </w:pPr>
+            <w:r>
+              <w:rPr>
+                <w:rFonts w:ascii="Times New Roman" w:hAnsi="Times New Roman" w:cs="Times New Roman"/>
+                <w:lang w:val="es-ES"/>
+              </w:rPr>
+              <w:t>ABC123</w:t>
+            </w:r>
+          </w:p>
+        </w:tc>
+      </w:tr>
+      <w:tr>
+        <w:tc>
+          <w:tcPr>
+            <w:tcW w:w="2254" w:type="dxa"/>
+          </w:tcPr>
+          <w:p>
+            <w:pPr>
+              <w:rPr>
+                <w:rFonts w:ascii="Times New Roman" w:hAnsi="Times New Roman" w:cs="Times New Roman"/>
+                <w:lang w:val="es-ES"/>
+              </w:rPr>
+            </w:pPr>
+            <w:r>
+              <w:rPr>
+                <w:rFonts w:ascii="Times New Roman" w:hAnsi="Times New Roman" w:cs="Times New Roman"/>
+                <w:lang w:val="es-ES"/>
+              </w:rPr>
+              <w:t>Entrada</w:t>
+            </w:r>
+          </w:p>
+        </w:tc>
+        <w:tc>
+          <w:tcPr>
+            <w:tcW w:w="2254" w:type="dxa"/>
+          </w:tcPr>
+          <w:p>
+            <w:pPr>
+              <w:rPr>
+                <w:rFonts w:ascii="Times New Roman" w:hAnsi="Times New Roman" w:cs="Times New Roman"/>
+                <w:lang w:val="es-ES"/>
+              </w:rPr>
+            </w:pPr>
+            <w:r>
+              <w:rPr>
+                <w:rFonts w:ascii="Times New Roman" w:hAnsi="Times New Roman" w:cs="Times New Roman"/>
+                <w:lang w:val="es-ES"/>
+              </w:rPr>
+              <w:t>Velocidad ingresada</w:t>
+            </w:r>
+          </w:p>
+        </w:tc>
+        <w:tc>
+          <w:tcPr>
+            <w:tcW w:w="2254" w:type="dxa"/>
+          </w:tcPr>
+          <w:p>
+            <w:pPr>
+              <w:rPr>
+                <w:rFonts w:ascii="Times New Roman" w:hAnsi="Times New Roman" w:cs="Times New Roman"/>
+                <w:lang w:val="es-ES"/>
+              </w:rPr>
+            </w:pPr>
+            <w:r>
+              <w:rPr>
+                <w:rFonts w:ascii="Times New Roman" w:hAnsi="Times New Roman" w:cs="Times New Roman"/>
+                <w:lang w:val="es-ES"/>
+              </w:rPr>
+              <w:t>Float (float)</w:t>
+            </w:r>
+          </w:p>
+        </w:tc>
+        <w:tc>
+          <w:tcPr>
+            <w:tcW w:w="2255" w:type="dxa"/>
+          </w:tcPr>
+          <w:p>
+            <w:pPr>
+              <w:rPr>
+                <w:rFonts w:ascii="Times New Roman" w:hAnsi="Times New Roman" w:cs="Times New Roman"/>
+                <w:lang w:val="es-ES"/>
+              </w:rPr>
+            </w:pPr>
+            <w:r>
+              <w:rPr>
+                <w:rFonts w:ascii="Times New Roman" w:hAnsi="Times New Roman" w:cs="Times New Roman"/>
+                <w:lang w:val="es-ES"/>
+              </w:rPr>
+              <w:t>99</w:t>
+            </w:r>
+          </w:p>
+        </w:tc>
+      </w:tr>
+      <w:tr>
+        <w:tc>
+          <w:tcPr>
+            <w:tcW w:w="2254" w:type="dxa"/>
+          </w:tcPr>
+          <w:p>
+            <w:pPr>
+              <w:rPr>
+                <w:rFonts w:ascii="Times New Roman" w:hAnsi="Times New Roman" w:cs="Times New Roman"/>
+                <w:lang w:val="es-ES"/>
+              </w:rPr>
+            </w:pPr>
+            <w:r>
+              <w:rPr>
+                <w:rFonts w:ascii="Times New Roman" w:hAnsi="Times New Roman" w:cs="Times New Roman"/>
+                <w:lang w:val="es-ES"/>
+              </w:rPr>
+              <w:t>Entrada</w:t>
+            </w:r>
+          </w:p>
+        </w:tc>
+        <w:tc>
+          <w:tcPr>
+            <w:tcW w:w="2254" w:type="dxa"/>
+          </w:tcPr>
+          <w:p>
+            <w:pPr>
+              <w:rPr>
+                <w:rFonts w:ascii="Times New Roman" w:hAnsi="Times New Roman" w:cs="Times New Roman"/>
+                <w:lang w:val="es-ES"/>
+              </w:rPr>
+            </w:pPr>
+            <w:r>
+              <w:rPr>
+                <w:rFonts w:ascii="Times New Roman" w:hAnsi="Times New Roman" w:cs="Times New Roman"/>
+                <w:lang w:val="es-ES"/>
+              </w:rPr>
+              <w:t>Usuario/Contraseña</w:t>
+            </w:r>
+          </w:p>
+        </w:tc>
+        <w:tc>
+          <w:tcPr>
+            <w:tcW w:w="2254" w:type="dxa"/>
+          </w:tcPr>
+          <w:p>
+            <w:pPr>
+              <w:rPr>
+                <w:rFonts w:ascii="Times New Roman" w:hAnsi="Times New Roman" w:cs="Times New Roman"/>
+                <w:lang w:val="es-ES"/>
+              </w:rPr>
+            </w:pPr>
+            <w:r>
+              <w:rPr>
+                <w:rFonts w:ascii="Times New Roman" w:hAnsi="Times New Roman" w:cs="Times New Roman"/>
+                <w:lang w:val="es-ES"/>
+              </w:rPr>
+              <w:t>String (str)</w:t>
+            </w:r>
+          </w:p>
+        </w:tc>
+        <w:tc>
+          <w:tcPr>
+            <w:tcW w:w="2255" w:type="dxa"/>
+          </w:tcPr>
+          <w:p>
+            <w:pPr>
+              <w:rPr>
+                <w:rFonts w:ascii="Times New Roman" w:hAnsi="Times New Roman" w:cs="Times New Roman"/>
+                <w:lang w:val="es-ES"/>
+              </w:rPr>
+            </w:pPr>
+            <w:r>
+              <w:rPr>
+                <w:rFonts w:ascii="Times New Roman" w:hAnsi="Times New Roman" w:cs="Times New Roman"/>
+                <w:lang w:val="es-ES"/>
+              </w:rPr>
+              <w:t>Admin/sena123</w:t>
+            </w:r>
+          </w:p>
+        </w:tc>
+      </w:tr>
+      <w:tr>
+        <w:tc>
+          <w:tcPr>
+            <w:tcW w:w="2254" w:type="dxa"/>
+          </w:tcPr>
+          <w:p>
+            <w:pPr>
+              <w:rPr>
+                <w:rFonts w:ascii="Times New Roman" w:hAnsi="Times New Roman" w:cs="Times New Roman"/>
+                <w:lang w:val="es-ES"/>
+              </w:rPr>
+            </w:pPr>
+            <w:r>
+              <w:rPr>
+                <w:rFonts w:ascii="Times New Roman" w:hAnsi="Times New Roman" w:cs="Times New Roman"/>
+                <w:lang w:val="es-ES"/>
+              </w:rPr>
+              <w:t>Proceso</w:t>
+            </w:r>
+          </w:p>
+        </w:tc>
+        <w:tc>
+          <w:tcPr>
+            <w:tcW w:w="2254" w:type="dxa"/>
+          </w:tcPr>
+          <w:p>
+            <w:pPr>
+              <w:rPr>
+                <w:rFonts w:ascii="Times New Roman" w:hAnsi="Times New Roman" w:cs="Times New Roman"/>
+                <w:lang w:val="es-ES"/>
+              </w:rPr>
+            </w:pPr>
+            <w:r>
+              <w:rPr>
+                <w:rFonts w:ascii="Times New Roman" w:hAnsi="Times New Roman" w:cs="Times New Roman"/>
+                <w:lang w:val="es-ES"/>
+              </w:rPr>
+              <w:t>Logica de infraccion</w:t>
+            </w:r>
+          </w:p>
+        </w:tc>
+        <w:tc>
+          <w:tcPr>
+            <w:tcW w:w="2254" w:type="dxa"/>
+          </w:tcPr>
+          <w:p>
+            <w:pPr>
+              <w:rPr>
+                <w:rFonts w:ascii="Times New Roman" w:hAnsi="Times New Roman" w:cs="Times New Roman"/>
+                <w:lang w:val="es-ES"/>
+              </w:rPr>
+            </w:pPr>
+            <w:r>
+              <w:rPr>
+                <w:rFonts w:ascii="Times New Roman" w:hAnsi="Times New Roman" w:cs="Times New Roman"/>
+                <w:lang w:val="es-ES"/>
+              </w:rPr>
+              <w:t>Boolean(bool)</w:t>
+            </w:r>
+          </w:p>
+        </w:tc>
+        <w:tc>
+          <w:tcPr>
+            <w:tcW w:w="2255" w:type="dxa"/>
+          </w:tcPr>
+          <w:p>
+            <w:pPr>
+              <w:rPr>
+                <w:rFonts w:ascii="Times New Roman" w:hAnsi="Times New Roman" w:cs="Times New Roman"/>
+                <w:lang w:val="es-ES"/>
+              </w:rPr>
+            </w:pPr>
+            <w:r>
+              <w:rPr>
+                <w:rFonts w:ascii="Times New Roman" w:hAnsi="Times New Roman" w:cs="Times New Roman"/>
+                <w:lang w:val="es-ES"/>
+              </w:rPr>
+              <w:t>True (si supera los120 km/h)</w:t>
+            </w:r>
+          </w:p>
+        </w:tc>
+      </w:tr>
+      <w:tr>
+        <w:tc>
+          <w:tcPr>
+            <w:tcW w:w="2254" w:type="dxa"/>
+          </w:tcPr>
+          <w:p>
+            <w:pPr>
+              <w:rPr>
+                <w:rFonts w:ascii="Times New Roman" w:hAnsi="Times New Roman" w:cs="Times New Roman"/>
+                <w:lang w:val="es-ES"/>
+              </w:rPr>
+            </w:pPr>
+            <w:r>
+              <w:rPr>
+                <w:rFonts w:ascii="Times New Roman" w:hAnsi="Times New Roman" w:cs="Times New Roman"/>
+                <w:lang w:val="es-ES"/>
+              </w:rPr>
+              <w:t>Proceso</w:t>
+            </w:r>
+          </w:p>
+        </w:tc>
+        <w:tc>
+          <w:tcPr>
+            <w:tcW w:w="2254" w:type="dxa"/>
+          </w:tcPr>
+          <w:p>
+            <w:pPr>
+              <w:rPr>
+                <w:rFonts w:ascii="Times New Roman" w:hAnsi="Times New Roman" w:cs="Times New Roman"/>
+                <w:lang w:val="es-ES"/>
+              </w:rPr>
+            </w:pPr>
+            <w:r>
+              <w:rPr>
+                <w:rFonts w:ascii="Times New Roman" w:hAnsi="Times New Roman" w:cs="Times New Roman"/>
+                <w:lang w:val="es-ES"/>
+              </w:rPr>
+              <w:t>Cálculo de la multa</w:t>
+            </w:r>
+          </w:p>
+        </w:tc>
+        <w:tc>
+          <w:tcPr>
+            <w:tcW w:w="2254" w:type="dxa"/>
+          </w:tcPr>
+          <w:p>
+            <w:pPr>
+              <w:rPr>
+                <w:rFonts w:ascii="Times New Roman" w:hAnsi="Times New Roman" w:cs="Times New Roman"/>
+                <w:lang w:val="es-ES"/>
+              </w:rPr>
+            </w:pPr>
+            <w:r>
+              <w:rPr>
+                <w:rFonts w:ascii="Times New Roman" w:hAnsi="Times New Roman" w:cs="Times New Roman"/>
+                <w:lang w:val="es-ES"/>
+              </w:rPr>
+              <w:t>Integer (int)</w:t>
+            </w:r>
+          </w:p>
+        </w:tc>
+        <w:tc>
+          <w:tcPr>
+            <w:tcW w:w="2255" w:type="dxa"/>
+          </w:tcPr>
+          <w:p>
+            <w:pPr>
+              <w:rPr>
+                <w:rFonts w:ascii="Times New Roman" w:hAnsi="Times New Roman" w:cs="Times New Roman"/>
+                <w:lang w:val="es-ES"/>
+              </w:rPr>
+            </w:pPr>
+            <w:r>
+              <w:rPr>
+                <w:rFonts w:ascii="Times New Roman" w:hAnsi="Times New Roman" w:cs="Times New Roman"/>
+                <w:lang w:val="es-ES"/>
+              </w:rPr>
+              <w:t>1100000 (valor entero)</w:t>
+            </w:r>
+          </w:p>
+        </w:tc>
+      </w:tr>
+      <w:tr>
+        <w:tc>
+          <w:tcPr>
+            <w:tcW w:w="2254" w:type="dxa"/>
+          </w:tcPr>
+          <w:p>
+            <w:pPr>
+              <w:rPr>
+                <w:rFonts w:ascii="Times New Roman" w:hAnsi="Times New Roman" w:cs="Times New Roman"/>
+                <w:lang w:val="es-ES"/>
+              </w:rPr>
+            </w:pPr>
+            <w:r>
+              <w:rPr>
+                <w:rFonts w:ascii="Times New Roman" w:hAnsi="Times New Roman" w:cs="Times New Roman"/>
+                <w:lang w:val="es-ES"/>
+              </w:rPr>
+              <w:t>Proceso</w:t>
+            </w:r>
+          </w:p>
+        </w:tc>
+        <w:tc>
+          <w:tcPr>
+            <w:tcW w:w="2254" w:type="dxa"/>
+          </w:tcPr>
+          <w:p>
+            <w:pPr>
+              <w:rPr>
+                <w:rFonts w:ascii="Times New Roman" w:hAnsi="Times New Roman" w:cs="Times New Roman"/>
+                <w:lang w:val="es-ES"/>
+              </w:rPr>
+            </w:pPr>
+            <w:r>
+              <w:rPr>
+                <w:rFonts w:ascii="Times New Roman" w:hAnsi="Times New Roman" w:cs="Times New Roman"/>
+                <w:lang w:val="es-ES"/>
+              </w:rPr>
+              <w:t>Registro en historial</w:t>
+            </w:r>
+          </w:p>
+        </w:tc>
+        <w:tc>
+          <w:tcPr>
+            <w:tcW w:w="2254" w:type="dxa"/>
+          </w:tcPr>
+          <w:p>
+            <w:pPr>
+              <w:rPr>
+                <w:rFonts w:ascii="Times New Roman" w:hAnsi="Times New Roman" w:cs="Times New Roman"/>
+                <w:lang w:val="es-ES"/>
+              </w:rPr>
+            </w:pPr>
+            <w:r>
+              <w:rPr>
+                <w:rFonts w:ascii="Times New Roman" w:hAnsi="Times New Roman" w:cs="Times New Roman"/>
+                <w:lang w:val="es-ES"/>
+              </w:rPr>
+              <w:t>List (list)</w:t>
+            </w:r>
+          </w:p>
+        </w:tc>
+        <w:tc>
+          <w:tcPr>
+            <w:tcW w:w="2255" w:type="dxa"/>
+          </w:tcPr>
+          <w:p>
+            <w:pPr>
+              <w:rPr>
+                <w:rFonts w:ascii="Times New Roman" w:hAnsi="Times New Roman" w:cs="Times New Roman"/>
+                <w:lang w:val="es-ES"/>
+              </w:rPr>
+            </w:pPr>
+            <w:r>
+              <w:rPr>
+                <w:rFonts w:ascii="Times New Roman" w:hAnsi="Times New Roman" w:cs="Times New Roman"/>
+                <w:lang w:val="es-ES"/>
+              </w:rPr>
+              <w:t>Multas_registradas</w:t>
+            </w:r>
+          </w:p>
+        </w:tc>
+      </w:tr>
+      <w:tr>
+        <w:tc>
+          <w:tcPr>
+            <w:tcW w:w="2254" w:type="dxa"/>
+          </w:tcPr>
+          <w:p>
+            <w:pPr>
+              <w:rPr>
+                <w:rFonts w:ascii="Times New Roman" w:hAnsi="Times New Roman" w:cs="Times New Roman"/>
+                <w:lang w:val="es-ES"/>
+              </w:rPr>
+            </w:pPr>
+            <w:r>
+              <w:rPr>
+                <w:rFonts w:ascii="Times New Roman" w:hAnsi="Times New Roman" w:cs="Times New Roman"/>
+                <w:lang w:val="es-ES"/>
+              </w:rPr>
+              <w:t>Salida</w:t>
+            </w:r>
+          </w:p>
+        </w:tc>
+        <w:tc>
+          <w:tcPr>
+            <w:tcW w:w="2254" w:type="dxa"/>
+          </w:tcPr>
+          <w:p>
+            <w:pPr>
+              <w:rPr>
+                <w:rFonts w:ascii="Times New Roman" w:hAnsi="Times New Roman" w:cs="Times New Roman"/>
+                <w:lang w:val="es-ES"/>
+              </w:rPr>
+            </w:pPr>
+            <w:r>
+              <w:rPr>
+                <w:rFonts w:ascii="Times New Roman" w:hAnsi="Times New Roman" w:cs="Times New Roman"/>
+                <w:lang w:val="es-ES"/>
+              </w:rPr>
+              <w:t>Tipo de multa</w:t>
+            </w:r>
+          </w:p>
+        </w:tc>
+        <w:tc>
+          <w:tcPr>
+            <w:tcW w:w="2254" w:type="dxa"/>
+          </w:tcPr>
+          <w:p>
+            <w:pPr>
+              <w:rPr>
+                <w:rFonts w:ascii="Times New Roman" w:hAnsi="Times New Roman" w:cs="Times New Roman"/>
+                <w:lang w:val="es-ES"/>
+              </w:rPr>
+            </w:pPr>
+            <w:r>
+              <w:rPr>
+                <w:rFonts w:ascii="Times New Roman" w:hAnsi="Times New Roman" w:cs="Times New Roman"/>
+                <w:lang w:val="es-ES"/>
+              </w:rPr>
+              <w:t>String (str)</w:t>
+            </w:r>
+          </w:p>
+        </w:tc>
+        <w:tc>
+          <w:tcPr>
+            <w:tcW w:w="2255" w:type="dxa"/>
+          </w:tcPr>
+          <w:p>
+            <w:pPr>
+              <w:rPr>
+                <w:rFonts w:ascii="Times New Roman" w:hAnsi="Times New Roman" w:cs="Times New Roman"/>
+                <w:lang w:val="es-ES"/>
+              </w:rPr>
+            </w:pPr>
+            <w:r>
+              <w:rPr>
+                <w:rFonts w:ascii="Times New Roman" w:hAnsi="Times New Roman" w:cs="Times New Roman"/>
+                <w:lang w:val="es-ES"/>
+              </w:rPr>
+              <w:t>Grave o Muy Grave</w:t>
+            </w:r>
+          </w:p>
+        </w:tc>
+      </w:tr>
+      <w:tr>
+        <w:tc>
+          <w:tcPr>
+            <w:tcW w:w="2254" w:type="dxa"/>
+          </w:tcPr>
+          <w:p>
+            <w:pPr>
+              <w:rPr>
+                <w:rFonts w:ascii="Times New Roman" w:hAnsi="Times New Roman" w:cs="Times New Roman"/>
+                <w:lang w:val="es-ES"/>
+              </w:rPr>
+            </w:pPr>
+            <w:r>
+              <w:rPr>
+                <w:rFonts w:ascii="Times New Roman" w:hAnsi="Times New Roman" w:cs="Times New Roman"/>
+                <w:lang w:val="es-ES"/>
+              </w:rPr>
+              <w:t>Salida</w:t>
+            </w:r>
+          </w:p>
+        </w:tc>
+        <w:tc>
+          <w:tcPr>
+            <w:tcW w:w="2254" w:type="dxa"/>
+          </w:tcPr>
+          <w:p>
+            <w:pPr>
+              <w:rPr>
+                <w:rFonts w:ascii="Times New Roman" w:hAnsi="Times New Roman" w:cs="Times New Roman"/>
+                <w:lang w:val="es-ES"/>
+              </w:rPr>
+            </w:pPr>
+            <w:r>
+              <w:rPr>
+                <w:rFonts w:ascii="Times New Roman" w:hAnsi="Times New Roman" w:cs="Times New Roman"/>
+                <w:lang w:val="es-ES"/>
+              </w:rPr>
+              <w:t>Estado de permiso</w:t>
+            </w:r>
+          </w:p>
+        </w:tc>
+        <w:tc>
+          <w:tcPr>
+            <w:tcW w:w="2254" w:type="dxa"/>
+          </w:tcPr>
+          <w:p>
+            <w:pPr>
+              <w:rPr>
+                <w:rFonts w:ascii="Times New Roman" w:hAnsi="Times New Roman" w:cs="Times New Roman"/>
+                <w:lang w:val="es-ES"/>
+              </w:rPr>
+            </w:pPr>
+            <w:r>
+              <w:rPr>
+                <w:rFonts w:ascii="Times New Roman" w:hAnsi="Times New Roman" w:cs="Times New Roman"/>
+                <w:lang w:val="es-ES"/>
+              </w:rPr>
+              <w:t>String (str)</w:t>
+            </w:r>
+          </w:p>
+        </w:tc>
+        <w:tc>
+          <w:tcPr>
+            <w:tcW w:w="2255" w:type="dxa"/>
+          </w:tcPr>
+          <w:p>
+            <w:pPr>
+              <w:rPr>
+                <w:rFonts w:ascii="Times New Roman" w:hAnsi="Times New Roman" w:cs="Times New Roman"/>
+                <w:lang w:val="es-ES"/>
+              </w:rPr>
+            </w:pPr>
+            <w:r>
+              <w:rPr>
+                <w:rFonts w:ascii="Times New Roman" w:hAnsi="Times New Roman" w:cs="Times New Roman"/>
+                <w:lang w:val="es-ES"/>
+              </w:rPr>
+              <w:t>Si-1 mes o No</w:t>
+            </w:r>
+          </w:p>
+        </w:tc>
+      </w:tr>
+      <w:tr>
+        <w:tc>
+          <w:tcPr>
+            <w:tcW w:w="2254" w:type="dxa"/>
+          </w:tcPr>
+          <w:p>
+            <w:pPr>
+              <w:rPr>
+                <w:rFonts w:ascii="Times New Roman" w:hAnsi="Times New Roman" w:cs="Times New Roman"/>
+                <w:lang w:val="es-ES"/>
+              </w:rPr>
+            </w:pPr>
+            <w:r>
+              <w:rPr>
+                <w:rFonts w:ascii="Times New Roman" w:hAnsi="Times New Roman" w:cs="Times New Roman"/>
+                <w:lang w:val="es-ES"/>
+              </w:rPr>
+              <w:t>Salida</w:t>
+            </w:r>
+          </w:p>
+        </w:tc>
+        <w:tc>
+          <w:tcPr>
+            <w:tcW w:w="2254" w:type="dxa"/>
+          </w:tcPr>
+          <w:p>
+            <w:pPr>
+              <w:rPr>
+                <w:rFonts w:ascii="Times New Roman" w:hAnsi="Times New Roman" w:cs="Times New Roman"/>
+                <w:lang w:val="es-ES"/>
+              </w:rPr>
+            </w:pPr>
+            <w:r>
+              <w:rPr>
+                <w:rFonts w:ascii="Times New Roman" w:hAnsi="Times New Roman" w:cs="Times New Roman"/>
+                <w:lang w:val="es-ES"/>
+              </w:rPr>
+              <w:t>Reporte general</w:t>
+            </w:r>
+          </w:p>
+        </w:tc>
+        <w:tc>
+          <w:tcPr>
+            <w:tcW w:w="2254" w:type="dxa"/>
+          </w:tcPr>
+          <w:p>
+            <w:pPr>
+              <w:rPr>
+                <w:rFonts w:ascii="Times New Roman" w:hAnsi="Times New Roman" w:cs="Times New Roman"/>
+                <w:lang w:val="es-ES"/>
+              </w:rPr>
+            </w:pPr>
+            <w:r>
+              <w:rPr>
+                <w:rFonts w:ascii="Times New Roman" w:hAnsi="Times New Roman" w:cs="Times New Roman"/>
+                <w:lang w:val="es-ES"/>
+              </w:rPr>
+              <w:t>Dictionary (dict)</w:t>
+            </w:r>
+          </w:p>
+        </w:tc>
+        <w:tc>
+          <w:tcPr>
+            <w:tcW w:w="2255" w:type="dxa"/>
+          </w:tcPr>
+          <w:p>
+            <w:pPr>
+              <w:rPr>
+                <w:rFonts w:ascii="Times New Roman" w:hAnsi="Times New Roman" w:cs="Times New Roman"/>
+                <w:lang w:val="es-ES"/>
+              </w:rPr>
+            </w:pPr>
+            <w:r>
+              <w:rPr>
+                <w:rFonts w:ascii="Times New Roman" w:hAnsi="Times New Roman" w:cs="Times New Roman"/>
+                <w:lang w:val="es-ES"/>
+              </w:rPr>
+              <w:t>El programa guarda placa, valor y tipo</w:t>
+            </w:r>
+          </w:p>
+        </w:tc>
+      </w:tr>
+    </w:tbl>
+    <w:p>
+      <w:pPr>
+        <w:rPr>
+          <w:rFonts w:ascii="Times New Roman" w:eastAsiaTheme="majorEastAsia" w:hAnsi="Times New Roman" w:cs="Times New Roman"/>
+          <w:color w:val="0F4761" w:themeColor="accent1" w:themeShade="BF"/>
+          <w:sz w:val="40"/>
+          <w:szCs w:val="40"/>
+          <w:lang w:val="es-ES"/>
+        </w:rPr>
+      </w:pPr>
+    </w:p>
+    <w:p>
+      <w:pPr>
+        <w:pStyle w:val="Ttulo1"/>
+        <w:rPr>
+          <w:rFonts w:ascii="Times New Roman" w:hAnsi="Times New Roman" w:cs="Times New Roman"/>
+          <w:lang w:val="es-ES"/>
+        </w:rPr>
+      </w:pPr>
+      <w:bookmarkStart w:id="6" w:name="_Toc224292831"/>
+      <w:r>
+        <w:rPr>
+          <w:rFonts w:ascii="Times New Roman" w:hAnsi="Times New Roman" w:cs="Times New Roman"/>
+          <w:lang w:val="es-ES"/>
+        </w:rPr>
+        <w:t>Funciones</w:t>
+      </w:r>
+      <w:bookmarkEnd w:id="6"/>
+    </w:p>
+    <w:p>
+      <w:pPr>
+        <w:pStyle w:val="Ttulo2"/>
+        <w:rPr>
+          <w:rFonts w:ascii="Times New Roman" w:hAnsi="Times New Roman" w:cs="Times New Roman"/>
+          <w:lang w:val="es-ES"/>
+        </w:rPr>
+      </w:pPr>
+      <w:bookmarkStart w:id="7" w:name="_Toc224292832"/>
+      <w:r>
+        <w:rPr>
+          <w:rFonts w:ascii="Times New Roman" w:hAnsi="Times New Roman" w:cs="Times New Roman"/>
+          <w:lang w:val="es-ES"/>
+        </w:rPr>
+        <w:t>Entrada:</w:t>
+      </w:r>
+      <w:bookmarkEnd w:id="7"/>
+      <w:r>
+        <w:rPr>
+          <w:rFonts w:ascii="Times New Roman" w:hAnsi="Times New Roman" w:cs="Times New Roman"/>
+          <w:lang w:val="es-ES"/>
+        </w:rPr>
+        <w:t xml:space="preserve"> </w:t>
+      </w:r>
+    </w:p>
+    <w:p>
+      <w:pPr>
+        <w:rPr>
+          <w:rFonts w:ascii="Times New Roman" w:hAnsi="Times New Roman" w:cs="Times New Roman"/>
+          <w:lang w:val="es-ES"/>
+        </w:rPr>
+      </w:pPr>
+      <w:r>
+        <w:rPr>
+          <w:rFonts w:ascii="Times New Roman" w:hAnsi="Times New Roman" w:cs="Times New Roman"/>
+          <w:lang w:val="es-ES"/>
+        </w:rPr>
+        <w:t xml:space="preserve">-El sistema detectara la velocidad a la que viaja uno o varios vehículos por una vía para analizar si </w:t>
+      </w:r>
+      <w:r>
+        <w:rPr>
+          <w:rFonts w:ascii="Times New Roman" w:hAnsi="Times New Roman" w:cs="Times New Roman"/>
+          <w:lang w:val="es-ES"/>
+        </w:rPr>
+        <w:t>está</w:t>
+      </w:r>
+      <w:r>
+        <w:rPr>
+          <w:rFonts w:ascii="Times New Roman" w:hAnsi="Times New Roman" w:cs="Times New Roman"/>
+          <w:lang w:val="es-ES"/>
+        </w:rPr>
+        <w:t xml:space="preserve"> dentro del </w:t>
+      </w:r>
+      <w:r>
+        <w:rPr>
+          <w:rFonts w:ascii="Times New Roman" w:hAnsi="Times New Roman" w:cs="Times New Roman"/>
+          <w:lang w:val="es-ES"/>
+        </w:rPr>
+        <w:t>límite</w:t>
+      </w:r>
+      <w:r>
+        <w:rPr>
+          <w:rFonts w:ascii="Times New Roman" w:hAnsi="Times New Roman" w:cs="Times New Roman"/>
+          <w:lang w:val="es-ES"/>
+        </w:rPr>
+        <w:t xml:space="preserve"> o </w:t>
+      </w:r>
+      <w:r>
+        <w:rPr>
+          <w:rFonts w:ascii="Times New Roman" w:hAnsi="Times New Roman" w:cs="Times New Roman"/>
+          <w:lang w:val="es-ES"/>
+        </w:rPr>
+        <w:t>está</w:t>
+      </w:r>
+      <w:r>
+        <w:rPr>
+          <w:rFonts w:ascii="Times New Roman" w:hAnsi="Times New Roman" w:cs="Times New Roman"/>
+          <w:lang w:val="es-ES"/>
+        </w:rPr>
+        <w:t xml:space="preserve"> cometiendo una infracción</w:t>
+      </w:r>
+    </w:p>
+    <w:p>
+      <w:pPr>
+        <w:rPr>
+          <w:rFonts w:ascii="Times New Roman" w:hAnsi="Times New Roman" w:cs="Times New Roman"/>
+          <w:lang w:val="es-ES"/>
+        </w:rPr>
+      </w:pPr>
+    </w:p>
+    <w:p>
+      <w:pPr>
+        <w:pStyle w:val="Ttulo2"/>
+        <w:rPr>
+          <w:rFonts w:ascii="Times New Roman" w:hAnsi="Times New Roman" w:cs="Times New Roman"/>
+          <w:sz w:val="28"/>
+          <w:lang w:val="es-ES"/>
+        </w:rPr>
+      </w:pPr>
+      <w:bookmarkStart w:id="8" w:name="_Toc224292833"/>
+      <w:r>
+        <w:rPr>
+          <w:rFonts w:ascii="Times New Roman" w:hAnsi="Times New Roman" w:cs="Times New Roman"/>
+          <w:lang w:val="es-ES"/>
+        </w:rPr>
+        <w:t>Proceso</w:t>
+      </w:r>
+      <w:r>
+        <w:rPr>
+          <w:rFonts w:ascii="Times New Roman" w:hAnsi="Times New Roman" w:cs="Times New Roman"/>
+          <w:sz w:val="28"/>
+          <w:lang w:val="es-ES"/>
+        </w:rPr>
+        <w:t>:</w:t>
+      </w:r>
+      <w:bookmarkEnd w:id="8"/>
+    </w:p>
+    <w:p>
+      <w:pPr>
+        <w:rPr>
+          <w:rFonts w:ascii="Times New Roman" w:hAnsi="Times New Roman" w:cs="Times New Roman"/>
+          <w:lang w:val="es-ES"/>
+        </w:rPr>
+      </w:pPr>
+      <w:r>
+        <w:rPr>
+          <w:rFonts w:ascii="Times New Roman" w:hAnsi="Times New Roman" w:cs="Times New Roman"/>
+          <w:lang w:val="es-ES"/>
+        </w:rPr>
+        <w:t>-El sistema detecta que la velocidad del vehículo es de 100km/h o menos podrá continuar su viaje</w:t>
+      </w:r>
+    </w:p>
+    <w:p>
+      <w:pPr>
+        <w:rPr>
+          <w:rFonts w:ascii="Times New Roman" w:hAnsi="Times New Roman" w:cs="Times New Roman"/>
+          <w:lang w:val="es-ES"/>
+        </w:rPr>
+      </w:pPr>
+      <w:r>
+        <w:rPr>
+          <w:rFonts w:ascii="Times New Roman" w:hAnsi="Times New Roman" w:cs="Times New Roman"/>
+          <w:lang w:val="es-ES"/>
+        </w:rPr>
+        <w:t xml:space="preserve">-El sistema detecta que el vehículo viaja </w:t>
+      </w:r>
+      <w:r>
+        <w:rPr>
+          <w:rFonts w:ascii="Times New Roman" w:hAnsi="Times New Roman" w:cs="Times New Roman"/>
+          <w:lang w:val="es-ES"/>
+        </w:rPr>
+        <w:t>entre 105km/h y</w:t>
+      </w:r>
+      <w:r>
+        <w:rPr>
+          <w:rFonts w:ascii="Times New Roman" w:hAnsi="Times New Roman" w:cs="Times New Roman"/>
+          <w:lang w:val="es-ES"/>
+        </w:rPr>
+        <w:t xml:space="preserve"> 110km/h en un primer tramo y continua al segundo tramo </w:t>
+      </w:r>
+      <w:r>
+        <w:rPr>
+          <w:rFonts w:ascii="Times New Roman" w:hAnsi="Times New Roman" w:cs="Times New Roman"/>
+          <w:lang w:val="es-ES"/>
+        </w:rPr>
+        <w:t xml:space="preserve">sin disminuir la velocidad a la indicada por un aviso </w:t>
+      </w:r>
+      <w:r>
+        <w:rPr>
+          <w:rFonts w:ascii="Times New Roman" w:hAnsi="Times New Roman" w:cs="Times New Roman"/>
+          <w:lang w:val="es-ES"/>
+        </w:rPr>
+        <w:t>será multado</w:t>
+      </w:r>
+      <w:r>
+        <w:rPr>
+          <w:rFonts w:ascii="Times New Roman" w:hAnsi="Times New Roman" w:cs="Times New Roman"/>
+          <w:lang w:val="es-ES"/>
+        </w:rPr>
+        <w:t xml:space="preserve"> con un comparendo de $1.100.000</w:t>
+      </w:r>
+      <w:r>
+        <w:rPr>
+          <w:rFonts w:ascii="Times New Roman" w:hAnsi="Times New Roman" w:cs="Times New Roman"/>
+          <w:lang w:val="es-ES"/>
+        </w:rPr>
+        <w:t xml:space="preserve"> COP</w:t>
+      </w:r>
+      <w:r>
+        <w:rPr>
+          <w:rFonts w:ascii="Times New Roman" w:hAnsi="Times New Roman" w:cs="Times New Roman"/>
+          <w:lang w:val="es-ES"/>
+        </w:rPr>
+        <w:t xml:space="preserve"> y se </w:t>
+      </w:r>
+      <w:r>
+        <w:rPr>
+          <w:rFonts w:ascii="Times New Roman" w:hAnsi="Times New Roman" w:cs="Times New Roman"/>
+          <w:lang w:val="es-ES"/>
+        </w:rPr>
+        <w:t>tomará</w:t>
+      </w:r>
+      <w:r>
+        <w:rPr>
+          <w:rFonts w:ascii="Times New Roman" w:hAnsi="Times New Roman" w:cs="Times New Roman"/>
+          <w:lang w:val="es-ES"/>
+        </w:rPr>
+        <w:t xml:space="preserve"> como una infracción leve y el conductor podrá continuar su viaje</w:t>
+      </w:r>
+    </w:p>
+    <w:p>
+      <w:pPr>
+        <w:rPr>
+          <w:rFonts w:ascii="Times New Roman" w:hAnsi="Times New Roman" w:cs="Times New Roman"/>
+          <w:lang w:val="es-ES"/>
+        </w:rPr>
+      </w:pPr>
+      <w:r>
+        <w:rPr>
+          <w:rFonts w:ascii="Times New Roman" w:hAnsi="Times New Roman" w:cs="Times New Roman"/>
+          <w:lang w:val="es-ES"/>
+        </w:rPr>
+        <w:t>-El sistema detecta que el vehículo viaja entre 115km/h y 120km/h</w:t>
+      </w:r>
+      <w:r>
+        <w:rPr>
+          <w:rFonts w:ascii="Times New Roman" w:hAnsi="Times New Roman" w:cs="Times New Roman"/>
+          <w:lang w:val="es-ES"/>
+        </w:rPr>
+        <w:t xml:space="preserve"> se dará un aviso y si no disminuye la velocidad será multado con un comparendo de $2.215.000 COP y se tomará co</w:t>
+      </w:r>
+      <w:r>
+        <w:rPr>
+          <w:rFonts w:ascii="Times New Roman" w:hAnsi="Times New Roman" w:cs="Times New Roman"/>
+          <w:lang w:val="es-ES"/>
+        </w:rPr>
+        <w:t>mo</w:t>
+      </w:r>
+      <w:r>
+        <w:rPr>
+          <w:rFonts w:ascii="Times New Roman" w:hAnsi="Times New Roman" w:cs="Times New Roman"/>
+          <w:lang w:val="es-ES"/>
+        </w:rPr>
+        <w:t xml:space="preserve"> una infracción grave y se le dará un aviso</w:t>
+      </w:r>
+    </w:p>
+    <w:p>
+      <w:pPr>
+        <w:rPr>
+          <w:rFonts w:ascii="Times New Roman" w:hAnsi="Times New Roman" w:cs="Times New Roman"/>
+          <w:lang w:val="es-ES"/>
+        </w:rPr>
+      </w:pPr>
+      <w:r>
+        <w:rPr>
+          <w:rFonts w:ascii="Times New Roman" w:hAnsi="Times New Roman" w:cs="Times New Roman"/>
+          <w:lang w:val="es-ES"/>
+        </w:rPr>
+        <w:t xml:space="preserve">-El sistema detecta que el vehículo viaja a </w:t>
+      </w:r>
+      <w:proofErr w:type="gramStart"/>
+      <w:r>
+        <w:rPr>
+          <w:rFonts w:ascii="Times New Roman" w:hAnsi="Times New Roman" w:cs="Times New Roman"/>
+          <w:lang w:val="es-ES"/>
+        </w:rPr>
+        <w:t>más</w:t>
+      </w:r>
+      <w:r>
+        <w:rPr>
+          <w:rFonts w:ascii="Times New Roman" w:hAnsi="Times New Roman" w:cs="Times New Roman"/>
+          <w:lang w:val="es-ES"/>
+        </w:rPr>
+        <w:t xml:space="preserve"> </w:t>
+      </w:r>
+      <w:r>
+        <w:rPr>
+          <w:rFonts w:ascii="Times New Roman" w:hAnsi="Times New Roman" w:cs="Times New Roman"/>
+          <w:lang w:val="es-ES"/>
+        </w:rPr>
+        <w:t xml:space="preserve"> </w:t>
+      </w:r>
+      <w:r>
+        <w:rPr>
+          <w:rFonts w:ascii="Times New Roman" w:hAnsi="Times New Roman" w:cs="Times New Roman"/>
+          <w:lang w:val="es-ES"/>
+        </w:rPr>
+        <w:t>de</w:t>
+      </w:r>
+      <w:proofErr w:type="gramEnd"/>
+      <w:r>
+        <w:rPr>
+          <w:rFonts w:ascii="Times New Roman" w:hAnsi="Times New Roman" w:cs="Times New Roman"/>
+          <w:lang w:val="es-ES"/>
+        </w:rPr>
+        <w:t xml:space="preserve"> 1</w:t>
+      </w:r>
+      <w:r>
+        <w:rPr>
+          <w:rFonts w:ascii="Times New Roman" w:hAnsi="Times New Roman" w:cs="Times New Roman"/>
+          <w:lang w:val="es-ES"/>
+        </w:rPr>
+        <w:t>30</w:t>
+      </w:r>
+      <w:r>
+        <w:rPr>
+          <w:rFonts w:ascii="Times New Roman" w:hAnsi="Times New Roman" w:cs="Times New Roman"/>
+          <w:lang w:val="es-ES"/>
+        </w:rPr>
+        <w:t>km/h se dará un aviso y si no disminuye la velocidad será multado con</w:t>
+      </w:r>
+      <w:r>
+        <w:rPr>
+          <w:rFonts w:ascii="Times New Roman" w:hAnsi="Times New Roman" w:cs="Times New Roman"/>
+          <w:lang w:val="es-ES"/>
+        </w:rPr>
+        <w:t xml:space="preserve"> un</w:t>
+      </w:r>
+      <w:r>
+        <w:rPr>
+          <w:rFonts w:ascii="Times New Roman" w:hAnsi="Times New Roman" w:cs="Times New Roman"/>
+          <w:lang w:val="es-ES"/>
+        </w:rPr>
+        <w:t xml:space="preserve"> comparendo de $10.000.000 y será tomado como una infracción muy grave y se le </w:t>
+      </w:r>
+      <w:r>
+        <w:rPr>
+          <w:rFonts w:ascii="Times New Roman" w:hAnsi="Times New Roman" w:cs="Times New Roman"/>
+          <w:lang w:val="es-ES"/>
+        </w:rPr>
+        <w:t>retirará</w:t>
+      </w:r>
+      <w:r>
+        <w:rPr>
+          <w:rFonts w:ascii="Times New Roman" w:hAnsi="Times New Roman" w:cs="Times New Roman"/>
+          <w:lang w:val="es-ES"/>
+        </w:rPr>
+        <w:t xml:space="preserve"> el permiso de conducir durante </w:t>
+      </w:r>
+      <w:r>
+        <w:rPr>
+          <w:rFonts w:ascii="Times New Roman" w:hAnsi="Times New Roman" w:cs="Times New Roman"/>
+          <w:lang w:val="es-ES"/>
+        </w:rPr>
+        <w:t>1 mes</w:t>
+      </w:r>
+    </w:p>
+    <w:p>
+      <w:pPr>
         <w:rPr>
           <w:rFonts w:ascii="Times New Roman" w:hAnsi="Times New Roman" w:cs="Times New Roman"/>
           <w:b/>
           <w:bCs/>
           <w:lang w:val="es-ES"/>
         </w:rPr>
-        <w:t xml:space="preserve">Entrada: </w:t>
-      </w:r>
-    </w:p>
-    <w:p>
-      <w:pPr>
-        <w:rPr>
-          <w:rFonts w:ascii="Times New Roman" w:hAnsi="Times New Roman" w:cs="Times New Roman"/>
-          <w:lang w:val="es-ES"/>
-        </w:rPr>
-      </w:pPr>
-      <w:r>
-        <w:rPr>
-          <w:rFonts w:ascii="Times New Roman" w:hAnsi="Times New Roman" w:cs="Times New Roman"/>
-          <w:b/>
-          <w:bCs/>
-          <w:lang w:val="es-ES"/>
-        </w:rPr>
-        <w:t xml:space="preserve">Velocidad </w:t>
-      </w:r>
-      <w:r>
-        <w:rPr>
-          <w:rFonts w:ascii="Times New Roman" w:hAnsi="Times New Roman" w:cs="Times New Roman"/>
-          <w:lang w:val="es-ES"/>
-        </w:rPr>
-        <w:t>(variable)</w:t>
-      </w:r>
-    </w:p>
-    <w:p>
-      <w:pPr>
-        <w:rPr>
-          <w:rFonts w:ascii="Times New Roman" w:hAnsi="Times New Roman" w:cs="Times New Roman"/>
-          <w:lang w:val="es-ES"/>
-        </w:rPr>
-      </w:pPr>
-      <w:r>
-        <w:rPr>
-          <w:rFonts w:ascii="Times New Roman" w:hAnsi="Times New Roman" w:cs="Times New Roman"/>
-          <w:lang w:val="es-ES"/>
-        </w:rPr>
-        <w:t xml:space="preserve">-El sistema detectara la velocidad a la que viaja uno o varios vehículos por una vía para analizar si </w:t>
-      </w:r>
-      <w:r>
-        <w:rPr>
-          <w:rFonts w:ascii="Times New Roman" w:hAnsi="Times New Roman" w:cs="Times New Roman"/>
-          <w:lang w:val="es-ES"/>
-        </w:rPr>
-        <w:t>está</w:t>
-      </w:r>
-      <w:r>
-        <w:rPr>
-          <w:rFonts w:ascii="Times New Roman" w:hAnsi="Times New Roman" w:cs="Times New Roman"/>
-          <w:lang w:val="es-ES"/>
-        </w:rPr>
-        <w:t xml:space="preserve"> dentro del </w:t>
-      </w:r>
-      <w:r>
-        <w:rPr>
-          <w:rFonts w:ascii="Times New Roman" w:hAnsi="Times New Roman" w:cs="Times New Roman"/>
-          <w:lang w:val="es-ES"/>
-        </w:rPr>
-        <w:t>límite</w:t>
-      </w:r>
-      <w:r>
-        <w:rPr>
-          <w:rFonts w:ascii="Times New Roman" w:hAnsi="Times New Roman" w:cs="Times New Roman"/>
-          <w:lang w:val="es-ES"/>
-        </w:rPr>
-        <w:t xml:space="preserve"> o </w:t>
-      </w:r>
-      <w:r>
-        <w:rPr>
-          <w:rFonts w:ascii="Times New Roman" w:hAnsi="Times New Roman" w:cs="Times New Roman"/>
-          <w:lang w:val="es-ES"/>
-        </w:rPr>
-        <w:t>está</w:t>
-      </w:r>
-      <w:r>
-        <w:rPr>
-          <w:rFonts w:ascii="Times New Roman" w:hAnsi="Times New Roman" w:cs="Times New Roman"/>
-          <w:lang w:val="es-ES"/>
-        </w:rPr>
-        <w:t xml:space="preserve"> cometiendo una infracción</w:t>
-      </w:r>
-    </w:p>
-    <w:p>
-      <w:pPr>
-        <w:rPr>
-          <w:rFonts w:ascii="Times New Roman" w:hAnsi="Times New Roman" w:cs="Times New Roman"/>
-          <w:b/>
-          <w:bCs/>
-          <w:lang w:val="es-ES"/>
-        </w:rPr>
-      </w:pPr>
-      <w:r>
-        <w:rPr>
-          <w:rFonts w:ascii="Times New Roman" w:hAnsi="Times New Roman" w:cs="Times New Roman"/>
-          <w:b/>
-          <w:bCs/>
-          <w:lang w:val="es-ES"/>
-        </w:rPr>
-        <w:t>Proceso:</w:t>
-      </w:r>
-    </w:p>
-    <w:p>
-      <w:pPr>
-        <w:rPr>
-          <w:rFonts w:ascii="Times New Roman" w:hAnsi="Times New Roman" w:cs="Times New Roman"/>
-          <w:lang w:val="es-ES"/>
-        </w:rPr>
-      </w:pPr>
-      <w:r>
-        <w:rPr>
-          <w:rFonts w:ascii="Times New Roman" w:hAnsi="Times New Roman" w:cs="Times New Roman"/>
-          <w:lang w:val="es-ES"/>
-        </w:rPr>
-        <w:t>-El sistema detecta que la velocidad del vehículo es de 100km/h o menos podrá continuar su viaje</w:t>
-      </w:r>
-    </w:p>
-    <w:p>
-      <w:pPr>
-        <w:rPr>
-          <w:rFonts w:ascii="Times New Roman" w:hAnsi="Times New Roman" w:cs="Times New Roman"/>
-          <w:lang w:val="es-ES"/>
-        </w:rPr>
-      </w:pPr>
-      <w:r>
-        <w:rPr>
-          <w:rFonts w:ascii="Times New Roman" w:hAnsi="Times New Roman" w:cs="Times New Roman"/>
-          <w:lang w:val="es-ES"/>
-        </w:rPr>
-        <w:t xml:space="preserve">-El sistema detecta que el vehículo viaja </w:t>
-      </w:r>
-      <w:r>
-        <w:rPr>
-          <w:rFonts w:ascii="Times New Roman" w:hAnsi="Times New Roman" w:cs="Times New Roman"/>
-          <w:lang w:val="es-ES"/>
-        </w:rPr>
-        <w:t>entre 105km/h y</w:t>
-      </w:r>
-      <w:r>
-        <w:rPr>
-          <w:rFonts w:ascii="Times New Roman" w:hAnsi="Times New Roman" w:cs="Times New Roman"/>
-          <w:lang w:val="es-ES"/>
-        </w:rPr>
-        <w:t xml:space="preserve"> 110km/h en un primer tramo y continua al segundo tramo </w:t>
-      </w:r>
-      <w:r>
-        <w:rPr>
-          <w:rFonts w:ascii="Times New Roman" w:hAnsi="Times New Roman" w:cs="Times New Roman"/>
-          <w:lang w:val="es-ES"/>
-        </w:rPr>
-        <w:t xml:space="preserve">sin disminuir la velocidad a la indicada por un aviso </w:t>
-      </w:r>
-      <w:r>
-        <w:rPr>
-          <w:rFonts w:ascii="Times New Roman" w:hAnsi="Times New Roman" w:cs="Times New Roman"/>
-          <w:lang w:val="es-ES"/>
-        </w:rPr>
-        <w:t>será multado</w:t>
-      </w:r>
-      <w:r>
-        <w:rPr>
-          <w:rFonts w:ascii="Times New Roman" w:hAnsi="Times New Roman" w:cs="Times New Roman"/>
-          <w:lang w:val="es-ES"/>
-        </w:rPr>
-        <w:t xml:space="preserve"> con un comparendo de $1.100.000</w:t>
-      </w:r>
-      <w:r>
-        <w:rPr>
-          <w:rFonts w:ascii="Times New Roman" w:hAnsi="Times New Roman" w:cs="Times New Roman"/>
-          <w:lang w:val="es-ES"/>
-        </w:rPr>
-        <w:t xml:space="preserve"> COP</w:t>
-      </w:r>
-      <w:r>
-        <w:rPr>
-          <w:rFonts w:ascii="Times New Roman" w:hAnsi="Times New Roman" w:cs="Times New Roman"/>
-          <w:lang w:val="es-ES"/>
-        </w:rPr>
-        <w:t xml:space="preserve"> y se </w:t>
-      </w:r>
-      <w:r>
-        <w:rPr>
-          <w:rFonts w:ascii="Times New Roman" w:hAnsi="Times New Roman" w:cs="Times New Roman"/>
-          <w:lang w:val="es-ES"/>
-        </w:rPr>
-        <w:t>tomará</w:t>
-      </w:r>
-      <w:r>
-        <w:rPr>
-          <w:rFonts w:ascii="Times New Roman" w:hAnsi="Times New Roman" w:cs="Times New Roman"/>
-          <w:lang w:val="es-ES"/>
-        </w:rPr>
-        <w:t xml:space="preserve"> como una infracción leve y el conductor podrá continuar su viaje</w:t>
-      </w:r>
-    </w:p>
-    <w:p>
-      <w:pPr>
-        <w:rPr>
-          <w:rFonts w:ascii="Times New Roman" w:hAnsi="Times New Roman" w:cs="Times New Roman"/>
-          <w:lang w:val="es-ES"/>
-        </w:rPr>
-      </w:pPr>
-      <w:r>
-        <w:rPr>
-          <w:rFonts w:ascii="Times New Roman" w:hAnsi="Times New Roman" w:cs="Times New Roman"/>
-          <w:lang w:val="es-ES"/>
-        </w:rPr>
-        <w:t>-El sistema detecta que el vehículo viaja entre 115km/h y 120km/h</w:t>
-      </w:r>
-      <w:r>
-        <w:rPr>
-          <w:rFonts w:ascii="Times New Roman" w:hAnsi="Times New Roman" w:cs="Times New Roman"/>
-          <w:lang w:val="es-ES"/>
-        </w:rPr>
-        <w:t xml:space="preserve"> se dará un aviso y si no disminuye la velocidad será multado con un comparendo de $2.215.000 COP y se tomará co</w:t>
-      </w:r>
-      <w:r>
-        <w:rPr>
-          <w:rFonts w:ascii="Times New Roman" w:hAnsi="Times New Roman" w:cs="Times New Roman"/>
-          <w:lang w:val="es-ES"/>
-        </w:rPr>
-        <w:t>mo</w:t>
-      </w:r>
-      <w:r>
-        <w:rPr>
-          <w:rFonts w:ascii="Times New Roman" w:hAnsi="Times New Roman" w:cs="Times New Roman"/>
-          <w:lang w:val="es-ES"/>
-        </w:rPr>
-        <w:t xml:space="preserve"> una infracción grave y se le dará un aviso</w:t>
-      </w:r>
-    </w:p>
-    <w:p>
-      <w:pPr>
-        <w:rPr>
-          <w:rFonts w:ascii="Times New Roman" w:hAnsi="Times New Roman" w:cs="Times New Roman"/>
-          <w:lang w:val="es-ES"/>
-        </w:rPr>
-      </w:pPr>
-    </w:p>
-    <w:p>
-      <w:pPr>
-        <w:rPr>
-          <w:rFonts w:ascii="Times New Roman" w:hAnsi="Times New Roman" w:cs="Times New Roman"/>
-          <w:lang w:val="es-ES"/>
-        </w:rPr>
-      </w:pPr>
-      <w:r>
-        <w:rPr>
-          <w:rFonts w:ascii="Times New Roman" w:hAnsi="Times New Roman" w:cs="Times New Roman"/>
-          <w:lang w:val="es-ES"/>
-        </w:rPr>
-        <w:t xml:space="preserve">-El sistema detecta que el vehículo viaja a </w:t>
-      </w:r>
-      <w:proofErr w:type="gramStart"/>
-      <w:r>
-        <w:rPr>
-          <w:rFonts w:ascii="Times New Roman" w:hAnsi="Times New Roman" w:cs="Times New Roman"/>
-          <w:lang w:val="es-ES"/>
-        </w:rPr>
-        <w:t>más</w:t>
-      </w:r>
-      <w:r>
-        <w:rPr>
-          <w:rFonts w:ascii="Times New Roman" w:hAnsi="Times New Roman" w:cs="Times New Roman"/>
-          <w:lang w:val="es-ES"/>
-        </w:rPr>
-        <w:t xml:space="preserve"> </w:t>
-      </w:r>
-      <w:r>
-        <w:rPr>
-          <w:rFonts w:ascii="Times New Roman" w:hAnsi="Times New Roman" w:cs="Times New Roman"/>
-          <w:lang w:val="es-ES"/>
-        </w:rPr>
-        <w:t xml:space="preserve"> </w:t>
-      </w:r>
-      <w:r>
-        <w:rPr>
-          <w:rFonts w:ascii="Times New Roman" w:hAnsi="Times New Roman" w:cs="Times New Roman"/>
-          <w:lang w:val="es-ES"/>
-        </w:rPr>
-        <w:t>de</w:t>
-      </w:r>
-      <w:proofErr w:type="gramEnd"/>
-      <w:r>
-        <w:rPr>
-          <w:rFonts w:ascii="Times New Roman" w:hAnsi="Times New Roman" w:cs="Times New Roman"/>
-          <w:lang w:val="es-ES"/>
-        </w:rPr>
-        <w:t xml:space="preserve"> 1</w:t>
-      </w:r>
-      <w:r>
-        <w:rPr>
-          <w:rFonts w:ascii="Times New Roman" w:hAnsi="Times New Roman" w:cs="Times New Roman"/>
-          <w:lang w:val="es-ES"/>
-        </w:rPr>
-        <w:t>30</w:t>
-      </w:r>
-      <w:r>
-        <w:rPr>
-          <w:rFonts w:ascii="Times New Roman" w:hAnsi="Times New Roman" w:cs="Times New Roman"/>
-          <w:lang w:val="es-ES"/>
-        </w:rPr>
-        <w:t>km/h se dará un aviso y si no disminuye la velocidad será multado con</w:t>
-      </w:r>
-      <w:r>
-        <w:rPr>
-          <w:rFonts w:ascii="Times New Roman" w:hAnsi="Times New Roman" w:cs="Times New Roman"/>
-          <w:lang w:val="es-ES"/>
-        </w:rPr>
-        <w:t xml:space="preserve"> un</w:t>
-      </w:r>
-      <w:r>
-        <w:rPr>
-          <w:rFonts w:ascii="Times New Roman" w:hAnsi="Times New Roman" w:cs="Times New Roman"/>
-          <w:lang w:val="es-ES"/>
-        </w:rPr>
-        <w:t xml:space="preserve"> comparendo de $10.000.000 y será tomado como una infracción muy grave y se le </w:t>
-      </w:r>
-      <w:r>
-        <w:rPr>
-          <w:rFonts w:ascii="Times New Roman" w:hAnsi="Times New Roman" w:cs="Times New Roman"/>
-          <w:lang w:val="es-ES"/>
-        </w:rPr>
-        <w:t>retirará</w:t>
-      </w:r>
-      <w:r>
-        <w:rPr>
-          <w:rFonts w:ascii="Times New Roman" w:hAnsi="Times New Roman" w:cs="Times New Roman"/>
-          <w:lang w:val="es-ES"/>
-        </w:rPr>
-        <w:t xml:space="preserve"> el permiso de conducir durante </w:t>
-      </w:r>
-      <w:r>
-        <w:rPr>
-          <w:rFonts w:ascii="Times New Roman" w:hAnsi="Times New Roman" w:cs="Times New Roman"/>
-          <w:lang w:val="es-ES"/>
-        </w:rPr>
-        <w:t>1 mes</w:t>
-      </w:r>
-    </w:p>
-    <w:p>
-      <w:pPr>
-        <w:rPr>
-          <w:rFonts w:ascii="Times New Roman" w:hAnsi="Times New Roman" w:cs="Times New Roman"/>
-          <w:b/>
-          <w:bCs/>
-          <w:lang w:val="es-ES"/>
-        </w:rPr>
-      </w:pPr>
-    </w:p>
-    <w:p>
-      <w:pPr>
-        <w:rPr>
-          <w:rFonts w:ascii="Times New Roman" w:hAnsi="Times New Roman" w:cs="Times New Roman"/>
-          <w:b/>
-          <w:bCs/>
-          <w:lang w:val="es-ES"/>
-        </w:rPr>
-      </w:pPr>
-    </w:p>
-    <w:p>
-      <w:pPr>
-        <w:rPr>
-          <w:rFonts w:ascii="Times New Roman" w:hAnsi="Times New Roman" w:cs="Times New Roman"/>
-          <w:b/>
-          <w:bCs/>
-          <w:lang w:val="es-ES"/>
-        </w:rPr>
-      </w:pPr>
-      <w:r>
-        <w:rPr>
-          <w:rFonts w:ascii="Times New Roman" w:hAnsi="Times New Roman" w:cs="Times New Roman"/>
-          <w:b/>
-          <w:bCs/>
+      </w:pPr>
+    </w:p>
+    <w:p>
+      <w:pPr>
+        <w:pStyle w:val="Ttulo2"/>
+        <w:rPr>
+          <w:rFonts w:ascii="Times New Roman" w:hAnsi="Times New Roman" w:cs="Times New Roman"/>
+          <w:sz w:val="28"/>
+          <w:lang w:val="es-ES"/>
+        </w:rPr>
+      </w:pPr>
+      <w:bookmarkStart w:id="9" w:name="_Toc224292834"/>
+      <w:r>
+        <w:rPr>
+          <w:rFonts w:ascii="Times New Roman" w:hAnsi="Times New Roman" w:cs="Times New Roman"/>
           <w:lang w:val="es-ES"/>
         </w:rPr>
         <w:lastRenderedPageBreak/>
-        <w:t>Salida:</w:t>
-      </w:r>
-    </w:p>
-    <w:p>
-      <w:pPr>
-        <w:rPr>
-          <w:rFonts w:ascii="Times New Roman" w:hAnsi="Times New Roman" w:cs="Times New Roman"/>
-          <w:lang w:val="es-ES"/>
-        </w:rPr>
-      </w:pPr>
-      <w:r>
-        <w:rPr>
-          <w:rFonts w:ascii="Times New Roman" w:hAnsi="Times New Roman" w:cs="Times New Roman"/>
-          <w:b/>
-          <w:bCs/>
-          <w:lang w:val="es-ES"/>
-        </w:rPr>
-        <w:t xml:space="preserve">Estado </w:t>
-      </w:r>
-      <w:r>
-        <w:rPr>
-          <w:rFonts w:ascii="Times New Roman" w:hAnsi="Times New Roman" w:cs="Times New Roman"/>
-          <w:lang w:val="es-ES"/>
-        </w:rPr>
-        <w:t>(variable)</w:t>
-      </w:r>
-    </w:p>
-    <w:p>
-      <w:pPr>
-        <w:rPr>
-          <w:rFonts w:ascii="Times New Roman" w:hAnsi="Times New Roman" w:cs="Times New Roman"/>
-          <w:lang w:val="es-ES"/>
-        </w:rPr>
-      </w:pPr>
-      <w:r>
-        <w:rPr>
-          <w:rFonts w:ascii="Times New Roman" w:hAnsi="Times New Roman" w:cs="Times New Roman"/>
-          <w:b/>
-          <w:bCs/>
-          <w:lang w:val="es-ES"/>
-        </w:rPr>
-        <w:t xml:space="preserve">Tipo_infraccion </w:t>
-      </w:r>
-      <w:r>
-        <w:rPr>
-          <w:rFonts w:ascii="Times New Roman" w:hAnsi="Times New Roman" w:cs="Times New Roman"/>
-          <w:lang w:val="es-ES"/>
-        </w:rPr>
-        <w:t>(variable)</w:t>
-      </w:r>
-    </w:p>
-    <w:p>
-      <w:pPr>
-        <w:rPr>
-          <w:rFonts w:ascii="Times New Roman" w:hAnsi="Times New Roman" w:cs="Times New Roman"/>
-          <w:lang w:val="es-ES"/>
-        </w:rPr>
-      </w:pPr>
-      <w:r>
-        <w:rPr>
-          <w:rFonts w:ascii="Times New Roman" w:hAnsi="Times New Roman" w:cs="Times New Roman"/>
-          <w:b/>
-          <w:bCs/>
-          <w:lang w:val="es-ES"/>
-        </w:rPr>
-        <w:t xml:space="preserve">Valor_multa </w:t>
-      </w:r>
-      <w:r>
-        <w:rPr>
-          <w:rFonts w:ascii="Times New Roman" w:hAnsi="Times New Roman" w:cs="Times New Roman"/>
-          <w:lang w:val="es-ES"/>
-        </w:rPr>
-        <w:t>(variable)</w:t>
-      </w:r>
+        <w:t>Salida</w:t>
+      </w:r>
+      <w:r>
+        <w:rPr>
+          <w:rFonts w:ascii="Times New Roman" w:hAnsi="Times New Roman" w:cs="Times New Roman"/>
+          <w:sz w:val="28"/>
+          <w:lang w:val="es-ES"/>
+        </w:rPr>
+        <w:t>:</w:t>
+      </w:r>
+      <w:bookmarkEnd w:id="9"/>
     </w:p>
     <w:p>
       <w:pPr>
@@ -746,18 +2956,24 @@
       <w:pPr>
         <w:rPr>
           <w:rFonts w:ascii="Times New Roman" w:hAnsi="Times New Roman" w:cs="Times New Roman"/>
-          <w:b/>
-          <w:bCs/>
-        </w:rPr>
-      </w:pPr>
-      <w:r>
-        <w:rPr>
-          <w:rFonts w:ascii="Times New Roman" w:hAnsi="Times New Roman" w:cs="Times New Roman"/>
-          <w:b/>
-          <w:bCs/>
-        </w:rPr>
-        <w:t>Conclusión:</w:t>
-      </w:r>
+        </w:rPr>
+      </w:pPr>
+    </w:p>
+    <w:p>
+      <w:pPr>
+        <w:pStyle w:val="Ttulo1"/>
+        <w:rPr>
+          <w:rFonts w:ascii="Times New Roman" w:hAnsi="Times New Roman" w:cs="Times New Roman"/>
+        </w:rPr>
+      </w:pPr>
+      <w:bookmarkStart w:id="10" w:name="_Toc224292835"/>
+      <w:r>
+        <w:rPr>
+          <w:rFonts w:ascii="Times New Roman" w:hAnsi="Times New Roman" w:cs="Times New Roman"/>
+        </w:rPr>
+        <w:t>Conclusión</w:t>
+      </w:r>
+      <w:bookmarkEnd w:id="10"/>
     </w:p>
     <w:p>
       <w:pPr>
@@ -773,16 +2989,46 @@
       </w:r>
     </w:p>
     <w:p>
+      <w:pPr>
+        <w:rPr>
+          <w:rFonts w:ascii="Times New Roman" w:hAnsi="Times New Roman" w:cs="Times New Roman"/>
+        </w:rPr>
+      </w:pPr>
+    </w:p>
+    <w:p>
+      <w:pPr>
+        <w:rPr>
+          <w:rFonts w:ascii="Times New Roman" w:hAnsi="Times New Roman" w:cs="Times New Roman"/>
+        </w:rPr>
+      </w:pPr>
+      <w:r>
+        <w:rPr>
+          <w:rFonts w:ascii="Times New Roman" w:hAnsi="Times New Roman" w:cs="Times New Roman"/>
+        </w:rPr>
+        <w:br w:type="page"/>
+      </w:r>
+    </w:p>
+    <w:p>
+      <w:pPr>
+        <w:pStyle w:val="Ttulo1"/>
+      </w:pPr>
+      <w:bookmarkStart w:id="11" w:name="_Toc224292836"/>
+      <w:r>
+        <w:lastRenderedPageBreak/>
+        <w:t>Diagrama de proceso</w:t>
+      </w:r>
+      <w:bookmarkEnd w:id="11"/>
+    </w:p>
+    <w:p>
       <w:r>
         <w:rPr>
           <w:noProof/>
         </w:rPr>
-        <w:lastRenderedPageBreak/>
         <w:drawing>
-          <wp:inline distT="0" distB="0" distL="0" distR="0" wp14:anchorId="7AEDEB76" wp14:editId="02456ED5">
-            <wp:extent cx="4949825" cy="8258810"/>
-            <wp:effectExtent l="0" t="0" r="3175" b="8890"/>
-            <wp:docPr id="904137262" name="Imagen 1"/>
+          <wp:inline distT="0" distB="0" distL="0" distR="0" wp14:anchorId="0464981D" wp14:editId="14C62FFB">
+            <wp:extent cx="5088835" cy="8433065"/>
+            <wp:effectExtent l="0" t="0" r="0" b="6350"/>
+            <wp:docPr id="48556655" name="Imagen 1" descr="Diagrama&#10;&#10;El contenido generado por IA puede ser incorrecto."/>
             <wp:cNvGraphicFramePr>
               <a:graphicFrameLocks xmlns:a="http://schemas.openxmlformats.org/drawingml/2006/main" noChangeAspect="1"/>
             </wp:cNvGraphicFramePr>
@@ -790,11 +3036,11 @@
               <a:graphicData uri="http://schemas.openxmlformats.org/drawingml/2006/picture">
                 <pic:pic xmlns:pic="http://schemas.openxmlformats.org/drawingml/2006/picture">
                   <pic:nvPicPr>
-                    <pic:cNvPr id="904137262" name="Imagen 904137262"/>
+                    <pic:cNvPr id="48556655" name="Imagen 1" descr="Diagrama&#10;&#10;El contenido generado por IA puede ser incorrecto."/>
                     <pic:cNvPicPr/>
                   </pic:nvPicPr>
                   <pic:blipFill>
-                    <a:blip r:embed="rId4">
+                    <a:blip r:embed="rId6">
                       <a:extLst>
                         <a:ext uri="{28A0092B-C50C-407E-A947-70E740481C1C}">
                           <a14:useLocalDpi xmlns:a14="http://schemas.microsoft.com/office/drawing/2010/main" val="0"/>
@@ -808,7 +3054,7 @@
                   <pic:spPr>
                     <a:xfrm>
                       <a:off x="0" y="0"/>
-                      <a:ext cx="4949825" cy="8258810"/>
+                      <a:ext cx="5098039" cy="8448318"/>
                     </a:xfrm>
                     <a:prstGeom prst="rect">
                       <a:avLst/>
@@ -821,6 +3067,378 @@
         </w:drawing>
       </w:r>
     </w:p>
+    <w:p>
+      <w:pPr>
+        <w:pStyle w:val="Ttulo1"/>
+        <w:rPr>
+          <w:rFonts w:ascii="Times New Roman" w:hAnsi="Times New Roman" w:cs="Times New Roman"/>
+        </w:rPr>
+      </w:pPr>
+      <w:r>
+        <w:rPr>
+          <w:rFonts w:ascii="Times New Roman" w:hAnsi="Times New Roman" w:cs="Times New Roman"/>
+        </w:rPr>
+        <w:br w:type="page"/>
+      </w:r>
+      <w:bookmarkStart w:id="12" w:name="_Toc224292837"/>
+      <w:r>
+        <w:rPr>
+          <w:rFonts w:ascii="Times New Roman" w:hAnsi="Times New Roman" w:cs="Times New Roman"/>
+        </w:rPr>
+        <w:lastRenderedPageBreak/>
+        <w:t>Pronts IA</w:t>
+      </w:r>
+      <w:bookmarkEnd w:id="12"/>
+    </w:p>
+    <w:p>
+      <w:pPr>
+        <w:rPr>
+          <w:rFonts w:ascii="Times New Roman" w:hAnsi="Times New Roman" w:cs="Times New Roman"/>
+        </w:rPr>
+      </w:pPr>
+      <w:r>
+        <w:rPr>
+          <w:rFonts w:ascii="Times New Roman" w:hAnsi="Times New Roman" w:cs="Times New Roman"/>
+        </w:rPr>
+        <w:t>Se le pedio a la IA Claude que genere un código en Python para el programa de control de velocidad y asignación de multas</w:t>
+      </w:r>
+    </w:p>
+    <w:p>
+      <w:pPr>
+        <w:rPr>
+          <w:rFonts w:ascii="Times New Roman" w:hAnsi="Times New Roman" w:cs="Times New Roman"/>
+        </w:rPr>
+      </w:pPr>
+      <w:r>
+        <w:rPr>
+          <w:rFonts w:ascii="Times New Roman" w:hAnsi="Times New Roman" w:cs="Times New Roman"/>
+        </w:rPr>
+        <w:drawing>
+          <wp:inline distT="0" distB="0" distL="0" distR="0" wp14:anchorId="37A053E4" wp14:editId="6AA96B98">
+            <wp:extent cx="5732145" cy="3224530"/>
+            <wp:effectExtent l="0" t="0" r="1905" b="0"/>
+            <wp:docPr id="447739168" name="Imagen 1" descr="Interfaz de usuario gráfica, Texto&#10;&#10;El contenido generado por IA puede ser incorrecto."/>
+            <wp:cNvGraphicFramePr>
+              <a:graphicFrameLocks xmlns:a="http://schemas.openxmlformats.org/drawingml/2006/main" noChangeAspect="1"/>
+            </wp:cNvGraphicFramePr>
+            <a:graphic xmlns:a="http://schemas.openxmlformats.org/drawingml/2006/main">
+              <a:graphicData uri="http://schemas.openxmlformats.org/drawingml/2006/picture">
+                <pic:pic xmlns:pic="http://schemas.openxmlformats.org/drawingml/2006/picture">
+                  <pic:nvPicPr>
+                    <pic:cNvPr id="447739168" name="Imagen 1" descr="Interfaz de usuario gráfica, Texto&#10;&#10;El contenido generado por IA puede ser incorrecto."/>
+                    <pic:cNvPicPr/>
+                  </pic:nvPicPr>
+                  <pic:blipFill>
+                    <a:blip r:embed="rId7"/>
+                    <a:stretch>
+                      <a:fillRect/>
+                    </a:stretch>
+                  </pic:blipFill>
+                  <pic:spPr>
+                    <a:xfrm>
+                      <a:off x="0" y="0"/>
+                      <a:ext cx="5732145" cy="3224530"/>
+                    </a:xfrm>
+                    <a:prstGeom prst="rect">
+                      <a:avLst/>
+                    </a:prstGeom>
+                  </pic:spPr>
+                </pic:pic>
+              </a:graphicData>
+            </a:graphic>
+          </wp:inline>
+        </w:drawing>
+      </w:r>
+    </w:p>
+    <w:p>
+      <w:pPr>
+        <w:rPr>
+          <w:rFonts w:ascii="Times New Roman" w:hAnsi="Times New Roman" w:cs="Times New Roman"/>
+        </w:rPr>
+      </w:pPr>
+    </w:p>
+    <w:p>
+      <w:pPr>
+        <w:rPr>
+          <w:rFonts w:ascii="Times New Roman" w:hAnsi="Times New Roman" w:cs="Times New Roman"/>
+        </w:rPr>
+      </w:pPr>
+      <w:r>
+        <w:rPr>
+          <w:rFonts w:ascii="Times New Roman" w:hAnsi="Times New Roman" w:cs="Times New Roman"/>
+        </w:rPr>
+        <w:t>La IA nos especifica que debemos instalar una librería si el PC lo requiere, para poder generar un PDF</w:t>
+      </w:r>
+    </w:p>
+    <w:p>
+      <w:pPr>
+        <w:rPr>
+          <w:rFonts w:ascii="Times New Roman" w:hAnsi="Times New Roman" w:cs="Times New Roman"/>
+        </w:rPr>
+      </w:pPr>
+      <w:r>
+        <w:rPr>
+          <w:rFonts w:ascii="Times New Roman" w:hAnsi="Times New Roman" w:cs="Times New Roman"/>
+        </w:rPr>
+        <w:drawing>
+          <wp:inline distT="0" distB="0" distL="0" distR="0" wp14:anchorId="3A793615" wp14:editId="3F8EAFDB">
+            <wp:extent cx="5732145" cy="3224530"/>
+            <wp:effectExtent l="0" t="0" r="1905" b="0"/>
+            <wp:docPr id="1829208977" name="Imagen 1" descr="Interfaz de usuario gráfica, Texto, Aplicación&#10;&#10;El contenido generado por IA puede ser incorrecto."/>
+            <wp:cNvGraphicFramePr>
+              <a:graphicFrameLocks xmlns:a="http://schemas.openxmlformats.org/drawingml/2006/main" noChangeAspect="1"/>
+            </wp:cNvGraphicFramePr>
+            <a:graphic xmlns:a="http://schemas.openxmlformats.org/drawingml/2006/main">
+              <a:graphicData uri="http://schemas.openxmlformats.org/drawingml/2006/picture">
+                <pic:pic xmlns:pic="http://schemas.openxmlformats.org/drawingml/2006/picture">
+                  <pic:nvPicPr>
+                    <pic:cNvPr id="1829208977" name="Imagen 1" descr="Interfaz de usuario gráfica, Texto, Aplicación&#10;&#10;El contenido generado por IA puede ser incorrecto."/>
+                    <pic:cNvPicPr/>
+                  </pic:nvPicPr>
+                  <pic:blipFill>
+                    <a:blip r:embed="rId8"/>
+                    <a:stretch>
+                      <a:fillRect/>
+                    </a:stretch>
+                  </pic:blipFill>
+                  <pic:spPr>
+                    <a:xfrm>
+                      <a:off x="0" y="0"/>
+                      <a:ext cx="5732145" cy="3224530"/>
+                    </a:xfrm>
+                    <a:prstGeom prst="rect">
+                      <a:avLst/>
+                    </a:prstGeom>
+                  </pic:spPr>
+                </pic:pic>
+              </a:graphicData>
+            </a:graphic>
+          </wp:inline>
+        </w:drawing>
+      </w:r>
+    </w:p>
+    <w:p>
+      <w:pPr>
+        <w:rPr>
+          <w:rFonts w:ascii="Times New Roman" w:hAnsi="Times New Roman" w:cs="Times New Roman"/>
+        </w:rPr>
+      </w:pPr>
+      <w:r>
+        <w:rPr>
+          <w:rFonts w:ascii="Times New Roman" w:hAnsi="Times New Roman" w:cs="Times New Roman"/>
+        </w:rPr>
+        <w:lastRenderedPageBreak/>
+        <w:t>Se le pidió a la IA que al momento de generar el PDF agregue el nombre del usuario que está usando el programa</w:t>
+      </w:r>
+      <w:r>
+        <w:rPr>
+          <w:rFonts w:ascii="Times New Roman" w:hAnsi="Times New Roman" w:cs="Times New Roman"/>
+        </w:rPr>
+        <w:drawing>
+          <wp:inline distT="0" distB="0" distL="0" distR="0" wp14:anchorId="121EBE34" wp14:editId="2E05FE70">
+            <wp:extent cx="5732145" cy="3224530"/>
+            <wp:effectExtent l="0" t="0" r="1905" b="0"/>
+            <wp:docPr id="1125525849" name="Imagen 1" descr="Interfaz de usuario gráfica, Texto, Aplicación&#10;&#10;El contenido generado por IA puede ser incorrecto."/>
+            <wp:cNvGraphicFramePr>
+              <a:graphicFrameLocks xmlns:a="http://schemas.openxmlformats.org/drawingml/2006/main" noChangeAspect="1"/>
+            </wp:cNvGraphicFramePr>
+            <a:graphic xmlns:a="http://schemas.openxmlformats.org/drawingml/2006/main">
+              <a:graphicData uri="http://schemas.openxmlformats.org/drawingml/2006/picture">
+                <pic:pic xmlns:pic="http://schemas.openxmlformats.org/drawingml/2006/picture">
+                  <pic:nvPicPr>
+                    <pic:cNvPr id="1125525849" name="Imagen 1" descr="Interfaz de usuario gráfica, Texto, Aplicación&#10;&#10;El contenido generado por IA puede ser incorrecto."/>
+                    <pic:cNvPicPr/>
+                  </pic:nvPicPr>
+                  <pic:blipFill>
+                    <a:blip r:embed="rId9"/>
+                    <a:stretch>
+                      <a:fillRect/>
+                    </a:stretch>
+                  </pic:blipFill>
+                  <pic:spPr>
+                    <a:xfrm>
+                      <a:off x="0" y="0"/>
+                      <a:ext cx="5732145" cy="3224530"/>
+                    </a:xfrm>
+                    <a:prstGeom prst="rect">
+                      <a:avLst/>
+                    </a:prstGeom>
+                  </pic:spPr>
+                </pic:pic>
+              </a:graphicData>
+            </a:graphic>
+          </wp:inline>
+        </w:drawing>
+      </w:r>
+    </w:p>
+    <w:p>
+      <w:pPr>
+        <w:rPr>
+          <w:rFonts w:ascii="Times New Roman" w:hAnsi="Times New Roman" w:cs="Times New Roman"/>
+        </w:rPr>
+      </w:pPr>
+    </w:p>
+    <w:p>
+      <w:pPr>
+        <w:rPr>
+          <w:rFonts w:ascii="Times New Roman" w:hAnsi="Times New Roman" w:cs="Times New Roman"/>
+        </w:rPr>
+      </w:pPr>
+      <w:r>
+        <w:rPr>
+          <w:rFonts w:ascii="Times New Roman" w:hAnsi="Times New Roman" w:cs="Times New Roman"/>
+        </w:rPr>
+        <w:t>Explicación paso a paso de como modificar el código</w:t>
+      </w:r>
+    </w:p>
+    <w:p>
+      <w:pPr>
+        <w:rPr>
+          <w:rFonts w:ascii="Times New Roman" w:hAnsi="Times New Roman" w:cs="Times New Roman"/>
+        </w:rPr>
+      </w:pPr>
+      <w:r>
+        <w:rPr>
+          <w:rFonts w:ascii="Times New Roman" w:hAnsi="Times New Roman" w:cs="Times New Roman"/>
+        </w:rPr>
+        <w:drawing>
+          <wp:inline distT="0" distB="0" distL="0" distR="0" wp14:anchorId="7D6E5E29" wp14:editId="0AA7CE43">
+            <wp:extent cx="5732145" cy="3224530"/>
+            <wp:effectExtent l="0" t="0" r="1905" b="0"/>
+            <wp:docPr id="1786469909" name="Imagen 1" descr="Interfaz de usuario gráfica, Texto, Aplicación&#10;&#10;El contenido generado por IA puede ser incorrecto."/>
+            <wp:cNvGraphicFramePr>
+              <a:graphicFrameLocks xmlns:a="http://schemas.openxmlformats.org/drawingml/2006/main" noChangeAspect="1"/>
+            </wp:cNvGraphicFramePr>
+            <a:graphic xmlns:a="http://schemas.openxmlformats.org/drawingml/2006/main">
+              <a:graphicData uri="http://schemas.openxmlformats.org/drawingml/2006/picture">
+                <pic:pic xmlns:pic="http://schemas.openxmlformats.org/drawingml/2006/picture">
+                  <pic:nvPicPr>
+                    <pic:cNvPr id="1786469909" name="Imagen 1" descr="Interfaz de usuario gráfica, Texto, Aplicación&#10;&#10;El contenido generado por IA puede ser incorrecto."/>
+                    <pic:cNvPicPr/>
+                  </pic:nvPicPr>
+                  <pic:blipFill>
+                    <a:blip r:embed="rId10"/>
+                    <a:stretch>
+                      <a:fillRect/>
+                    </a:stretch>
+                  </pic:blipFill>
+                  <pic:spPr>
+                    <a:xfrm>
+                      <a:off x="0" y="0"/>
+                      <a:ext cx="5732145" cy="3224530"/>
+                    </a:xfrm>
+                    <a:prstGeom prst="rect">
+                      <a:avLst/>
+                    </a:prstGeom>
+                  </pic:spPr>
+                </pic:pic>
+              </a:graphicData>
+            </a:graphic>
+          </wp:inline>
+        </w:drawing>
+      </w:r>
+    </w:p>
+    <w:p>
+      <w:pPr>
+        <w:rPr>
+          <w:rFonts w:ascii="Times New Roman" w:hAnsi="Times New Roman" w:cs="Times New Roman"/>
+        </w:rPr>
+      </w:pPr>
+      <w:r>
+        <w:rPr>
+          <w:rFonts w:ascii="Times New Roman" w:hAnsi="Times New Roman" w:cs="Times New Roman"/>
+        </w:rPr>
+        <w:lastRenderedPageBreak/>
+        <w:t>Se le pidió a la IA que me ayude explicando línea/bloque para así poder entender que s</w:t>
+      </w:r>
+      <w:r>
+        <w:rPr>
+          <w:rFonts w:ascii="Times New Roman" w:hAnsi="Times New Roman" w:cs="Times New Roman"/>
+        </w:rPr>
+        <w:drawing>
+          <wp:inline distT="0" distB="0" distL="0" distR="0" wp14:anchorId="0033114F" wp14:editId="67A61A11">
+            <wp:extent cx="5732145" cy="3224530"/>
+            <wp:effectExtent l="0" t="0" r="1905" b="0"/>
+            <wp:docPr id="1159478660" name="Imagen 1" descr="Interfaz de usuario gráfica, Texto, Aplicación&#10;&#10;El contenido generado por IA puede ser incorrecto."/>
+            <wp:cNvGraphicFramePr>
+              <a:graphicFrameLocks xmlns:a="http://schemas.openxmlformats.org/drawingml/2006/main" noChangeAspect="1"/>
+            </wp:cNvGraphicFramePr>
+            <a:graphic xmlns:a="http://schemas.openxmlformats.org/drawingml/2006/main">
+              <a:graphicData uri="http://schemas.openxmlformats.org/drawingml/2006/picture">
+                <pic:pic xmlns:pic="http://schemas.openxmlformats.org/drawingml/2006/picture">
+                  <pic:nvPicPr>
+                    <pic:cNvPr id="1159478660" name="Imagen 1" descr="Interfaz de usuario gráfica, Texto, Aplicación&#10;&#10;El contenido generado por IA puede ser incorrecto."/>
+                    <pic:cNvPicPr/>
+                  </pic:nvPicPr>
+                  <pic:blipFill>
+                    <a:blip r:embed="rId11"/>
+                    <a:stretch>
+                      <a:fillRect/>
+                    </a:stretch>
+                  </pic:blipFill>
+                  <pic:spPr>
+                    <a:xfrm>
+                      <a:off x="0" y="0"/>
+                      <a:ext cx="5732145" cy="3224530"/>
+                    </a:xfrm>
+                    <a:prstGeom prst="rect">
+                      <a:avLst/>
+                    </a:prstGeom>
+                  </pic:spPr>
+                </pic:pic>
+              </a:graphicData>
+            </a:graphic>
+          </wp:inline>
+        </w:drawing>
+      </w:r>
+    </w:p>
+    <w:p>
+      <w:pPr>
+        <w:rPr>
+          <w:rFonts w:ascii="Times New Roman" w:hAnsi="Times New Roman" w:cs="Times New Roman"/>
+        </w:rPr>
+      </w:pPr>
+      <w:r>
+        <w:rPr>
+          <w:rFonts w:ascii="Times New Roman" w:hAnsi="Times New Roman" w:cs="Times New Roman"/>
+        </w:rPr>
+        <w:drawing>
+          <wp:inline distT="0" distB="0" distL="0" distR="0" wp14:anchorId="19DE7E3A" wp14:editId="50D6D611">
+            <wp:extent cx="5732145" cy="3224530"/>
+            <wp:effectExtent l="0" t="0" r="1905" b="0"/>
+            <wp:docPr id="1105181273" name="Imagen 1" descr="Interfaz de usuario gráfica, Texto, Aplicación&#10;&#10;El contenido generado por IA puede ser incorrecto."/>
+            <wp:cNvGraphicFramePr>
+              <a:graphicFrameLocks xmlns:a="http://schemas.openxmlformats.org/drawingml/2006/main" noChangeAspect="1"/>
+            </wp:cNvGraphicFramePr>
+            <a:graphic xmlns:a="http://schemas.openxmlformats.org/drawingml/2006/main">
+              <a:graphicData uri="http://schemas.openxmlformats.org/drawingml/2006/picture">
+                <pic:pic xmlns:pic="http://schemas.openxmlformats.org/drawingml/2006/picture">
+                  <pic:nvPicPr>
+                    <pic:cNvPr id="1105181273" name="Imagen 1" descr="Interfaz de usuario gráfica, Texto, Aplicación&#10;&#10;El contenido generado por IA puede ser incorrecto."/>
+                    <pic:cNvPicPr/>
+                  </pic:nvPicPr>
+                  <pic:blipFill>
+                    <a:blip r:embed="rId12"/>
+                    <a:stretch>
+                      <a:fillRect/>
+                    </a:stretch>
+                  </pic:blipFill>
+                  <pic:spPr>
+                    <a:xfrm>
+                      <a:off x="0" y="0"/>
+                      <a:ext cx="5732145" cy="3224530"/>
+                    </a:xfrm>
+                    <a:prstGeom prst="rect">
+                      <a:avLst/>
+                    </a:prstGeom>
+                  </pic:spPr>
+                </pic:pic>
+              </a:graphicData>
+            </a:graphic>
+          </wp:inline>
+        </w:drawing>
+      </w:r>
+    </w:p>
     <w:sectPr>
       <w:pgSz w:w="11907" w:h="16840" w:code="9"/>
       <w:pgMar w:top="1440" w:right="1440" w:bottom="1440" w:left="1440" w:header="709" w:footer="709" w:gutter="0"/>
@@ -829,6 +3447,694 @@
     </w:sectPr>
   </w:body>
 </w:document>
+</file>
+
+<file path=word/numbering.xml><?xml version="1.0" encoding="utf-8"?>
+<w:numbering xmlns:wpc="http://schemas.microsoft.com/office/word/2010/wordprocessingCanvas" xmlns:cx="http://schemas.microsoft.com/office/drawing/2014/chartex" xmlns:cx1="http://schemas.microsoft.com/office/drawing/2015/9/8/chartex" xmlns:cx2="http://schemas.microsoft.com/office/drawing/2015/10/21/chartex" xmlns:cx3="http://schemas.microsoft.com/office/drawing/2016/5/9/chartex" xmlns:cx4="http://schemas.microsoft.com/office/drawing/2016/5/10/chartex" xmlns:cx5="http://schemas.microsoft.com/office/drawing/2016/5/11/chartex" xmlns:cx6="http://schemas.microsoft.com/office/drawing/2016/5/12/chartex" xmlns:cx7="http://schemas.microsoft.com/office/drawing/2016/5/13/chartex" xmlns:cx8="http://schemas.microsoft.com/office/drawing/2016/5/14/chartex" xmlns:mc="http://schemas.openxmlformats.org/markup-compatibility/2006" xmlns:aink="http://schemas.microsoft.com/office/drawing/2016/ink" xmlns:am3d="http://schemas.microsoft.com/office/drawing/2017/model3d" xmlns:o="urn:schemas-microsoft-com:office:office" xmlns:oel="http://schemas.microsoft.com/office/2019/extlst" xmlns:r="http://schemas.openxmlformats.org/officeDocument/2006/relationships" xmlns:m="http://schemas.openxmlformats.org/officeDocument/2006/math" xmlns:v="urn:schemas-microsoft-com:vml" xmlns:wp14="http://schemas.microsoft.com/office/word/2010/wordprocessingDrawing" xmlns:wp="http://schemas.openxmlformats.org/drawingml/2006/wordprocessingDrawing" xmlns:w10="urn:schemas-microsoft-com:office:word" xmlns:w="http://schemas.openxmlformats.org/wordprocessingml/2006/main" xmlns:w14="http://schemas.microsoft.com/office/word/2010/wordml" xmlns:w15="http://schemas.microsoft.com/office/word/2012/wordml" xmlns:w16cex="http://schemas.microsoft.com/office/word/2018/wordml/cex" xmlns:w16cid="http://schemas.microsoft.com/office/word/2016/wordml/cid" xmlns:w16="http://schemas.microsoft.com/office/word/2018/wordml" xmlns:w16du="http://schemas.microsoft.com/office/word/2023/wordml/word16du" xmlns:w16sdtdh="http://schemas.microsoft.com/office/word/2020/wordml/sdtdatahash" xmlns:w16sdtfl="http://schemas.microsoft.com/office/word/2024/wordml/sdtformatlock" xmlns:w16se="http://schemas.microsoft.com/office/word/2015/wordml/symex" xmlns:wpg="http://schemas.microsoft.com/office/word/2010/wordprocessingGroup" xmlns:wpi="http://schemas.microsoft.com/office/word/2010/wordprocessingInk" xmlns:wne="http://schemas.microsoft.com/office/word/2006/wordml" xmlns:wps="http://schemas.microsoft.com/office/word/2010/wordprocessingShape" mc:Ignorable="w14 w15 w16se w16cid w16 w16cex w16sdtdh w16sdtfl w16du wp14">
+  <w:abstractNum w:abstractNumId="0" w15:restartNumberingAfterBreak="0">
+    <w:nsid w:val="06552637"/>
+    <w:multiLevelType w:val="hybridMultilevel"/>
+    <w:tmpl w:val="51105E5E"/>
+    <w:lvl w:ilvl="0" w:tplc="91388E22">
+      <w:start w:val="1"/>
+      <w:numFmt w:val="decimal"/>
+      <w:lvlText w:val="%1-"/>
+      <w:lvlJc w:val="left"/>
+      <w:pPr>
+        <w:ind w:left="720" w:hanging="360"/>
+      </w:pPr>
+      <w:rPr>
+        <w:rFonts w:hint="default"/>
+      </w:rPr>
+    </w:lvl>
+    <w:lvl w:ilvl="1" w:tplc="240A0019" w:tentative="1">
+      <w:start w:val="1"/>
+      <w:numFmt w:val="lowerLetter"/>
+      <w:lvlText w:val="%2."/>
+      <w:lvlJc w:val="left"/>
+      <w:pPr>
+        <w:ind w:left="1440" w:hanging="360"/>
+      </w:pPr>
+    </w:lvl>
+    <w:lvl w:ilvl="2" w:tplc="240A001B" w:tentative="1">
+      <w:start w:val="1"/>
+      <w:numFmt w:val="lowerRoman"/>
+      <w:lvlText w:val="%3."/>
+      <w:lvlJc w:val="right"/>
+      <w:pPr>
+        <w:ind w:left="2160" w:hanging="180"/>
+      </w:pPr>
+    </w:lvl>
+    <w:lvl w:ilvl="3" w:tplc="240A000F" w:tentative="1">
+      <w:start w:val="1"/>
+      <w:numFmt w:val="decimal"/>
+      <w:lvlText w:val="%4."/>
+      <w:lvlJc w:val="left"/>
+      <w:pPr>
+        <w:ind w:left="2880" w:hanging="360"/>
+      </w:pPr>
+    </w:lvl>
+    <w:lvl w:ilvl="4" w:tplc="240A0019" w:tentative="1">
+      <w:start w:val="1"/>
+      <w:numFmt w:val="lowerLetter"/>
+      <w:lvlText w:val="%5."/>
+      <w:lvlJc w:val="left"/>
+      <w:pPr>
+        <w:ind w:left="3600" w:hanging="360"/>
+      </w:pPr>
+    </w:lvl>
+    <w:lvl w:ilvl="5" w:tplc="240A001B" w:tentative="1">
+      <w:start w:val="1"/>
+      <w:numFmt w:val="lowerRoman"/>
+      <w:lvlText w:val="%6."/>
+      <w:lvlJc w:val="right"/>
+      <w:pPr>
+        <w:ind w:left="4320" w:hanging="180"/>
+      </w:pPr>
+    </w:lvl>
+    <w:lvl w:ilvl="6" w:tplc="240A000F" w:tentative="1">
+      <w:start w:val="1"/>
+      <w:numFmt w:val="decimal"/>
+      <w:lvlText w:val="%7."/>
+      <w:lvlJc w:val="left"/>
+      <w:pPr>
+        <w:ind w:left="5040" w:hanging="360"/>
+      </w:pPr>
+    </w:lvl>
+    <w:lvl w:ilvl="7" w:tplc="240A0019" w:tentative="1">
+      <w:start w:val="1"/>
+      <w:numFmt w:val="lowerLetter"/>
+      <w:lvlText w:val="%8."/>
+      <w:lvlJc w:val="left"/>
+      <w:pPr>
+        <w:ind w:left="5760" w:hanging="360"/>
+      </w:pPr>
+    </w:lvl>
+    <w:lvl w:ilvl="8" w:tplc="240A001B" w:tentative="1">
+      <w:start w:val="1"/>
+      <w:numFmt w:val="lowerRoman"/>
+      <w:lvlText w:val="%9."/>
+      <w:lvlJc w:val="right"/>
+      <w:pPr>
+        <w:ind w:left="6480" w:hanging="180"/>
+      </w:pPr>
+    </w:lvl>
+  </w:abstractNum>
+  <w:abstractNum w:abstractNumId="1" w15:restartNumberingAfterBreak="0">
+    <w:nsid w:val="1F886367"/>
+    <w:multiLevelType w:val="multilevel"/>
+    <w:tmpl w:val="7DEEAC2E"/>
+    <w:lvl w:ilvl="0">
+      <w:start w:val="1"/>
+      <w:numFmt w:val="decimal"/>
+      <w:lvlText w:val="%1."/>
+      <w:lvlJc w:val="left"/>
+      <w:pPr>
+        <w:ind w:left="643" w:hanging="360"/>
+      </w:pPr>
+      <w:rPr>
+        <w:rFonts w:hint="default"/>
+        <w:b/>
+        <w:bCs/>
+        <w:sz w:val="24"/>
+        <w:szCs w:val="24"/>
+      </w:rPr>
+    </w:lvl>
+    <w:lvl w:ilvl="1">
+      <w:start w:val="1"/>
+      <w:numFmt w:val="decimal"/>
+      <w:isLgl/>
+      <w:lvlText w:val="%1.%2"/>
+      <w:lvlJc w:val="left"/>
+      <w:pPr>
+        <w:ind w:left="703" w:hanging="420"/>
+      </w:pPr>
+      <w:rPr>
+        <w:rFonts w:hint="default"/>
+        <w:sz w:val="24"/>
+        <w:szCs w:val="24"/>
+      </w:rPr>
+    </w:lvl>
+    <w:lvl w:ilvl="2">
+      <w:start w:val="1"/>
+      <w:numFmt w:val="decimal"/>
+      <w:isLgl/>
+      <w:lvlText w:val="%1.%2.%3"/>
+      <w:lvlJc w:val="left"/>
+      <w:pPr>
+        <w:ind w:left="1003" w:hanging="720"/>
+      </w:pPr>
+      <w:rPr>
+        <w:rFonts w:hint="default"/>
+      </w:rPr>
+    </w:lvl>
+    <w:lvl w:ilvl="3">
+      <w:start w:val="1"/>
+      <w:numFmt w:val="decimal"/>
+      <w:isLgl/>
+      <w:lvlText w:val="%1.%2.%3.%4"/>
+      <w:lvlJc w:val="left"/>
+      <w:pPr>
+        <w:ind w:left="1363" w:hanging="1080"/>
+      </w:pPr>
+      <w:rPr>
+        <w:rFonts w:hint="default"/>
+      </w:rPr>
+    </w:lvl>
+    <w:lvl w:ilvl="4">
+      <w:start w:val="1"/>
+      <w:numFmt w:val="decimal"/>
+      <w:isLgl/>
+      <w:lvlText w:val="%1.%2.%3.%4.%5"/>
+      <w:lvlJc w:val="left"/>
+      <w:pPr>
+        <w:ind w:left="1363" w:hanging="1080"/>
+      </w:pPr>
+      <w:rPr>
+        <w:rFonts w:hint="default"/>
+      </w:rPr>
+    </w:lvl>
+    <w:lvl w:ilvl="5">
+      <w:start w:val="1"/>
+      <w:numFmt w:val="decimal"/>
+      <w:isLgl/>
+      <w:lvlText w:val="%1.%2.%3.%4.%5.%6"/>
+      <w:lvlJc w:val="left"/>
+      <w:pPr>
+        <w:ind w:left="1723" w:hanging="1440"/>
+      </w:pPr>
+      <w:rPr>
+        <w:rFonts w:hint="default"/>
+      </w:rPr>
+    </w:lvl>
+    <w:lvl w:ilvl="6">
+      <w:start w:val="1"/>
+      <w:numFmt w:val="decimal"/>
+      <w:isLgl/>
+      <w:lvlText w:val="%1.%2.%3.%4.%5.%6.%7"/>
+      <w:lvlJc w:val="left"/>
+      <w:pPr>
+        <w:ind w:left="1723" w:hanging="1440"/>
+      </w:pPr>
+      <w:rPr>
+        <w:rFonts w:hint="default"/>
+      </w:rPr>
+    </w:lvl>
+    <w:lvl w:ilvl="7">
+      <w:start w:val="1"/>
+      <w:numFmt w:val="decimal"/>
+      <w:isLgl/>
+      <w:lvlText w:val="%1.%2.%3.%4.%5.%6.%7.%8"/>
+      <w:lvlJc w:val="left"/>
+      <w:pPr>
+        <w:ind w:left="2083" w:hanging="1800"/>
+      </w:pPr>
+      <w:rPr>
+        <w:rFonts w:hint="default"/>
+      </w:rPr>
+    </w:lvl>
+    <w:lvl w:ilvl="8">
+      <w:start w:val="1"/>
+      <w:numFmt w:val="decimal"/>
+      <w:isLgl/>
+      <w:lvlText w:val="%1.%2.%3.%4.%5.%6.%7.%8.%9"/>
+      <w:lvlJc w:val="left"/>
+      <w:pPr>
+        <w:ind w:left="2443" w:hanging="2160"/>
+      </w:pPr>
+      <w:rPr>
+        <w:rFonts w:hint="default"/>
+      </w:rPr>
+    </w:lvl>
+  </w:abstractNum>
+  <w:abstractNum w:abstractNumId="2" w15:restartNumberingAfterBreak="0">
+    <w:nsid w:val="310C63EB"/>
+    <w:multiLevelType w:val="hybridMultilevel"/>
+    <w:tmpl w:val="BD3C3E36"/>
+    <w:lvl w:ilvl="0" w:tplc="EC6EBF52">
+      <w:start w:val="1"/>
+      <w:numFmt w:val="decimal"/>
+      <w:lvlText w:val="%1."/>
+      <w:lvlJc w:val="left"/>
+      <w:pPr>
+        <w:ind w:left="720" w:hanging="360"/>
+      </w:pPr>
+      <w:rPr>
+        <w:rFonts w:hint="default"/>
+        <w:b/>
+        <w:bCs/>
+      </w:rPr>
+    </w:lvl>
+    <w:lvl w:ilvl="1" w:tplc="240A0019" w:tentative="1">
+      <w:start w:val="1"/>
+      <w:numFmt w:val="lowerLetter"/>
+      <w:lvlText w:val="%2."/>
+      <w:lvlJc w:val="left"/>
+      <w:pPr>
+        <w:ind w:left="1440" w:hanging="360"/>
+      </w:pPr>
+    </w:lvl>
+    <w:lvl w:ilvl="2" w:tplc="240A001B" w:tentative="1">
+      <w:start w:val="1"/>
+      <w:numFmt w:val="lowerRoman"/>
+      <w:lvlText w:val="%3."/>
+      <w:lvlJc w:val="right"/>
+      <w:pPr>
+        <w:ind w:left="2160" w:hanging="180"/>
+      </w:pPr>
+    </w:lvl>
+    <w:lvl w:ilvl="3" w:tplc="240A000F" w:tentative="1">
+      <w:start w:val="1"/>
+      <w:numFmt w:val="decimal"/>
+      <w:lvlText w:val="%4."/>
+      <w:lvlJc w:val="left"/>
+      <w:pPr>
+        <w:ind w:left="2880" w:hanging="360"/>
+      </w:pPr>
+    </w:lvl>
+    <w:lvl w:ilvl="4" w:tplc="240A0019" w:tentative="1">
+      <w:start w:val="1"/>
+      <w:numFmt w:val="lowerLetter"/>
+      <w:lvlText w:val="%5."/>
+      <w:lvlJc w:val="left"/>
+      <w:pPr>
+        <w:ind w:left="3600" w:hanging="360"/>
+      </w:pPr>
+    </w:lvl>
+    <w:lvl w:ilvl="5" w:tplc="240A001B" w:tentative="1">
+      <w:start w:val="1"/>
+      <w:numFmt w:val="lowerRoman"/>
+      <w:lvlText w:val="%6."/>
+      <w:lvlJc w:val="right"/>
+      <w:pPr>
+        <w:ind w:left="4320" w:hanging="180"/>
+      </w:pPr>
+    </w:lvl>
+    <w:lvl w:ilvl="6" w:tplc="240A000F" w:tentative="1">
+      <w:start w:val="1"/>
+      <w:numFmt w:val="decimal"/>
+      <w:lvlText w:val="%7."/>
+      <w:lvlJc w:val="left"/>
+      <w:pPr>
+        <w:ind w:left="5040" w:hanging="360"/>
+      </w:pPr>
+    </w:lvl>
+    <w:lvl w:ilvl="7" w:tplc="240A0019" w:tentative="1">
+      <w:start w:val="1"/>
+      <w:numFmt w:val="lowerLetter"/>
+      <w:lvlText w:val="%8."/>
+      <w:lvlJc w:val="left"/>
+      <w:pPr>
+        <w:ind w:left="5760" w:hanging="360"/>
+      </w:pPr>
+    </w:lvl>
+    <w:lvl w:ilvl="8" w:tplc="240A001B" w:tentative="1">
+      <w:start w:val="1"/>
+      <w:numFmt w:val="lowerRoman"/>
+      <w:lvlText w:val="%9."/>
+      <w:lvlJc w:val="right"/>
+      <w:pPr>
+        <w:ind w:left="6480" w:hanging="180"/>
+      </w:pPr>
+    </w:lvl>
+  </w:abstractNum>
+  <w:abstractNum w:abstractNumId="3" w15:restartNumberingAfterBreak="0">
+    <w:nsid w:val="4B471E0A"/>
+    <w:multiLevelType w:val="hybridMultilevel"/>
+    <w:tmpl w:val="2BB42556"/>
+    <w:lvl w:ilvl="0" w:tplc="A592541A">
+      <w:start w:val="1"/>
+      <w:numFmt w:val="decimal"/>
+      <w:lvlText w:val="%1."/>
+      <w:lvlJc w:val="left"/>
+      <w:pPr>
+        <w:ind w:left="643" w:hanging="360"/>
+      </w:pPr>
+      <w:rPr>
+        <w:rFonts w:hint="default"/>
+        <w:b/>
+        <w:bCs/>
+      </w:rPr>
+    </w:lvl>
+    <w:lvl w:ilvl="1" w:tplc="240A0019" w:tentative="1">
+      <w:start w:val="1"/>
+      <w:numFmt w:val="lowerLetter"/>
+      <w:lvlText w:val="%2."/>
+      <w:lvlJc w:val="left"/>
+      <w:pPr>
+        <w:ind w:left="1440" w:hanging="360"/>
+      </w:pPr>
+    </w:lvl>
+    <w:lvl w:ilvl="2" w:tplc="240A001B" w:tentative="1">
+      <w:start w:val="1"/>
+      <w:numFmt w:val="lowerRoman"/>
+      <w:lvlText w:val="%3."/>
+      <w:lvlJc w:val="right"/>
+      <w:pPr>
+        <w:ind w:left="2160" w:hanging="180"/>
+      </w:pPr>
+    </w:lvl>
+    <w:lvl w:ilvl="3" w:tplc="240A000F" w:tentative="1">
+      <w:start w:val="1"/>
+      <w:numFmt w:val="decimal"/>
+      <w:lvlText w:val="%4."/>
+      <w:lvlJc w:val="left"/>
+      <w:pPr>
+        <w:ind w:left="2880" w:hanging="360"/>
+      </w:pPr>
+    </w:lvl>
+    <w:lvl w:ilvl="4" w:tplc="240A0019" w:tentative="1">
+      <w:start w:val="1"/>
+      <w:numFmt w:val="lowerLetter"/>
+      <w:lvlText w:val="%5."/>
+      <w:lvlJc w:val="left"/>
+      <w:pPr>
+        <w:ind w:left="3600" w:hanging="360"/>
+      </w:pPr>
+    </w:lvl>
+    <w:lvl w:ilvl="5" w:tplc="240A001B" w:tentative="1">
+      <w:start w:val="1"/>
+      <w:numFmt w:val="lowerRoman"/>
+      <w:lvlText w:val="%6."/>
+      <w:lvlJc w:val="right"/>
+      <w:pPr>
+        <w:ind w:left="4320" w:hanging="180"/>
+      </w:pPr>
+    </w:lvl>
+    <w:lvl w:ilvl="6" w:tplc="240A000F" w:tentative="1">
+      <w:start w:val="1"/>
+      <w:numFmt w:val="decimal"/>
+      <w:lvlText w:val="%7."/>
+      <w:lvlJc w:val="left"/>
+      <w:pPr>
+        <w:ind w:left="5040" w:hanging="360"/>
+      </w:pPr>
+    </w:lvl>
+    <w:lvl w:ilvl="7" w:tplc="240A0019" w:tentative="1">
+      <w:start w:val="1"/>
+      <w:numFmt w:val="lowerLetter"/>
+      <w:lvlText w:val="%8."/>
+      <w:lvlJc w:val="left"/>
+      <w:pPr>
+        <w:ind w:left="5760" w:hanging="360"/>
+      </w:pPr>
+    </w:lvl>
+    <w:lvl w:ilvl="8" w:tplc="240A001B" w:tentative="1">
+      <w:start w:val="1"/>
+      <w:numFmt w:val="lowerRoman"/>
+      <w:lvlText w:val="%9."/>
+      <w:lvlJc w:val="right"/>
+      <w:pPr>
+        <w:ind w:left="6480" w:hanging="180"/>
+      </w:pPr>
+    </w:lvl>
+  </w:abstractNum>
+  <w:abstractNum w:abstractNumId="4" w15:restartNumberingAfterBreak="0">
+    <w:nsid w:val="55E337A2"/>
+    <w:multiLevelType w:val="hybridMultilevel"/>
+    <w:tmpl w:val="4C74974A"/>
+    <w:lvl w:ilvl="0" w:tplc="E9CE3B5A">
+      <w:start w:val="1"/>
+      <w:numFmt w:val="decimal"/>
+      <w:lvlText w:val="%1-"/>
+      <w:lvlJc w:val="left"/>
+      <w:pPr>
+        <w:ind w:left="720" w:hanging="360"/>
+      </w:pPr>
+      <w:rPr>
+        <w:rFonts w:hint="default"/>
+      </w:rPr>
+    </w:lvl>
+    <w:lvl w:ilvl="1" w:tplc="240A0019" w:tentative="1">
+      <w:start w:val="1"/>
+      <w:numFmt w:val="lowerLetter"/>
+      <w:lvlText w:val="%2."/>
+      <w:lvlJc w:val="left"/>
+      <w:pPr>
+        <w:ind w:left="1440" w:hanging="360"/>
+      </w:pPr>
+    </w:lvl>
+    <w:lvl w:ilvl="2" w:tplc="240A001B" w:tentative="1">
+      <w:start w:val="1"/>
+      <w:numFmt w:val="lowerRoman"/>
+      <w:lvlText w:val="%3."/>
+      <w:lvlJc w:val="right"/>
+      <w:pPr>
+        <w:ind w:left="2160" w:hanging="180"/>
+      </w:pPr>
+    </w:lvl>
+    <w:lvl w:ilvl="3" w:tplc="240A000F" w:tentative="1">
+      <w:start w:val="1"/>
+      <w:numFmt w:val="decimal"/>
+      <w:lvlText w:val="%4."/>
+      <w:lvlJc w:val="left"/>
+      <w:pPr>
+        <w:ind w:left="2880" w:hanging="360"/>
+      </w:pPr>
+    </w:lvl>
+    <w:lvl w:ilvl="4" w:tplc="240A0019" w:tentative="1">
+      <w:start w:val="1"/>
+      <w:numFmt w:val="lowerLetter"/>
+      <w:lvlText w:val="%5."/>
+      <w:lvlJc w:val="left"/>
+      <w:pPr>
+        <w:ind w:left="3600" w:hanging="360"/>
+      </w:pPr>
+    </w:lvl>
+    <w:lvl w:ilvl="5" w:tplc="240A001B" w:tentative="1">
+      <w:start w:val="1"/>
+      <w:numFmt w:val="lowerRoman"/>
+      <w:lvlText w:val="%6."/>
+      <w:lvlJc w:val="right"/>
+      <w:pPr>
+        <w:ind w:left="4320" w:hanging="180"/>
+      </w:pPr>
+    </w:lvl>
+    <w:lvl w:ilvl="6" w:tplc="240A000F" w:tentative="1">
+      <w:start w:val="1"/>
+      <w:numFmt w:val="decimal"/>
+      <w:lvlText w:val="%7."/>
+      <w:lvlJc w:val="left"/>
+      <w:pPr>
+        <w:ind w:left="5040" w:hanging="360"/>
+      </w:pPr>
+    </w:lvl>
+    <w:lvl w:ilvl="7" w:tplc="240A0019" w:tentative="1">
+      <w:start w:val="1"/>
+      <w:numFmt w:val="lowerLetter"/>
+      <w:lvlText w:val="%8."/>
+      <w:lvlJc w:val="left"/>
+      <w:pPr>
+        <w:ind w:left="5760" w:hanging="360"/>
+      </w:pPr>
+    </w:lvl>
+    <w:lvl w:ilvl="8" w:tplc="240A001B" w:tentative="1">
+      <w:start w:val="1"/>
+      <w:numFmt w:val="lowerRoman"/>
+      <w:lvlText w:val="%9."/>
+      <w:lvlJc w:val="right"/>
+      <w:pPr>
+        <w:ind w:left="6480" w:hanging="180"/>
+      </w:pPr>
+    </w:lvl>
+  </w:abstractNum>
+  <w:abstractNum w:abstractNumId="5" w15:restartNumberingAfterBreak="0">
+    <w:nsid w:val="5B150413"/>
+    <w:multiLevelType w:val="hybridMultilevel"/>
+    <w:tmpl w:val="ECC2695A"/>
+    <w:lvl w:ilvl="0" w:tplc="240A000F">
+      <w:start w:val="1"/>
+      <w:numFmt w:val="decimal"/>
+      <w:lvlText w:val="%1."/>
+      <w:lvlJc w:val="left"/>
+      <w:pPr>
+        <w:ind w:left="720" w:hanging="360"/>
+      </w:pPr>
+    </w:lvl>
+    <w:lvl w:ilvl="1" w:tplc="240A0019" w:tentative="1">
+      <w:start w:val="1"/>
+      <w:numFmt w:val="lowerLetter"/>
+      <w:lvlText w:val="%2."/>
+      <w:lvlJc w:val="left"/>
+      <w:pPr>
+        <w:ind w:left="1440" w:hanging="360"/>
+      </w:pPr>
+    </w:lvl>
+    <w:lvl w:ilvl="2" w:tplc="240A001B" w:tentative="1">
+      <w:start w:val="1"/>
+      <w:numFmt w:val="lowerRoman"/>
+      <w:lvlText w:val="%3."/>
+      <w:lvlJc w:val="right"/>
+      <w:pPr>
+        <w:ind w:left="2160" w:hanging="180"/>
+      </w:pPr>
+    </w:lvl>
+    <w:lvl w:ilvl="3" w:tplc="240A000F" w:tentative="1">
+      <w:start w:val="1"/>
+      <w:numFmt w:val="decimal"/>
+      <w:lvlText w:val="%4."/>
+      <w:lvlJc w:val="left"/>
+      <w:pPr>
+        <w:ind w:left="2880" w:hanging="360"/>
+      </w:pPr>
+    </w:lvl>
+    <w:lvl w:ilvl="4" w:tplc="240A0019" w:tentative="1">
+      <w:start w:val="1"/>
+      <w:numFmt w:val="lowerLetter"/>
+      <w:lvlText w:val="%5."/>
+      <w:lvlJc w:val="left"/>
+      <w:pPr>
+        <w:ind w:left="3600" w:hanging="360"/>
+      </w:pPr>
+    </w:lvl>
+    <w:lvl w:ilvl="5" w:tplc="240A001B" w:tentative="1">
+      <w:start w:val="1"/>
+      <w:numFmt w:val="lowerRoman"/>
+      <w:lvlText w:val="%6."/>
+      <w:lvlJc w:val="right"/>
+      <w:pPr>
+        <w:ind w:left="4320" w:hanging="180"/>
+      </w:pPr>
+    </w:lvl>
+    <w:lvl w:ilvl="6" w:tplc="240A000F" w:tentative="1">
+      <w:start w:val="1"/>
+      <w:numFmt w:val="decimal"/>
+      <w:lvlText w:val="%7."/>
+      <w:lvlJc w:val="left"/>
+      <w:pPr>
+        <w:ind w:left="5040" w:hanging="360"/>
+      </w:pPr>
+    </w:lvl>
+    <w:lvl w:ilvl="7" w:tplc="240A0019" w:tentative="1">
+      <w:start w:val="1"/>
+      <w:numFmt w:val="lowerLetter"/>
+      <w:lvlText w:val="%8."/>
+      <w:lvlJc w:val="left"/>
+      <w:pPr>
+        <w:ind w:left="5760" w:hanging="360"/>
+      </w:pPr>
+    </w:lvl>
+    <w:lvl w:ilvl="8" w:tplc="240A001B" w:tentative="1">
+      <w:start w:val="1"/>
+      <w:numFmt w:val="lowerRoman"/>
+      <w:lvlText w:val="%9."/>
+      <w:lvlJc w:val="right"/>
+      <w:pPr>
+        <w:ind w:left="6480" w:hanging="180"/>
+      </w:pPr>
+    </w:lvl>
+  </w:abstractNum>
+  <w:abstractNum w:abstractNumId="6" w15:restartNumberingAfterBreak="0">
+    <w:nsid w:val="732E0AF6"/>
+    <w:multiLevelType w:val="hybridMultilevel"/>
+    <w:tmpl w:val="D00A9A82"/>
+    <w:lvl w:ilvl="0" w:tplc="21FC0F3C">
+      <w:start w:val="1"/>
+      <w:numFmt w:val="decimal"/>
+      <w:lvlText w:val="%1-"/>
+      <w:lvlJc w:val="left"/>
+      <w:pPr>
+        <w:ind w:left="720" w:hanging="360"/>
+      </w:pPr>
+      <w:rPr>
+        <w:rFonts w:hint="default"/>
+      </w:rPr>
+    </w:lvl>
+    <w:lvl w:ilvl="1" w:tplc="240A0019" w:tentative="1">
+      <w:start w:val="1"/>
+      <w:numFmt w:val="lowerLetter"/>
+      <w:lvlText w:val="%2."/>
+      <w:lvlJc w:val="left"/>
+      <w:pPr>
+        <w:ind w:left="1440" w:hanging="360"/>
+      </w:pPr>
+    </w:lvl>
+    <w:lvl w:ilvl="2" w:tplc="240A001B" w:tentative="1">
+      <w:start w:val="1"/>
+      <w:numFmt w:val="lowerRoman"/>
+      <w:lvlText w:val="%3."/>
+      <w:lvlJc w:val="right"/>
+      <w:pPr>
+        <w:ind w:left="2160" w:hanging="180"/>
+      </w:pPr>
+    </w:lvl>
+    <w:lvl w:ilvl="3" w:tplc="240A000F" w:tentative="1">
+      <w:start w:val="1"/>
+      <w:numFmt w:val="decimal"/>
+      <w:lvlText w:val="%4."/>
+      <w:lvlJc w:val="left"/>
+      <w:pPr>
+        <w:ind w:left="2880" w:hanging="360"/>
+      </w:pPr>
+    </w:lvl>
+    <w:lvl w:ilvl="4" w:tplc="240A0019" w:tentative="1">
+      <w:start w:val="1"/>
+      <w:numFmt w:val="lowerLetter"/>
+      <w:lvlText w:val="%5."/>
+      <w:lvlJc w:val="left"/>
+      <w:pPr>
+        <w:ind w:left="3600" w:hanging="360"/>
+      </w:pPr>
+    </w:lvl>
+    <w:lvl w:ilvl="5" w:tplc="240A001B" w:tentative="1">
+      <w:start w:val="1"/>
+      <w:numFmt w:val="lowerRoman"/>
+      <w:lvlText w:val="%6."/>
+      <w:lvlJc w:val="right"/>
+      <w:pPr>
+        <w:ind w:left="4320" w:hanging="180"/>
+      </w:pPr>
+    </w:lvl>
+    <w:lvl w:ilvl="6" w:tplc="240A000F" w:tentative="1">
+      <w:start w:val="1"/>
+      <w:numFmt w:val="decimal"/>
+      <w:lvlText w:val="%7."/>
+      <w:lvlJc w:val="left"/>
+      <w:pPr>
+        <w:ind w:left="5040" w:hanging="360"/>
+      </w:pPr>
+    </w:lvl>
+    <w:lvl w:ilvl="7" w:tplc="240A0019" w:tentative="1">
+      <w:start w:val="1"/>
+      <w:numFmt w:val="lowerLetter"/>
+      <w:lvlText w:val="%8."/>
+      <w:lvlJc w:val="left"/>
+      <w:pPr>
+        <w:ind w:left="5760" w:hanging="360"/>
+      </w:pPr>
+    </w:lvl>
+    <w:lvl w:ilvl="8" w:tplc="240A001B" w:tentative="1">
+      <w:start w:val="1"/>
+      <w:numFmt w:val="lowerRoman"/>
+      <w:lvlText w:val="%9."/>
+      <w:lvlJc w:val="right"/>
+      <w:pPr>
+        <w:ind w:left="6480" w:hanging="180"/>
+      </w:pPr>
+    </w:lvl>
+  </w:abstractNum>
+  <w:num w:numId="1" w16cid:durableId="1155563441">
+    <w:abstractNumId w:val="4"/>
+  </w:num>
+  <w:num w:numId="2" w16cid:durableId="1722705021">
+    <w:abstractNumId w:val="0"/>
+  </w:num>
+  <w:num w:numId="3" w16cid:durableId="1636181808">
+    <w:abstractNumId w:val="6"/>
+  </w:num>
+  <w:num w:numId="4" w16cid:durableId="796609686">
+    <w:abstractNumId w:val="1"/>
+  </w:num>
+  <w:num w:numId="5" w16cid:durableId="1103115642">
+    <w:abstractNumId w:val="2"/>
+  </w:num>
+  <w:num w:numId="6" w16cid:durableId="1042288512">
+    <w:abstractNumId w:val="5"/>
+  </w:num>
+  <w:num w:numId="7" w16cid:durableId="1387988409">
+    <w:abstractNumId w:val="3"/>
+  </w:num>
+</w:numbering>
 </file>
 
 <file path=word/styles.xml><?xml version="1.0" encoding="utf-8"?>
@@ -1259,7 +4565,6 @@
     <w:next w:val="Normal"/>
     <w:link w:val="Ttulo2Car"/>
     <w:uiPriority w:val="9"/>
-    <w:semiHidden/>
     <w:unhideWhenUsed/>
     <w:qFormat/>
     <w:rsid w:val="00955E97"/>
@@ -1282,7 +4587,6 @@
     <w:next w:val="Normal"/>
     <w:link w:val="Ttulo3Car"/>
     <w:uiPriority w:val="9"/>
-    <w:semiHidden/>
     <w:unhideWhenUsed/>
     <w:qFormat/>
     <w:rsid w:val="00955E97"/>
@@ -1434,6 +4738,7 @@
   <w:style w:type="character" w:default="1" w:styleId="Fuentedeprrafopredeter">
     <w:name w:val="Default Paragraph Font"/>
     <w:uiPriority w:val="1"/>
+    <w:semiHidden/>
     <w:unhideWhenUsed/>
   </w:style>
   <w:style w:type="table" w:default="1" w:styleId="Tablanormal">
@@ -1475,7 +4780,6 @@
     <w:basedOn w:val="Fuentedeprrafopredeter"/>
     <w:link w:val="Ttulo2"/>
     <w:uiPriority w:val="9"/>
-    <w:semiHidden/>
     <w:rsid w:val="00955E97"/>
     <w:rPr>
       <w:rFonts w:asciiTheme="majorHAnsi" w:eastAsiaTheme="majorEastAsia" w:hAnsiTheme="majorHAnsi" w:cstheme="majorBidi"/>
@@ -1489,7 +4793,6 @@
     <w:basedOn w:val="Fuentedeprrafopredeter"/>
     <w:link w:val="Ttulo3"/>
     <w:uiPriority w:val="9"/>
-    <w:semiHidden/>
     <w:rsid w:val="00955E97"/>
     <w:rPr>
       <w:rFonts w:eastAsiaTheme="majorEastAsia" w:cstheme="majorBidi"/>
@@ -1583,16 +4886,17 @@
     <w:link w:val="TtuloCar"/>
     <w:uiPriority w:val="10"/>
     <w:qFormat/>
-    <w:rsid w:val="00955E97"/>
+    <w:rsid w:val="00F2401A"/>
     <w:pPr>
       <w:spacing w:after="80" w:line="240" w:lineRule="auto"/>
       <w:contextualSpacing/>
     </w:pPr>
     <w:rPr>
-      <w:rFonts w:asciiTheme="majorHAnsi" w:eastAsiaTheme="majorEastAsia" w:hAnsiTheme="majorHAnsi" w:cstheme="majorBidi"/>
+      <w:rFonts w:ascii="Times New Roman" w:eastAsiaTheme="majorEastAsia" w:hAnsi="Times New Roman" w:cstheme="majorBidi"/>
+      <w:b/>
+      <w:color w:val="EE0000"/>
       <w:spacing w:val="-10"/>
       <w:kern w:val="28"/>
-      <w:sz w:val="56"/>
       <w:szCs w:val="56"/>
     </w:rPr>
   </w:style>
@@ -1601,12 +4905,13 @@
     <w:basedOn w:val="Fuentedeprrafopredeter"/>
     <w:link w:val="Ttulo"/>
     <w:uiPriority w:val="10"/>
-    <w:rsid w:val="00955E97"/>
+    <w:rsid w:val="00F2401A"/>
     <w:rPr>
-      <w:rFonts w:asciiTheme="majorHAnsi" w:eastAsiaTheme="majorEastAsia" w:hAnsiTheme="majorHAnsi" w:cstheme="majorBidi"/>
+      <w:rFonts w:ascii="Times New Roman" w:eastAsiaTheme="majorEastAsia" w:hAnsi="Times New Roman" w:cstheme="majorBidi"/>
+      <w:b/>
+      <w:color w:val="EE0000"/>
       <w:spacing w:val="-10"/>
       <w:kern w:val="28"/>
-      <w:sz w:val="56"/>
       <w:szCs w:val="56"/>
     </w:rPr>
   </w:style>
@@ -1617,17 +4922,17 @@
     <w:link w:val="SubttuloCar"/>
     <w:uiPriority w:val="11"/>
     <w:qFormat/>
-    <w:rsid w:val="00955E97"/>
+    <w:rsid w:val="00F2401A"/>
     <w:pPr>
       <w:numPr>
         <w:ilvl w:val="1"/>
       </w:numPr>
     </w:pPr>
     <w:rPr>
-      <w:rFonts w:eastAsiaTheme="majorEastAsia" w:cstheme="majorBidi"/>
+      <w:rFonts w:ascii="Times New Roman" w:eastAsiaTheme="majorEastAsia" w:hAnsi="Times New Roman" w:cstheme="majorBidi"/>
+      <w:b/>
       <w:color w:val="595959" w:themeColor="text1" w:themeTint="A6"/>
       <w:spacing w:val="15"/>
-      <w:sz w:val="28"/>
       <w:szCs w:val="28"/>
     </w:rPr>
   </w:style>
@@ -1636,12 +4941,12 @@
     <w:basedOn w:val="Fuentedeprrafopredeter"/>
     <w:link w:val="Subttulo"/>
     <w:uiPriority w:val="11"/>
-    <w:rsid w:val="00955E97"/>
+    <w:rsid w:val="00F2401A"/>
     <w:rPr>
-      <w:rFonts w:eastAsiaTheme="majorEastAsia" w:cstheme="majorBidi"/>
+      <w:rFonts w:ascii="Times New Roman" w:eastAsiaTheme="majorEastAsia" w:hAnsi="Times New Roman" w:cstheme="majorBidi"/>
+      <w:b/>
       <w:color w:val="595959" w:themeColor="text1" w:themeTint="A6"/>
       <w:spacing w:val="15"/>
-      <w:sz w:val="28"/>
       <w:szCs w:val="28"/>
     </w:rPr>
   </w:style>
@@ -1746,6 +5051,81 @@
       <w:color w:val="0F4761" w:themeColor="accent1" w:themeShade="BF"/>
       <w:spacing w:val="5"/>
     </w:rPr>
+  </w:style>
+  <w:style w:type="paragraph" w:styleId="TtuloTDC">
+    <w:name w:val="TOC Heading"/>
+    <w:basedOn w:val="Ttulo1"/>
+    <w:next w:val="Normal"/>
+    <w:uiPriority w:val="39"/>
+    <w:unhideWhenUsed/>
+    <w:qFormat/>
+    <w:rsid w:val="007D72E6"/>
+    <w:pPr>
+      <w:spacing w:before="240" w:after="0" w:line="259" w:lineRule="auto"/>
+      <w:outlineLvl w:val="9"/>
+    </w:pPr>
+    <w:rPr>
+      <w:kern w:val="0"/>
+      <w:sz w:val="32"/>
+      <w:szCs w:val="32"/>
+      <w:lang w:eastAsia="es-CO"/>
+      <w14:ligatures w14:val="none"/>
+    </w:rPr>
+  </w:style>
+  <w:style w:type="paragraph" w:styleId="TDC1">
+    <w:name w:val="toc 1"/>
+    <w:basedOn w:val="Normal"/>
+    <w:next w:val="Normal"/>
+    <w:autoRedefine/>
+    <w:uiPriority w:val="39"/>
+    <w:unhideWhenUsed/>
+    <w:rsid w:val="009243EE"/>
+    <w:pPr>
+      <w:spacing w:after="100"/>
+    </w:pPr>
+  </w:style>
+  <w:style w:type="paragraph" w:styleId="TDC2">
+    <w:name w:val="toc 2"/>
+    <w:basedOn w:val="Normal"/>
+    <w:next w:val="Normal"/>
+    <w:autoRedefine/>
+    <w:uiPriority w:val="39"/>
+    <w:unhideWhenUsed/>
+    <w:rsid w:val="009243EE"/>
+    <w:pPr>
+      <w:spacing w:after="100"/>
+      <w:ind w:left="240"/>
+    </w:pPr>
+  </w:style>
+  <w:style w:type="character" w:styleId="Hipervnculo">
+    <w:name w:val="Hyperlink"/>
+    <w:basedOn w:val="Fuentedeprrafopredeter"/>
+    <w:uiPriority w:val="99"/>
+    <w:unhideWhenUsed/>
+    <w:rsid w:val="009243EE"/>
+    <w:rPr>
+      <w:color w:val="467886" w:themeColor="hyperlink"/>
+      <w:u w:val="single"/>
+    </w:rPr>
+  </w:style>
+  <w:style w:type="table" w:styleId="Tablaconcuadrcula">
+    <w:name w:val="Table Grid"/>
+    <w:basedOn w:val="Tablanormal"/>
+    <w:uiPriority w:val="39"/>
+    <w:rsid w:val="00485DEE"/>
+    <w:pPr>
+      <w:spacing w:after="0" w:line="240" w:lineRule="auto"/>
+    </w:pPr>
+    <w:tblPr>
+      <w:tblBorders>
+        <w:top w:val="single" w:sz="4" w:space="0" w:color="auto"/>
+        <w:left w:val="single" w:sz="4" w:space="0" w:color="auto"/>
+        <w:bottom w:val="single" w:sz="4" w:space="0" w:color="auto"/>
+        <w:right w:val="single" w:sz="4" w:space="0" w:color="auto"/>
+        <w:insideH w:val="single" w:sz="4" w:space="0" w:color="auto"/>
+        <w:insideV w:val="single" w:sz="4" w:space="0" w:color="auto"/>
+      </w:tblBorders>
+    </w:tblPr>
   </w:style>
 </w:styles>
 </file>
@@ -2063,4 +5443,16 @@
     </a:ext>
   </a:extLst>
 </a:theme>
+</file>
+
+<file path=customXml/item1.xml><?xml version="1.0" encoding="utf-8"?>
+<b:Sources xmlns:b="http://schemas.openxmlformats.org/officeDocument/2006/bibliography" xmlns="http://schemas.openxmlformats.org/officeDocument/2006/bibliography" SelectedStyle="\APASixthEditionOfficeOnline.xsl" StyleName="APA" Version="6"/>
+</file>
+
+<file path=customXml/itemProps1.xml><?xml version="1.0" encoding="utf-8"?>
+<ds:datastoreItem xmlns:ds="http://schemas.openxmlformats.org/officeDocument/2006/customXml" ds:itemID="{0BDAC53D-EB1D-4645-9765-32DB139EFD12}">
+  <ds:schemaRefs>
+    <ds:schemaRef ds:uri="http://schemas.openxmlformats.org/officeDocument/2006/bibliography"/>
+  </ds:schemaRefs>
+</ds:datastoreItem>
 </file>
--- a/Trabajo_evaluacion.docx
+++ b/Trabajo_evaluacion.docx
@@ -269,6 +269,13 @@
         </w:rPr>
         <w:t>06/03/202</w:t>
       </w:r>
+      <w:r>
+        <w:rPr>
+          <w:rFonts w:ascii="Times New Roman" w:hAnsi="Times New Roman" w:cs="Times New Roman"/>
+          <w:lang w:val="es-ES"/>
+        </w:rPr>
+        <w:t>6</w:t>
+      </w:r>
     </w:p>
     <w:p>
       <w:pPr>
@@ -316,10 +323,13 @@
     <w:sdt>
       <w:sdtPr>
         <w:rPr>
-          <w:rFonts w:ascii="Times New Roman" w:hAnsi="Times New Roman" w:cs="Times New Roman"/>
+          <w:rFonts w:ascii="Times New Roman" w:eastAsiaTheme="minorHAnsi" w:hAnsi="Times New Roman" w:cs="Times New Roman"/>
+          <w:color w:val="auto"/>
+          <w:kern w:val="2"/>
           <w:sz w:val="28"/>
           <w:szCs w:val="28"/>
-          <w:lang w:val="es-ES"/>
+          <w:lang w:val="es-ES" w:eastAsia="en-US"/>
+          <w14:ligatures w14:val="standardContextual"/>
         </w:rPr>
         <w:id w:val="1116329450"/>
         <w:docPartObj>
@@ -329,13 +339,8 @@
       </w:sdtPr>
       <w:sdtEndPr>
         <w:rPr>
-          <w:rFonts w:eastAsiaTheme="minorHAnsi"/>
           <w:b/>
           <w:bCs/>
-          <w:color w:val="auto"/>
-          <w:kern w:val="2"/>
-          <w:lang w:eastAsia="en-US"/>
-          <w14:ligatures w14:val="standardContextual"/>
         </w:rPr>
       </w:sdtEndPr>
       <w:sdtContent>
@@ -394,7 +399,7 @@
             </w:rPr>
             <w:fldChar w:fldCharType="separate"/>
           </w:r>
-          <w:hyperlink w:anchor="_Toc224292825" w:history="1">
+          <w:hyperlink w:anchor="_Toc224847395" w:history="1">
             <w:r>
               <w:rPr>
                 <w:rStyle w:val="Hipervnculo"/>
@@ -422,7 +427,7 @@
                 <w:noProof/>
                 <w:webHidden/>
               </w:rPr>
-              <w:instrText xml:space="preserve"> PAGEREF _Toc224292825 \h </w:instrText>
+              <w:instrText xml:space="preserve"> PAGEREF _Toc224847395 \h </w:instrText>
             </w:r>
             <w:r>
               <w:rPr>
@@ -465,7 +470,7 @@
               <w:lang w:eastAsia="es-CO"/>
             </w:rPr>
           </w:pPr>
-          <w:hyperlink w:anchor="_Toc224292826" w:history="1">
+          <w:hyperlink w:anchor="_Toc224847396" w:history="1">
             <w:r>
               <w:rPr>
                 <w:rStyle w:val="Hipervnculo"/>
@@ -493,7 +498,7 @@
                 <w:noProof/>
                 <w:webHidden/>
               </w:rPr>
-              <w:instrText xml:space="preserve"> PAGEREF _Toc224292826 \h </w:instrText>
+              <w:instrText xml:space="preserve"> PAGEREF _Toc224847396 \h </w:instrText>
             </w:r>
             <w:r>
               <w:rPr>
@@ -536,7 +541,7 @@
               <w:lang w:eastAsia="es-CO"/>
             </w:rPr>
           </w:pPr>
-          <w:hyperlink w:anchor="_Toc224292827" w:history="1">
+          <w:hyperlink w:anchor="_Toc224847397" w:history="1">
             <w:r>
               <w:rPr>
                 <w:rStyle w:val="Hipervnculo"/>
@@ -564,7 +569,7 @@
                 <w:noProof/>
                 <w:webHidden/>
               </w:rPr>
-              <w:instrText xml:space="preserve"> PAGEREF _Toc224292827 \h </w:instrText>
+              <w:instrText xml:space="preserve"> PAGEREF _Toc224847397 \h </w:instrText>
             </w:r>
             <w:r>
               <w:rPr>
@@ -607,7 +612,7 @@
               <w:lang w:eastAsia="es-CO"/>
             </w:rPr>
           </w:pPr>
-          <w:hyperlink w:anchor="_Toc224292828" w:history="1">
+          <w:hyperlink w:anchor="_Toc224847398" w:history="1">
             <w:r>
               <w:rPr>
                 <w:rStyle w:val="Hipervnculo"/>
@@ -636,7 +641,7 @@
                 <w:noProof/>
                 <w:webHidden/>
               </w:rPr>
-              <w:instrText xml:space="preserve"> PAGEREF _Toc224292828 \h </w:instrText>
+              <w:instrText xml:space="preserve"> PAGEREF _Toc224847398 \h </w:instrText>
             </w:r>
             <w:r>
               <w:rPr>
@@ -679,7 +684,7 @@
               <w:lang w:eastAsia="es-CO"/>
             </w:rPr>
           </w:pPr>
-          <w:hyperlink w:anchor="_Toc224292829" w:history="1">
+          <w:hyperlink w:anchor="_Toc224847399" w:history="1">
             <w:r>
               <w:rPr>
                 <w:rStyle w:val="Hipervnculo"/>
@@ -687,7 +692,7 @@
                 <w:noProof/>
                 <w:lang w:val="es-ES"/>
               </w:rPr>
-              <w:t>Objetivo</w:t>
+              <w:t>Objetivo general</w:t>
             </w:r>
             <w:r>
               <w:rPr>
@@ -708,7 +713,78 @@
                 <w:noProof/>
                 <w:webHidden/>
               </w:rPr>
-              <w:instrText xml:space="preserve"> PAGEREF _Toc224292829 \h </w:instrText>
+              <w:instrText xml:space="preserve"> PAGEREF _Toc224847399 \h </w:instrText>
+            </w:r>
+            <w:r>
+              <w:rPr>
+                <w:noProof/>
+                <w:webHidden/>
+              </w:rPr>
+            </w:r>
+            <w:r>
+              <w:rPr>
+                <w:noProof/>
+                <w:webHidden/>
+              </w:rPr>
+              <w:fldChar w:fldCharType="separate"/>
+            </w:r>
+            <w:r>
+              <w:rPr>
+                <w:noProof/>
+                <w:webHidden/>
+              </w:rPr>
+              <w:t>3</w:t>
+            </w:r>
+            <w:r>
+              <w:rPr>
+                <w:noProof/>
+                <w:webHidden/>
+              </w:rPr>
+              <w:fldChar w:fldCharType="end"/>
+            </w:r>
+          </w:hyperlink>
+        </w:p>
+        <w:p>
+          <w:pPr>
+            <w:pStyle w:val="TDC2"/>
+            <w:tabs>
+              <w:tab w:val="right" w:leader="dot" w:pos="9017"/>
+            </w:tabs>
+            <w:rPr>
+              <w:rFonts w:eastAsiaTheme="minorEastAsia"/>
+              <w:noProof/>
+              <w:lang w:eastAsia="es-CO"/>
+            </w:rPr>
+          </w:pPr>
+          <w:hyperlink w:anchor="_Toc224847400" w:history="1">
+            <w:r>
+              <w:rPr>
+                <w:rStyle w:val="Hipervnculo"/>
+                <w:noProof/>
+                <w:lang w:val="es-ES"/>
+              </w:rPr>
+              <w:t>Objetivos específicos</w:t>
+            </w:r>
+            <w:r>
+              <w:rPr>
+                <w:noProof/>
+                <w:webHidden/>
+              </w:rPr>
+              <w:tab/>
+            </w:r>
+            <w:r>
+              <w:rPr>
+                <w:noProof/>
+                <w:webHidden/>
+              </w:rPr>
+              <w:fldChar w:fldCharType="begin"/>
+            </w:r>
+            <w:r>
+              <w:rPr>
+                <w:noProof/>
+                <w:webHidden/>
+              </w:rPr>
+              <w:instrText xml:space="preserve"> PAGEREF _Toc224847400 \h </w:instrText>
             </w:r>
             <w:r>
               <w:rPr>
@@ -751,7 +827,7 @@
               <w:lang w:eastAsia="es-CO"/>
             </w:rPr>
           </w:pPr>
-          <w:hyperlink w:anchor="_Toc224292830" w:history="1">
+          <w:hyperlink w:anchor="_Toc224847401" w:history="1">
             <w:r>
               <w:rPr>
                 <w:rStyle w:val="Hipervnculo"/>
@@ -779,7 +855,7 @@
                 <w:noProof/>
                 <w:webHidden/>
               </w:rPr>
-              <w:instrText xml:space="preserve"> PAGEREF _Toc224292830 \h </w:instrText>
+              <w:instrText xml:space="preserve"> PAGEREF _Toc224847401 \h </w:instrText>
             </w:r>
             <w:r>
               <w:rPr>
@@ -799,7 +875,7 @@
                 <w:noProof/>
                 <w:webHidden/>
               </w:rPr>
-              <w:t>4</w:t>
+              <w:t>5</w:t>
             </w:r>
             <w:r>
               <w:rPr>
@@ -822,7 +898,7 @@
               <w:lang w:eastAsia="es-CO"/>
             </w:rPr>
           </w:pPr>
-          <w:hyperlink w:anchor="_Toc224292831" w:history="1">
+          <w:hyperlink w:anchor="_Toc224847402" w:history="1">
             <w:r>
               <w:rPr>
                 <w:rStyle w:val="Hipervnculo"/>
@@ -851,7 +927,7 @@
                 <w:noProof/>
                 <w:webHidden/>
               </w:rPr>
-              <w:instrText xml:space="preserve"> PAGEREF _Toc224292831 \h </w:instrText>
+              <w:instrText xml:space="preserve"> PAGEREF _Toc224847402 \h </w:instrText>
             </w:r>
             <w:r>
               <w:rPr>
@@ -871,7 +947,7 @@
                 <w:noProof/>
                 <w:webHidden/>
               </w:rPr>
-              <w:t>4</w:t>
+              <w:t>5</w:t>
             </w:r>
             <w:r>
               <w:rPr>
@@ -894,7 +970,7 @@
               <w:lang w:eastAsia="es-CO"/>
             </w:rPr>
           </w:pPr>
-          <w:hyperlink w:anchor="_Toc224292832" w:history="1">
+          <w:hyperlink w:anchor="_Toc224847403" w:history="1">
             <w:r>
               <w:rPr>
                 <w:rStyle w:val="Hipervnculo"/>
@@ -923,7 +999,7 @@
                 <w:noProof/>
                 <w:webHidden/>
               </w:rPr>
-              <w:instrText xml:space="preserve"> PAGEREF _Toc224292832 \h </w:instrText>
+              <w:instrText xml:space="preserve"> PAGEREF _Toc224847403 \h </w:instrText>
             </w:r>
             <w:r>
               <w:rPr>
@@ -943,7 +1019,7 @@
                 <w:noProof/>
                 <w:webHidden/>
               </w:rPr>
-              <w:t>4</w:t>
+              <w:t>5</w:t>
             </w:r>
             <w:r>
               <w:rPr>
@@ -966,7 +1042,7 @@
               <w:lang w:eastAsia="es-CO"/>
             </w:rPr>
           </w:pPr>
-          <w:hyperlink w:anchor="_Toc224292833" w:history="1">
+          <w:hyperlink w:anchor="_Toc224847404" w:history="1">
             <w:r>
               <w:rPr>
                 <w:rStyle w:val="Hipervnculo"/>
@@ -995,7 +1071,7 @@
                 <w:noProof/>
                 <w:webHidden/>
               </w:rPr>
-              <w:instrText xml:space="preserve"> PAGEREF _Toc224292833 \h </w:instrText>
+              <w:instrText xml:space="preserve"> PAGEREF _Toc224847404 \h </w:instrText>
             </w:r>
             <w:r>
               <w:rPr>
@@ -1015,7 +1091,7 @@
                 <w:noProof/>
                 <w:webHidden/>
               </w:rPr>
-              <w:t>4</w:t>
+              <w:t>5</w:t>
             </w:r>
             <w:r>
               <w:rPr>
@@ -1038,7 +1114,7 @@
               <w:lang w:eastAsia="es-CO"/>
             </w:rPr>
           </w:pPr>
-          <w:hyperlink w:anchor="_Toc224292834" w:history="1">
+          <w:hyperlink w:anchor="_Toc224847405" w:history="1">
             <w:r>
               <w:rPr>
                 <w:rStyle w:val="Hipervnculo"/>
@@ -1067,7 +1143,7 @@
                 <w:noProof/>
                 <w:webHidden/>
               </w:rPr>
-              <w:instrText xml:space="preserve"> PAGEREF _Toc224292834 \h </w:instrText>
+              <w:instrText xml:space="preserve"> PAGEREF _Toc224847405 \h </w:instrText>
             </w:r>
             <w:r>
               <w:rPr>
@@ -1087,7 +1163,7 @@
                 <w:noProof/>
                 <w:webHidden/>
               </w:rPr>
-              <w:t>5</w:t>
+              <w:t>6</w:t>
             </w:r>
             <w:r>
               <w:rPr>
@@ -1110,7 +1186,7 @@
               <w:lang w:eastAsia="es-CO"/>
             </w:rPr>
           </w:pPr>
-          <w:hyperlink w:anchor="_Toc224292835" w:history="1">
+          <w:hyperlink w:anchor="_Toc224847406" w:history="1">
             <w:r>
               <w:rPr>
                 <w:rStyle w:val="Hipervnculo"/>
@@ -1138,7 +1214,7 @@
                 <w:noProof/>
                 <w:webHidden/>
               </w:rPr>
-              <w:instrText xml:space="preserve"> PAGEREF _Toc224292835 \h </w:instrText>
+              <w:instrText xml:space="preserve"> PAGEREF _Toc224847406 \h </w:instrText>
             </w:r>
             <w:r>
               <w:rPr>
@@ -1158,7 +1234,7 @@
                 <w:noProof/>
                 <w:webHidden/>
               </w:rPr>
-              <w:t>5</w:t>
+              <w:t>6</w:t>
             </w:r>
             <w:r>
               <w:rPr>
@@ -1181,7 +1257,7 @@
               <w:lang w:eastAsia="es-CO"/>
             </w:rPr>
           </w:pPr>
-          <w:hyperlink w:anchor="_Toc224292836" w:history="1">
+          <w:hyperlink w:anchor="_Toc224847407" w:history="1">
             <w:r>
               <w:rPr>
                 <w:rStyle w:val="Hipervnculo"/>
@@ -1208,7 +1284,7 @@
                 <w:noProof/>
                 <w:webHidden/>
               </w:rPr>
-              <w:instrText xml:space="preserve"> PAGEREF _Toc224292836 \h </w:instrText>
+              <w:instrText xml:space="preserve"> PAGEREF _Toc224847407 \h </w:instrText>
             </w:r>
             <w:r>
               <w:rPr>
@@ -1228,7 +1304,7 @@
                 <w:noProof/>
                 <w:webHidden/>
               </w:rPr>
-              <w:t>6</w:t>
+              <w:t>7</w:t>
             </w:r>
             <w:r>
               <w:rPr>
@@ -1251,7 +1327,7 @@
               <w:lang w:eastAsia="es-CO"/>
             </w:rPr>
           </w:pPr>
-          <w:hyperlink w:anchor="_Toc224292837" w:history="1">
+          <w:hyperlink w:anchor="_Toc224847408" w:history="1">
             <w:r>
               <w:rPr>
                 <w:rStyle w:val="Hipervnculo"/>
@@ -1279,7 +1355,7 @@
                 <w:noProof/>
                 <w:webHidden/>
               </w:rPr>
-              <w:instrText xml:space="preserve"> PAGEREF _Toc224292837 \h </w:instrText>
+              <w:instrText xml:space="preserve"> PAGEREF _Toc224847408 \h </w:instrText>
             </w:r>
             <w:r>
               <w:rPr>
@@ -1299,7 +1375,7 @@
                 <w:noProof/>
                 <w:webHidden/>
               </w:rPr>
-              <w:t>7</w:t>
+              <w:t>8</w:t>
             </w:r>
             <w:r>
               <w:rPr>
@@ -1369,7 +1445,7 @@
           <w:rFonts w:ascii="Times New Roman" w:hAnsi="Times New Roman" w:cs="Times New Roman"/>
         </w:rPr>
       </w:pPr>
-      <w:bookmarkStart w:id="0" w:name="_Toc224292825"/>
+      <w:bookmarkStart w:id="0" w:name="_Toc224847395"/>
       <w:r>
         <w:rPr>
           <w:rFonts w:ascii="Times New Roman" w:hAnsi="Times New Roman" w:cs="Times New Roman"/>
@@ -1416,7 +1492,7 @@
           <w:rFonts w:ascii="Times New Roman" w:hAnsi="Times New Roman" w:cs="Times New Roman"/>
         </w:rPr>
       </w:pPr>
-      <w:bookmarkStart w:id="1" w:name="_Toc224292826"/>
+      <w:bookmarkStart w:id="1" w:name="_Toc224847396"/>
       <w:r>
         <w:rPr>
           <w:rFonts w:ascii="Times New Roman" w:hAnsi="Times New Roman" w:cs="Times New Roman"/>
@@ -1462,7 +1538,7 @@
           <w:rFonts w:ascii="Times New Roman" w:hAnsi="Times New Roman" w:cs="Times New Roman"/>
         </w:rPr>
       </w:pPr>
-      <w:bookmarkStart w:id="2" w:name="_Toc224292827"/>
+      <w:bookmarkStart w:id="2" w:name="_Toc224847397"/>
       <w:r>
         <w:rPr>
           <w:rFonts w:ascii="Times New Roman" w:hAnsi="Times New Roman" w:cs="Times New Roman"/>
@@ -1509,7 +1585,7 @@
           <w:lang w:val="es-ES"/>
         </w:rPr>
       </w:pPr>
-      <w:bookmarkStart w:id="3" w:name="_Toc224292828"/>
+      <w:bookmarkStart w:id="3" w:name="_Toc224847398"/>
       <w:r>
         <w:rPr>
           <w:rFonts w:ascii="Times New Roman" w:hAnsi="Times New Roman" w:cs="Times New Roman"/>
@@ -1550,7 +1626,7 @@
           <w:lang w:val="es-ES"/>
         </w:rPr>
       </w:pPr>
-      <w:bookmarkStart w:id="4" w:name="_Toc224292829"/>
+      <w:bookmarkStart w:id="4" w:name="_Toc224847399"/>
       <w:r>
         <w:rPr>
           <w:rFonts w:ascii="Times New Roman" w:hAnsi="Times New Roman" w:cs="Times New Roman"/>
@@ -1558,42 +1634,153 @@
         </w:rPr>
         <w:t>Objetivo</w:t>
       </w:r>
+      <w:r>
+        <w:rPr>
+          <w:rFonts w:ascii="Times New Roman" w:hAnsi="Times New Roman" w:cs="Times New Roman"/>
+          <w:lang w:val="es-ES"/>
+        </w:rPr>
+        <w:t xml:space="preserve"> general</w:t>
+      </w:r>
       <w:bookmarkEnd w:id="4"/>
     </w:p>
     <w:p>
       <w:pPr>
         <w:rPr>
-          <w:rFonts w:ascii="Times New Roman" w:hAnsi="Times New Roman" w:cs="Times New Roman"/>
-          <w:lang w:val="es-ES"/>
-        </w:rPr>
-      </w:pPr>
-      <w:r>
-        <w:rPr>
-          <w:rFonts w:ascii="Times New Roman" w:hAnsi="Times New Roman" w:cs="Times New Roman"/>
-          <w:lang w:val="es-ES"/>
-        </w:rPr>
-        <w:t>Se busca bajar la cantidad de accidentes en la ciudad para este nuevo año y aun mas debido a las elecciones presidenciales que se acercan, generar conciencia en los conductores a nivel Bogotá más que todo</w:t>
-      </w:r>
-      <w:r>
-        <w:rPr>
-          <w:rFonts w:ascii="Times New Roman" w:hAnsi="Times New Roman" w:cs="Times New Roman"/>
-          <w:lang w:val="es-ES"/>
-        </w:rPr>
-        <w:t xml:space="preserve"> ya que en esta nueva generación que salen a las calles son una gran cantidad de jóvenes con mucho futuro por delante</w:t>
-      </w:r>
-    </w:p>
-    <w:p>
-      <w:pPr>
-        <w:rPr>
-          <w:rFonts w:ascii="Times New Roman" w:hAnsi="Times New Roman" w:cs="Times New Roman"/>
-          <w:lang w:val="es-ES"/>
-        </w:rPr>
-      </w:pPr>
-    </w:p>
-    <w:p>
-      <w:pPr>
-        <w:rPr>
-          <w:rFonts w:ascii="Times New Roman" w:hAnsi="Times New Roman" w:cs="Times New Roman"/>
+          <w:lang w:val="es-ES"/>
+        </w:rPr>
+      </w:pPr>
+      <w:r>
+        <w:rPr>
+          <w:lang w:val="es-ES"/>
+        </w:rPr>
+        <w:t>Desarrollar un software con leguaje Python para gestionar y llevar un reporte de las multas generadas por infracciones viales como los excesos de velocidad en las calles y vías de Bogotá para reducir los accidentes viales y generar conciencia en los conductores</w:t>
+      </w:r>
+    </w:p>
+    <w:p>
+      <w:pPr>
+        <w:pStyle w:val="Ttulo2"/>
+        <w:rPr>
+          <w:lang w:val="es-ES"/>
+        </w:rPr>
+      </w:pPr>
+    </w:p>
+    <w:p>
+      <w:pPr>
+        <w:pStyle w:val="Ttulo2"/>
+        <w:rPr>
+          <w:lang w:val="es-ES"/>
+        </w:rPr>
+      </w:pPr>
+      <w:bookmarkStart w:id="5" w:name="_Toc224847400"/>
+      <w:r>
+        <w:rPr>
+          <w:lang w:val="es-ES"/>
+        </w:rPr>
+        <w:t>Objetivos específicos</w:t>
+      </w:r>
+      <w:bookmarkEnd w:id="5"/>
+    </w:p>
+    <w:p>
+      <w:pPr>
+        <w:rPr>
+          <w:lang w:val="es-ES"/>
+        </w:rPr>
+      </w:pPr>
+      <w:r>
+        <w:rPr>
+          <w:lang w:val="es-ES"/>
+        </w:rPr>
+        <w:t xml:space="preserve">Automatizar la clasificación de </w:t>
+      </w:r>
+      <w:r>
+        <w:rPr>
+          <w:lang w:val="es-ES"/>
+        </w:rPr>
+        <w:t>multas</w:t>
+      </w:r>
+      <w:r>
+        <w:rPr>
+          <w:lang w:val="es-ES"/>
+        </w:rPr>
+        <w:t xml:space="preserve"> mediante un sistema que detecte los rangos de velocidad</w:t>
+      </w:r>
+      <w:r>
+        <w:rPr>
+          <w:lang w:val="es-ES"/>
+        </w:rPr>
+        <w:t xml:space="preserve"> ingresados y asigne un valor determinado para cada tipo de </w:t>
+      </w:r>
+      <w:proofErr w:type="spellStart"/>
+      <w:r>
+        <w:rPr>
+          <w:lang w:val="es-ES"/>
+        </w:rPr>
+        <w:t>infraccion</w:t>
+      </w:r>
+      <w:proofErr w:type="spellEnd"/>
+    </w:p>
+    <w:p>
+      <w:pPr>
+        <w:rPr>
+          <w:lang w:val="es-ES"/>
+        </w:rPr>
+      </w:pPr>
+    </w:p>
+    <w:p>
+      <w:pPr>
+        <w:rPr>
+          <w:lang w:val="es-ES"/>
+        </w:rPr>
+      </w:pPr>
+      <w:r>
+        <w:rPr>
+          <w:lang w:val="es-ES"/>
+        </w:rPr>
+        <w:lastRenderedPageBreak/>
+        <w:t>Organizar el registro de datos a través de un acceso con usuario y contraseña que permita generar reportes en PDF con toda la información de las placas y multas guardadas</w:t>
+      </w:r>
+    </w:p>
+    <w:p>
+      <w:pPr>
+        <w:rPr>
+          <w:lang w:val="es-ES"/>
+        </w:rPr>
+      </w:pPr>
+    </w:p>
+    <w:p>
+      <w:pPr>
+        <w:rPr>
+          <w:lang w:val="es-ES"/>
+        </w:rPr>
+      </w:pPr>
+      <w:r>
+        <w:rPr>
+          <w:lang w:val="es-ES"/>
+        </w:rPr>
+        <w:t xml:space="preserve">Mantener un registro temporal de la sesión mediante una tabla interactiva en la interfaz que permita al operador revisar todas las evaluaciones realizadas (placa, velocidad y sanción) antes de finalizar </w:t>
+      </w:r>
+      <w:r>
+        <w:rPr>
+          <w:lang w:val="es-ES"/>
+        </w:rPr>
+        <w:t>su sesión</w:t>
+      </w:r>
+      <w:r>
+        <w:rPr>
+          <w:lang w:val="es-ES"/>
+        </w:rPr>
+        <w:t xml:space="preserve"> y generar el reporte </w:t>
+      </w:r>
+      <w:r>
+        <w:rPr>
+          <w:lang w:val="es-ES"/>
+        </w:rPr>
+        <w:t>final</w:t>
+      </w:r>
+    </w:p>
+    <w:p>
+      <w:pPr>
+        <w:rPr>
           <w:lang w:val="es-ES"/>
         </w:rPr>
       </w:pPr>
@@ -1632,7 +1819,7 @@
           <w:lang w:val="es-ES"/>
         </w:rPr>
       </w:pPr>
-      <w:bookmarkStart w:id="5" w:name="_Toc224292830"/>
+      <w:bookmarkStart w:id="6" w:name="_Toc224847401"/>
       <w:r>
         <w:rPr>
           <w:lang w:val="es-ES"/>
@@ -1640,7 +1827,7 @@
         <w:lastRenderedPageBreak/>
         <w:t>Tabla de procesos</w:t>
       </w:r>
-      <w:bookmarkEnd w:id="5"/>
+      <w:bookmarkEnd w:id="6"/>
     </w:p>
     <w:tbl>
       <w:tblPr>
@@ -1790,7 +1977,7 @@
                 <w:rFonts w:ascii="Times New Roman" w:hAnsi="Times New Roman" w:cs="Times New Roman"/>
                 <w:lang w:val="es-ES"/>
               </w:rPr>
-              <w:t>Placa del vehículo</w:t>
+              <w:t>Usuario/Contraseña</w:t>
             </w:r>
           </w:p>
         </w:tc>
@@ -1830,7 +2017,7 @@
                 <w:rFonts w:ascii="Times New Roman" w:hAnsi="Times New Roman" w:cs="Times New Roman"/>
                 <w:lang w:val="es-ES"/>
               </w:rPr>
-              <w:t>ABC123</w:t>
+              <w:t>Admin/sena123</w:t>
             </w:r>
           </w:p>
         </w:tc>
@@ -1954,7 +2141,7 @@
                 <w:rFonts w:ascii="Times New Roman" w:hAnsi="Times New Roman" w:cs="Times New Roman"/>
                 <w:lang w:val="es-ES"/>
               </w:rPr>
-              <w:t>Usuario/Contraseña</w:t>
+              <w:t>Placa del vehículo</w:t>
             </w:r>
           </w:p>
         </w:tc>
@@ -1994,7 +2181,7 @@
                 <w:rFonts w:ascii="Times New Roman" w:hAnsi="Times New Roman" w:cs="Times New Roman"/>
                 <w:lang w:val="es-ES"/>
               </w:rPr>
-              <w:t>Admin/sena123</w:t>
+              <w:t>ABC123</w:t>
             </w:r>
           </w:p>
         </w:tc>
@@ -2511,7 +2698,7 @@
           <w:lang w:val="es-ES"/>
         </w:rPr>
       </w:pPr>
-      <w:bookmarkStart w:id="6" w:name="_Toc224292831"/>
+      <w:bookmarkStart w:id="7" w:name="_Toc224847402"/>
       <w:r>
         <w:rPr>
           <w:rFonts w:ascii="Times New Roman" w:hAnsi="Times New Roman" w:cs="Times New Roman"/>
@@ -2519,7 +2706,7 @@
         </w:rPr>
         <w:t>Funciones</w:t>
       </w:r>
-      <w:bookmarkEnd w:id="6"/>
+      <w:bookmarkEnd w:id="7"/>
     </w:p>
     <w:p>
       <w:pPr>
@@ -2529,7 +2716,7 @@
           <w:lang w:val="es-ES"/>
         </w:rPr>
       </w:pPr>
-      <w:bookmarkStart w:id="7" w:name="_Toc224292832"/>
+      <w:bookmarkStart w:id="8" w:name="_Toc224847403"/>
       <w:r>
         <w:rPr>
           <w:rFonts w:ascii="Times New Roman" w:hAnsi="Times New Roman" w:cs="Times New Roman"/>
@@ -2537,7 +2724,7 @@
         </w:rPr>
         <w:t>Entrada:</w:t>
       </w:r>
-      <w:bookmarkEnd w:id="7"/>
+      <w:bookmarkEnd w:id="8"/>
       <w:r>
         <w:rPr>
           <w:rFonts w:ascii="Times New Roman" w:hAnsi="Times New Roman" w:cs="Times New Roman"/>
@@ -2620,7 +2807,7 @@
           <w:lang w:val="es-ES"/>
         </w:rPr>
       </w:pPr>
-      <w:bookmarkStart w:id="8" w:name="_Toc224292833"/>
+      <w:bookmarkStart w:id="9" w:name="_Toc224847404"/>
       <w:r>
         <w:rPr>
           <w:rFonts w:ascii="Times New Roman" w:hAnsi="Times New Roman" w:cs="Times New Roman"/>
@@ -2636,7 +2823,7 @@
         </w:rPr>
         <w:t>:</w:t>
       </w:r>
-      <w:bookmarkEnd w:id="8"/>
+      <w:bookmarkEnd w:id="9"/>
     </w:p>
     <w:p>
       <w:pPr>
@@ -2887,7 +3074,7 @@
           <w:lang w:val="es-ES"/>
         </w:rPr>
       </w:pPr>
-      <w:bookmarkStart w:id="9" w:name="_Toc224292834"/>
+      <w:bookmarkStart w:id="10" w:name="_Toc224847405"/>
       <w:r>
         <w:rPr>
           <w:rFonts w:ascii="Times New Roman" w:hAnsi="Times New Roman" w:cs="Times New Roman"/>
@@ -2904,7 +3091,7 @@
         </w:rPr>
         <w:t>:</w:t>
       </w:r>
-      <w:bookmarkEnd w:id="9"/>
+      <w:bookmarkEnd w:id="10"/>
     </w:p>
     <w:p>
       <w:pPr>
@@ -2966,14 +3153,14 @@
           <w:rFonts w:ascii="Times New Roman" w:hAnsi="Times New Roman" w:cs="Times New Roman"/>
         </w:rPr>
       </w:pPr>
-      <w:bookmarkStart w:id="10" w:name="_Toc224292835"/>
+      <w:bookmarkStart w:id="11" w:name="_Toc224847406"/>
       <w:r>
         <w:rPr>
           <w:rFonts w:ascii="Times New Roman" w:hAnsi="Times New Roman" w:cs="Times New Roman"/>
         </w:rPr>
         <w:t>Conclusión</w:t>
       </w:r>
-      <w:bookmarkEnd w:id="10"/>
+      <w:bookmarkEnd w:id="11"/>
     </w:p>
     <w:p>
       <w:pPr>
@@ -3012,12 +3199,12 @@
       <w:pPr>
         <w:pStyle w:val="Ttulo1"/>
       </w:pPr>
-      <w:bookmarkStart w:id="11" w:name="_Toc224292836"/>
+      <w:bookmarkStart w:id="12" w:name="_Toc224847407"/>
       <w:r>
         <w:lastRenderedPageBreak/>
         <w:t>Diagrama de proceso</w:t>
       </w:r>
-      <w:bookmarkEnd w:id="11"/>
+      <w:bookmarkEnd w:id="12"/>
     </w:p>
     <w:p>
       <w:r>
@@ -3080,7 +3267,7 @@
         </w:rPr>
         <w:br w:type="page"/>
       </w:r>
-      <w:bookmarkStart w:id="12" w:name="_Toc224292837"/>
+      <w:bookmarkStart w:id="13" w:name="_Toc224847408"/>
       <w:r>
         <w:rPr>
           <w:rFonts w:ascii="Times New Roman" w:hAnsi="Times New Roman" w:cs="Times New Roman"/>
@@ -3088,7 +3275,7 @@
         <w:lastRenderedPageBreak/>
         <w:t>Pronts IA</w:t>
       </w:r>
-      <w:bookmarkEnd w:id="12"/>
+      <w:bookmarkEnd w:id="13"/>
     </w:p>
     <w:p>
       <w:pPr>
@@ -3112,6 +3299,7 @@
       <w:r>
         <w:rPr>
           <w:rFonts w:ascii="Times New Roman" w:hAnsi="Times New Roman" w:cs="Times New Roman"/>
+          <w:noProof/>
         </w:rPr>
         <w:drawing>
           <wp:inline distT="0" distB="0" distL="0" distR="0" wp14:anchorId="37A053E4" wp14:editId="6AA96B98">
@@ -3179,6 +3367,7 @@
       <w:r>
         <w:rPr>
           <w:rFonts w:ascii="Times New Roman" w:hAnsi="Times New Roman" w:cs="Times New Roman"/>
+          <w:noProof/>
         </w:rPr>
         <w:drawing>
           <wp:inline distT="0" distB="0" distL="0" distR="0" wp14:anchorId="3A793615" wp14:editId="3F8EAFDB">
@@ -3233,6 +3422,7 @@
       <w:r>
         <w:rPr>
           <w:rFonts w:ascii="Times New Roman" w:hAnsi="Times New Roman" w:cs="Times New Roman"/>
+          <w:noProof/>
         </w:rPr>
         <w:drawing>
           <wp:inline distT="0" distB="0" distL="0" distR="0" wp14:anchorId="121EBE34" wp14:editId="2E05FE70">
@@ -3300,6 +3490,7 @@
       <w:r>
         <w:rPr>
           <w:rFonts w:ascii="Times New Roman" w:hAnsi="Times New Roman" w:cs="Times New Roman"/>
+          <w:noProof/>
         </w:rPr>
         <w:drawing>
           <wp:inline distT="0" distB="0" distL="0" distR="0" wp14:anchorId="7D6E5E29" wp14:editId="0AA7CE43">
@@ -3354,6 +3545,7 @@
       <w:r>
         <w:rPr>
           <w:rFonts w:ascii="Times New Roman" w:hAnsi="Times New Roman" w:cs="Times New Roman"/>
+          <w:noProof/>
         </w:rPr>
         <w:drawing>
           <wp:inline distT="0" distB="0" distL="0" distR="0" wp14:anchorId="0033114F" wp14:editId="67A61A11">
@@ -3401,6 +3593,7 @@
       <w:r>
         <w:rPr>
           <w:rFonts w:ascii="Times New Roman" w:hAnsi="Times New Roman" w:cs="Times New Roman"/>
+          <w:noProof/>
         </w:rPr>
         <w:drawing>
           <wp:inline distT="0" distB="0" distL="0" distR="0" wp14:anchorId="19DE7E3A" wp14:editId="50D6D611">
@@ -4738,7 +4931,6 @@
   <w:style w:type="character" w:default="1" w:styleId="Fuentedeprrafopredeter">
     <w:name w:val="Default Paragraph Font"/>
     <w:uiPriority w:val="1"/>
-    <w:semiHidden/>
     <w:unhideWhenUsed/>
   </w:style>
   <w:style w:type="table" w:default="1" w:styleId="Tablanormal">

--- a/Trabajo_evaluacion.docx
+++ b/Trabajo_evaluacion.docx
@@ -399,7 +399,7 @@
             </w:rPr>
             <w:fldChar w:fldCharType="separate"/>
           </w:r>
-          <w:hyperlink w:anchor="_Toc224847395" w:history="1">
+          <w:hyperlink w:anchor="_Toc224848704" w:history="1">
             <w:r>
               <w:rPr>
                 <w:rStyle w:val="Hipervnculo"/>
@@ -427,7 +427,7 @@
                 <w:noProof/>
                 <w:webHidden/>
               </w:rPr>
-              <w:instrText xml:space="preserve"> PAGEREF _Toc224847395 \h </w:instrText>
+              <w:instrText xml:space="preserve"> PAGEREF _Toc224848704 \h </w:instrText>
             </w:r>
             <w:r>
               <w:rPr>
@@ -470,7 +470,7 @@
               <w:lang w:eastAsia="es-CO"/>
             </w:rPr>
           </w:pPr>
-          <w:hyperlink w:anchor="_Toc224847396" w:history="1">
+          <w:hyperlink w:anchor="_Toc224848705" w:history="1">
             <w:r>
               <w:rPr>
                 <w:rStyle w:val="Hipervnculo"/>
@@ -498,7 +498,7 @@
                 <w:noProof/>
                 <w:webHidden/>
               </w:rPr>
-              <w:instrText xml:space="preserve"> PAGEREF _Toc224847396 \h </w:instrText>
+              <w:instrText xml:space="preserve"> PAGEREF _Toc224848705 \h </w:instrText>
             </w:r>
             <w:r>
               <w:rPr>
@@ -541,7 +541,7 @@
               <w:lang w:eastAsia="es-CO"/>
             </w:rPr>
           </w:pPr>
-          <w:hyperlink w:anchor="_Toc224847397" w:history="1">
+          <w:hyperlink w:anchor="_Toc224848706" w:history="1">
             <w:r>
               <w:rPr>
                 <w:rStyle w:val="Hipervnculo"/>
@@ -569,7 +569,7 @@
                 <w:noProof/>
                 <w:webHidden/>
               </w:rPr>
-              <w:instrText xml:space="preserve"> PAGEREF _Toc224847397 \h </w:instrText>
+              <w:instrText xml:space="preserve"> PAGEREF _Toc224848706 \h </w:instrText>
             </w:r>
             <w:r>
               <w:rPr>
@@ -612,7 +612,7 @@
               <w:lang w:eastAsia="es-CO"/>
             </w:rPr>
           </w:pPr>
-          <w:hyperlink w:anchor="_Toc224847398" w:history="1">
+          <w:hyperlink w:anchor="_Toc224848707" w:history="1">
             <w:r>
               <w:rPr>
                 <w:rStyle w:val="Hipervnculo"/>
@@ -641,7 +641,7 @@
                 <w:noProof/>
                 <w:webHidden/>
               </w:rPr>
-              <w:instrText xml:space="preserve"> PAGEREF _Toc224847398 \h </w:instrText>
+              <w:instrText xml:space="preserve"> PAGEREF _Toc224848707 \h </w:instrText>
             </w:r>
             <w:r>
               <w:rPr>
@@ -684,7 +684,7 @@
               <w:lang w:eastAsia="es-CO"/>
             </w:rPr>
           </w:pPr>
-          <w:hyperlink w:anchor="_Toc224847399" w:history="1">
+          <w:hyperlink w:anchor="_Toc224848708" w:history="1">
             <w:r>
               <w:rPr>
                 <w:rStyle w:val="Hipervnculo"/>
@@ -713,7 +713,7 @@
                 <w:noProof/>
                 <w:webHidden/>
               </w:rPr>
-              <w:instrText xml:space="preserve"> PAGEREF _Toc224847399 \h </w:instrText>
+              <w:instrText xml:space="preserve"> PAGEREF _Toc224848708 \h </w:instrText>
             </w:r>
             <w:r>
               <w:rPr>
@@ -756,7 +756,7 @@
               <w:lang w:eastAsia="es-CO"/>
             </w:rPr>
           </w:pPr>
-          <w:hyperlink w:anchor="_Toc224847400" w:history="1">
+          <w:hyperlink w:anchor="_Toc224848709" w:history="1">
             <w:r>
               <w:rPr>
                 <w:rStyle w:val="Hipervnculo"/>
@@ -784,7 +784,7 @@
                 <w:noProof/>
                 <w:webHidden/>
               </w:rPr>
-              <w:instrText xml:space="preserve"> PAGEREF _Toc224847400 \h </w:instrText>
+              <w:instrText xml:space="preserve"> PAGEREF _Toc224848709 \h </w:instrText>
             </w:r>
             <w:r>
               <w:rPr>
@@ -827,7 +827,7 @@
               <w:lang w:eastAsia="es-CO"/>
             </w:rPr>
           </w:pPr>
-          <w:hyperlink w:anchor="_Toc224847401" w:history="1">
+          <w:hyperlink w:anchor="_Toc224848710" w:history="1">
             <w:r>
               <w:rPr>
                 <w:rStyle w:val="Hipervnculo"/>
@@ -855,7 +855,7 @@
                 <w:noProof/>
                 <w:webHidden/>
               </w:rPr>
-              <w:instrText xml:space="preserve"> PAGEREF _Toc224847401 \h </w:instrText>
+              <w:instrText xml:space="preserve"> PAGEREF _Toc224848710 \h </w:instrText>
             </w:r>
             <w:r>
               <w:rPr>
@@ -898,7 +898,7 @@
               <w:lang w:eastAsia="es-CO"/>
             </w:rPr>
           </w:pPr>
-          <w:hyperlink w:anchor="_Toc224847402" w:history="1">
+          <w:hyperlink w:anchor="_Toc224848711" w:history="1">
             <w:r>
               <w:rPr>
                 <w:rStyle w:val="Hipervnculo"/>
@@ -927,7 +927,7 @@
                 <w:noProof/>
                 <w:webHidden/>
               </w:rPr>
-              <w:instrText xml:space="preserve"> PAGEREF _Toc224847402 \h </w:instrText>
+              <w:instrText xml:space="preserve"> PAGEREF _Toc224848711 \h </w:instrText>
             </w:r>
             <w:r>
               <w:rPr>
@@ -970,7 +970,7 @@
               <w:lang w:eastAsia="es-CO"/>
             </w:rPr>
           </w:pPr>
-          <w:hyperlink w:anchor="_Toc224847403" w:history="1">
+          <w:hyperlink w:anchor="_Toc224848712" w:history="1">
             <w:r>
               <w:rPr>
                 <w:rStyle w:val="Hipervnculo"/>
@@ -999,7 +999,7 @@
                 <w:noProof/>
                 <w:webHidden/>
               </w:rPr>
-              <w:instrText xml:space="preserve"> PAGEREF _Toc224847403 \h </w:instrText>
+              <w:instrText xml:space="preserve"> PAGEREF _Toc224848712 \h </w:instrText>
             </w:r>
             <w:r>
               <w:rPr>
@@ -1042,7 +1042,7 @@
               <w:lang w:eastAsia="es-CO"/>
             </w:rPr>
           </w:pPr>
-          <w:hyperlink w:anchor="_Toc224847404" w:history="1">
+          <w:hyperlink w:anchor="_Toc224848713" w:history="1">
             <w:r>
               <w:rPr>
                 <w:rStyle w:val="Hipervnculo"/>
@@ -1071,7 +1071,7 @@
                 <w:noProof/>
                 <w:webHidden/>
               </w:rPr>
-              <w:instrText xml:space="preserve"> PAGEREF _Toc224847404 \h </w:instrText>
+              <w:instrText xml:space="preserve"> PAGEREF _Toc224848713 \h </w:instrText>
             </w:r>
             <w:r>
               <w:rPr>
@@ -1114,7 +1114,7 @@
               <w:lang w:eastAsia="es-CO"/>
             </w:rPr>
           </w:pPr>
-          <w:hyperlink w:anchor="_Toc224847405" w:history="1">
+          <w:hyperlink w:anchor="_Toc224848714" w:history="1">
             <w:r>
               <w:rPr>
                 <w:rStyle w:val="Hipervnculo"/>
@@ -1143,7 +1143,7 @@
                 <w:noProof/>
                 <w:webHidden/>
               </w:rPr>
-              <w:instrText xml:space="preserve"> PAGEREF _Toc224847405 \h </w:instrText>
+              <w:instrText xml:space="preserve"> PAGEREF _Toc224848714 \h </w:instrText>
             </w:r>
             <w:r>
               <w:rPr>
@@ -1186,7 +1186,7 @@
               <w:lang w:eastAsia="es-CO"/>
             </w:rPr>
           </w:pPr>
-          <w:hyperlink w:anchor="_Toc224847406" w:history="1">
+          <w:hyperlink w:anchor="_Toc224848715" w:history="1">
             <w:r>
               <w:rPr>
                 <w:rStyle w:val="Hipervnculo"/>
@@ -1214,7 +1214,7 @@
                 <w:noProof/>
                 <w:webHidden/>
               </w:rPr>
-              <w:instrText xml:space="preserve"> PAGEREF _Toc224847406 \h </w:instrText>
+              <w:instrText xml:space="preserve"> PAGEREF _Toc224848715 \h </w:instrText>
             </w:r>
             <w:r>
               <w:rPr>
@@ -1257,7 +1257,7 @@
               <w:lang w:eastAsia="es-CO"/>
             </w:rPr>
           </w:pPr>
-          <w:hyperlink w:anchor="_Toc224847407" w:history="1">
+          <w:hyperlink w:anchor="_Toc224848716" w:history="1">
             <w:r>
               <w:rPr>
                 <w:rStyle w:val="Hipervnculo"/>
@@ -1284,7 +1284,7 @@
                 <w:noProof/>
                 <w:webHidden/>
               </w:rPr>
-              <w:instrText xml:space="preserve"> PAGEREF _Toc224847407 \h </w:instrText>
+              <w:instrText xml:space="preserve"> PAGEREF _Toc224848716 \h </w:instrText>
             </w:r>
             <w:r>
               <w:rPr>
@@ -1327,7 +1327,7 @@
               <w:lang w:eastAsia="es-CO"/>
             </w:rPr>
           </w:pPr>
-          <w:hyperlink w:anchor="_Toc224847408" w:history="1">
+          <w:hyperlink w:anchor="_Toc224848717" w:history="1">
             <w:r>
               <w:rPr>
                 <w:rStyle w:val="Hipervnculo"/>
@@ -1355,7 +1355,7 @@
                 <w:noProof/>
                 <w:webHidden/>
               </w:rPr>
-              <w:instrText xml:space="preserve"> PAGEREF _Toc224847408 \h </w:instrText>
+              <w:instrText xml:space="preserve"> PAGEREF _Toc224848717 \h </w:instrText>
             </w:r>
             <w:r>
               <w:rPr>
@@ -1445,7 +1445,7 @@
           <w:rFonts w:ascii="Times New Roman" w:hAnsi="Times New Roman" w:cs="Times New Roman"/>
         </w:rPr>
       </w:pPr>
-      <w:bookmarkStart w:id="0" w:name="_Toc224847395"/>
+      <w:bookmarkStart w:id="0" w:name="_Toc224848704"/>
       <w:r>
         <w:rPr>
           <w:rFonts w:ascii="Times New Roman" w:hAnsi="Times New Roman" w:cs="Times New Roman"/>
@@ -1492,7 +1492,7 @@
           <w:rFonts w:ascii="Times New Roman" w:hAnsi="Times New Roman" w:cs="Times New Roman"/>
         </w:rPr>
       </w:pPr>
-      <w:bookmarkStart w:id="1" w:name="_Toc224847396"/>
+      <w:bookmarkStart w:id="1" w:name="_Toc224848705"/>
       <w:r>
         <w:rPr>
           <w:rFonts w:ascii="Times New Roman" w:hAnsi="Times New Roman" w:cs="Times New Roman"/>
@@ -1538,7 +1538,7 @@
           <w:rFonts w:ascii="Times New Roman" w:hAnsi="Times New Roman" w:cs="Times New Roman"/>
         </w:rPr>
       </w:pPr>
-      <w:bookmarkStart w:id="2" w:name="_Toc224847397"/>
+      <w:bookmarkStart w:id="2" w:name="_Toc224848706"/>
       <w:r>
         <w:rPr>
           <w:rFonts w:ascii="Times New Roman" w:hAnsi="Times New Roman" w:cs="Times New Roman"/>
@@ -1585,7 +1585,7 @@
           <w:lang w:val="es-ES"/>
         </w:rPr>
       </w:pPr>
-      <w:bookmarkStart w:id="3" w:name="_Toc224847398"/>
+      <w:bookmarkStart w:id="3" w:name="_Toc224848707"/>
       <w:r>
         <w:rPr>
           <w:rFonts w:ascii="Times New Roman" w:hAnsi="Times New Roman" w:cs="Times New Roman"/>
@@ -1626,7 +1626,7 @@
           <w:lang w:val="es-ES"/>
         </w:rPr>
       </w:pPr>
-      <w:bookmarkStart w:id="4" w:name="_Toc224847399"/>
+      <w:bookmarkStart w:id="4" w:name="_Toc224848708"/>
       <w:r>
         <w:rPr>
           <w:rFonts w:ascii="Times New Roman" w:hAnsi="Times New Roman" w:cs="Times New Roman"/>
@@ -1671,7 +1671,7 @@
           <w:lang w:val="es-ES"/>
         </w:rPr>
       </w:pPr>
-      <w:bookmarkStart w:id="5" w:name="_Toc224847400"/>
+      <w:bookmarkStart w:id="5" w:name="_Toc224848709"/>
       <w:r>
         <w:rPr>
           <w:lang w:val="es-ES"/>
@@ -1819,7 +1819,7 @@
           <w:lang w:val="es-ES"/>
         </w:rPr>
       </w:pPr>
-      <w:bookmarkStart w:id="6" w:name="_Toc224847401"/>
+      <w:bookmarkStart w:id="6" w:name="_Toc224848710"/>
       <w:r>
         <w:rPr>
           <w:lang w:val="es-ES"/>
@@ -2698,7 +2698,7 @@
           <w:lang w:val="es-ES"/>
         </w:rPr>
       </w:pPr>
-      <w:bookmarkStart w:id="7" w:name="_Toc224847402"/>
+      <w:bookmarkStart w:id="7" w:name="_Toc224848711"/>
       <w:r>
         <w:rPr>
           <w:rFonts w:ascii="Times New Roman" w:hAnsi="Times New Roman" w:cs="Times New Roman"/>
@@ -2716,7 +2716,7 @@
           <w:lang w:val="es-ES"/>
         </w:rPr>
       </w:pPr>
-      <w:bookmarkStart w:id="8" w:name="_Toc224847403"/>
+      <w:bookmarkStart w:id="8" w:name="_Toc224848712"/>
       <w:r>
         <w:rPr>
           <w:rFonts w:ascii="Times New Roman" w:hAnsi="Times New Roman" w:cs="Times New Roman"/>
@@ -2807,7 +2807,7 @@
           <w:lang w:val="es-ES"/>
         </w:rPr>
       </w:pPr>
-      <w:bookmarkStart w:id="9" w:name="_Toc224847404"/>
+      <w:bookmarkStart w:id="9" w:name="_Toc224848713"/>
       <w:r>
         <w:rPr>
           <w:rFonts w:ascii="Times New Roman" w:hAnsi="Times New Roman" w:cs="Times New Roman"/>
@@ -2837,22 +2837,57 @@
           <w:rFonts w:ascii="Times New Roman" w:hAnsi="Times New Roman" w:cs="Times New Roman"/>
           <w:lang w:val="es-ES"/>
         </w:rPr>
-        <w:t>-El sistema detecta que la velocidad del vehículo es de 100km/h o menos podrá continuar su viaje</w:t>
-      </w:r>
-    </w:p>
-    <w:p>
-      <w:pPr>
-        <w:rPr>
-          <w:rFonts w:ascii="Times New Roman" w:hAnsi="Times New Roman" w:cs="Times New Roman"/>
-          <w:lang w:val="es-ES"/>
-        </w:rPr>
-      </w:pPr>
-      <w:r>
-        <w:rPr>
-          <w:rFonts w:ascii="Times New Roman" w:hAnsi="Times New Roman" w:cs="Times New Roman"/>
-          <w:lang w:val="es-ES"/>
-        </w:rPr>
-        <w:t xml:space="preserve">-El sistema detecta que el vehículo viaja </w:t>
+        <w:t>-</w:t>
+      </w:r>
+      <w:r>
+        <w:rPr>
+          <w:rFonts w:ascii="Times New Roman" w:hAnsi="Times New Roman" w:cs="Times New Roman"/>
+          <w:lang w:val="es-ES"/>
+        </w:rPr>
+        <w:t xml:space="preserve">Si la </w:t>
+      </w:r>
+      <w:r>
+        <w:rPr>
+          <w:rFonts w:ascii="Times New Roman" w:hAnsi="Times New Roman" w:cs="Times New Roman"/>
+          <w:lang w:val="es-ES"/>
+        </w:rPr>
+        <w:t>velocidad</w:t>
+      </w:r>
+      <w:r>
+        <w:rPr>
+          <w:rFonts w:ascii="Times New Roman" w:hAnsi="Times New Roman" w:cs="Times New Roman"/>
+          <w:lang w:val="es-ES"/>
+        </w:rPr>
+        <w:t xml:space="preserve"> a la que viaja </w:t>
+      </w:r>
+      <w:r>
+        <w:rPr>
+          <w:rFonts w:ascii="Times New Roman" w:hAnsi="Times New Roman" w:cs="Times New Roman"/>
+          <w:lang w:val="es-ES"/>
+        </w:rPr>
+        <w:t>el vehículo es de 100km/h o menos podrá continuar su viaje</w:t>
+      </w:r>
+    </w:p>
+    <w:p>
+      <w:pPr>
+        <w:rPr>
+          <w:rFonts w:ascii="Times New Roman" w:hAnsi="Times New Roman" w:cs="Times New Roman"/>
+          <w:lang w:val="es-ES"/>
+        </w:rPr>
+      </w:pPr>
+      <w:r>
+        <w:rPr>
+          <w:rFonts w:ascii="Times New Roman" w:hAnsi="Times New Roman" w:cs="Times New Roman"/>
+          <w:lang w:val="es-ES"/>
+        </w:rPr>
+        <w:t>-</w:t>
+      </w:r>
+      <w:r>
+        <w:rPr>
+          <w:rFonts w:ascii="Times New Roman" w:hAnsi="Times New Roman" w:cs="Times New Roman"/>
+          <w:lang w:val="es-ES"/>
+        </w:rPr>
+        <w:t xml:space="preserve">Si la velocidad a la que viaja el vehículo esta </w:t>
       </w:r>
       <w:r>
         <w:rPr>
@@ -2866,14 +2901,14 @@
           <w:rFonts w:ascii="Times New Roman" w:hAnsi="Times New Roman" w:cs="Times New Roman"/>
           <w:lang w:val="es-ES"/>
         </w:rPr>
-        <w:t xml:space="preserve"> 110km/h en un primer tramo y continua al segundo tramo </w:t>
-      </w:r>
-      <w:r>
-        <w:rPr>
-          <w:rFonts w:ascii="Times New Roman" w:hAnsi="Times New Roman" w:cs="Times New Roman"/>
-          <w:lang w:val="es-ES"/>
-        </w:rPr>
-        <w:t xml:space="preserve">sin disminuir la velocidad a la indicada por un aviso </w:t>
+        <w:t xml:space="preserve"> 110km/h</w:t>
+      </w:r>
+      <w:r>
+        <w:rPr>
+          <w:rFonts w:ascii="Times New Roman" w:hAnsi="Times New Roman" w:cs="Times New Roman"/>
+          <w:lang w:val="es-ES"/>
+        </w:rPr>
+        <w:t xml:space="preserve"> </w:t>
       </w:r>
       <w:r>
         <w:rPr>
@@ -2887,7 +2922,21 @@
           <w:rFonts w:ascii="Times New Roman" w:hAnsi="Times New Roman" w:cs="Times New Roman"/>
           <w:lang w:val="es-ES"/>
         </w:rPr>
-        <w:t xml:space="preserve"> con un comparendo de $1.100.000</w:t>
+        <w:t xml:space="preserve"> con un</w:t>
+      </w:r>
+      <w:r>
+        <w:rPr>
+          <w:rFonts w:ascii="Times New Roman" w:hAnsi="Times New Roman" w:cs="Times New Roman"/>
+          <w:lang w:val="es-ES"/>
+        </w:rPr>
+        <w:t>a multa</w:t>
+      </w:r>
+      <w:r>
+        <w:rPr>
+          <w:rFonts w:ascii="Times New Roman" w:hAnsi="Times New Roman" w:cs="Times New Roman"/>
+          <w:lang w:val="es-ES"/>
+        </w:rPr>
+        <w:t xml:space="preserve"> de $1.100.000</w:t>
       </w:r>
       <w:r>
         <w:rPr>
@@ -2930,14 +2979,70 @@
           <w:rFonts w:ascii="Times New Roman" w:hAnsi="Times New Roman" w:cs="Times New Roman"/>
           <w:lang w:val="es-ES"/>
         </w:rPr>
-        <w:t>-El sistema detecta que el vehículo viaja entre 115km/h y 120km/h</w:t>
-      </w:r>
-      <w:r>
-        <w:rPr>
-          <w:rFonts w:ascii="Times New Roman" w:hAnsi="Times New Roman" w:cs="Times New Roman"/>
-          <w:lang w:val="es-ES"/>
-        </w:rPr>
-        <w:t xml:space="preserve"> se dará un aviso y si no disminuye la velocidad será multado con un comparendo de $2.215.000 COP y se tomará co</w:t>
+        <w:t>-</w:t>
+      </w:r>
+      <w:r>
+        <w:rPr>
+          <w:rFonts w:ascii="Times New Roman" w:hAnsi="Times New Roman" w:cs="Times New Roman"/>
+          <w:lang w:val="es-ES"/>
+        </w:rPr>
+        <w:t xml:space="preserve">Si la velocidad a la que viaja el </w:t>
+      </w:r>
+      <w:r>
+        <w:rPr>
+          <w:rFonts w:ascii="Times New Roman" w:hAnsi="Times New Roman" w:cs="Times New Roman"/>
+          <w:lang w:val="es-ES"/>
+        </w:rPr>
+        <w:t>vehículo</w:t>
+      </w:r>
+      <w:r>
+        <w:rPr>
+          <w:rFonts w:ascii="Times New Roman" w:hAnsi="Times New Roman" w:cs="Times New Roman"/>
+          <w:lang w:val="es-ES"/>
+        </w:rPr>
+        <w:t xml:space="preserve"> esta</w:t>
+      </w:r>
+      <w:r>
+        <w:rPr>
+          <w:rFonts w:ascii="Times New Roman" w:hAnsi="Times New Roman" w:cs="Times New Roman"/>
+          <w:lang w:val="es-ES"/>
+        </w:rPr>
+        <w:t xml:space="preserve"> entre 115km/h y 120km/h</w:t>
+      </w:r>
+      <w:r>
+        <w:rPr>
+          <w:rFonts w:ascii="Times New Roman" w:hAnsi="Times New Roman" w:cs="Times New Roman"/>
+          <w:lang w:val="es-ES"/>
+        </w:rPr>
+        <w:t xml:space="preserve"> será multado con un</w:t>
+      </w:r>
+      <w:r>
+        <w:rPr>
+          <w:rFonts w:ascii="Times New Roman" w:hAnsi="Times New Roman" w:cs="Times New Roman"/>
+          <w:lang w:val="es-ES"/>
+        </w:rPr>
+        <w:t>a</w:t>
+      </w:r>
+      <w:r>
+        <w:rPr>
+          <w:rFonts w:ascii="Times New Roman" w:hAnsi="Times New Roman" w:cs="Times New Roman"/>
+          <w:lang w:val="es-ES"/>
+        </w:rPr>
+        <w:t xml:space="preserve"> </w:t>
+      </w:r>
+      <w:r>
+        <w:rPr>
+          <w:rFonts w:ascii="Times New Roman" w:hAnsi="Times New Roman" w:cs="Times New Roman"/>
+          <w:lang w:val="es-ES"/>
+        </w:rPr>
+        <w:t>multa</w:t>
+      </w:r>
+      <w:r>
+        <w:rPr>
+          <w:rFonts w:ascii="Times New Roman" w:hAnsi="Times New Roman" w:cs="Times New Roman"/>
+          <w:lang w:val="es-ES"/>
+        </w:rPr>
+        <w:t xml:space="preserve"> de $2.215.000 COP y se tomará co</w:t>
       </w:r>
       <w:r>
         <w:rPr>
@@ -2951,53 +3056,37 @@
           <w:rFonts w:ascii="Times New Roman" w:hAnsi="Times New Roman" w:cs="Times New Roman"/>
           <w:lang w:val="es-ES"/>
         </w:rPr>
-        <w:t xml:space="preserve"> una infracción grave y se le dará un aviso</w:t>
-      </w:r>
-    </w:p>
-    <w:p>
-      <w:pPr>
-        <w:rPr>
-          <w:rFonts w:ascii="Times New Roman" w:hAnsi="Times New Roman" w:cs="Times New Roman"/>
-          <w:lang w:val="es-ES"/>
-        </w:rPr>
-      </w:pPr>
-      <w:r>
-        <w:rPr>
-          <w:rFonts w:ascii="Times New Roman" w:hAnsi="Times New Roman" w:cs="Times New Roman"/>
-          <w:lang w:val="es-ES"/>
-        </w:rPr>
-        <w:t xml:space="preserve">-El sistema detecta que el vehículo viaja a </w:t>
-      </w:r>
-      <w:proofErr w:type="gramStart"/>
-      <w:r>
-        <w:rPr>
-          <w:rFonts w:ascii="Times New Roman" w:hAnsi="Times New Roman" w:cs="Times New Roman"/>
-          <w:lang w:val="es-ES"/>
-        </w:rPr>
-        <w:t>más</w:t>
-      </w:r>
-      <w:r>
-        <w:rPr>
-          <w:rFonts w:ascii="Times New Roman" w:hAnsi="Times New Roman" w:cs="Times New Roman"/>
-          <w:lang w:val="es-ES"/>
-        </w:rPr>
-        <w:t xml:space="preserve"> </w:t>
-      </w:r>
-      <w:r>
-        <w:rPr>
-          <w:rFonts w:ascii="Times New Roman" w:hAnsi="Times New Roman" w:cs="Times New Roman"/>
-          <w:lang w:val="es-ES"/>
-        </w:rPr>
-        <w:t xml:space="preserve"> </w:t>
-      </w:r>
-      <w:r>
-        <w:rPr>
-          <w:rFonts w:ascii="Times New Roman" w:hAnsi="Times New Roman" w:cs="Times New Roman"/>
-          <w:lang w:val="es-ES"/>
-        </w:rPr>
-        <w:t>de</w:t>
-      </w:r>
-      <w:proofErr w:type="gramEnd"/>
+        <w:t xml:space="preserve"> una infracción grave y </w:t>
+      </w:r>
+      <w:r>
+        <w:rPr>
+          <w:rFonts w:ascii="Times New Roman" w:hAnsi="Times New Roman" w:cs="Times New Roman"/>
+          <w:lang w:val="es-ES"/>
+        </w:rPr>
+        <w:t>el conductor podrá continuar su viaje</w:t>
+      </w:r>
+    </w:p>
+    <w:p>
+      <w:pPr>
+        <w:rPr>
+          <w:rFonts w:ascii="Times New Roman" w:hAnsi="Times New Roman" w:cs="Times New Roman"/>
+          <w:lang w:val="es-ES"/>
+        </w:rPr>
+      </w:pPr>
+      <w:r>
+        <w:rPr>
+          <w:rFonts w:ascii="Times New Roman" w:hAnsi="Times New Roman" w:cs="Times New Roman"/>
+          <w:lang w:val="es-ES"/>
+        </w:rPr>
+        <w:t>-</w:t>
+      </w:r>
+      <w:r>
+        <w:rPr>
+          <w:rFonts w:ascii="Times New Roman" w:hAnsi="Times New Roman" w:cs="Times New Roman"/>
+          <w:lang w:val="es-ES"/>
+        </w:rPr>
+        <w:t>Si la velocidad a la que viaja el vehículo es mayor a</w:t>
+      </w:r>
       <w:r>
         <w:rPr>
           <w:rFonts w:ascii="Times New Roman" w:hAnsi="Times New Roman" w:cs="Times New Roman"/>
@@ -3017,7 +3106,7 @@
           <w:rFonts w:ascii="Times New Roman" w:hAnsi="Times New Roman" w:cs="Times New Roman"/>
           <w:lang w:val="es-ES"/>
         </w:rPr>
-        <w:t>km/h se dará un aviso y si no disminuye la velocidad será multado con</w:t>
+        <w:t>km/h será multado con</w:t>
       </w:r>
       <w:r>
         <w:rPr>
@@ -3031,7 +3120,28 @@
           <w:rFonts w:ascii="Times New Roman" w:hAnsi="Times New Roman" w:cs="Times New Roman"/>
           <w:lang w:val="es-ES"/>
         </w:rPr>
-        <w:t xml:space="preserve"> comparendo de $10.000.000 y será tomado como una infracción muy grave y se le </w:t>
+        <w:t>a multa</w:t>
+      </w:r>
+      <w:r>
+        <w:rPr>
+          <w:rFonts w:ascii="Times New Roman" w:hAnsi="Times New Roman" w:cs="Times New Roman"/>
+          <w:lang w:val="es-ES"/>
+        </w:rPr>
+        <w:t xml:space="preserve"> de $10.000.000</w:t>
+      </w:r>
+      <w:r>
+        <w:rPr>
+          <w:rFonts w:ascii="Times New Roman" w:hAnsi="Times New Roman" w:cs="Times New Roman"/>
+          <w:lang w:val="es-ES"/>
+        </w:rPr>
+        <w:t xml:space="preserve"> COP</w:t>
+      </w:r>
+      <w:r>
+        <w:rPr>
+          <w:rFonts w:ascii="Times New Roman" w:hAnsi="Times New Roman" w:cs="Times New Roman"/>
+          <w:lang w:val="es-ES"/>
+        </w:rPr>
+        <w:t xml:space="preserve"> y será tomado como una infracción muy grave y se le </w:t>
       </w:r>
       <w:r>
         <w:rPr>
@@ -3057,24 +3167,30 @@
     </w:p>
     <w:p>
       <w:pPr>
-        <w:rPr>
-          <w:rFonts w:ascii="Times New Roman" w:hAnsi="Times New Roman" w:cs="Times New Roman"/>
-          <w:b/>
-          <w:bCs/>
-          <w:lang w:val="es-ES"/>
-        </w:rPr>
-      </w:pPr>
-    </w:p>
-    <w:p>
-      <w:pPr>
         <w:pStyle w:val="Ttulo2"/>
         <w:rPr>
           <w:rFonts w:ascii="Times New Roman" w:hAnsi="Times New Roman" w:cs="Times New Roman"/>
+          <w:lang w:val="es-ES"/>
+        </w:rPr>
+      </w:pPr>
+    </w:p>
+    <w:p>
+      <w:pPr>
+        <w:rPr>
+          <w:lang w:val="es-ES"/>
+        </w:rPr>
+      </w:pPr>
+    </w:p>
+    <w:p>
+      <w:pPr>
+        <w:pStyle w:val="Ttulo2"/>
+        <w:rPr>
+          <w:rFonts w:ascii="Times New Roman" w:hAnsi="Times New Roman" w:cs="Times New Roman"/>
           <w:sz w:val="28"/>
           <w:lang w:val="es-ES"/>
         </w:rPr>
       </w:pPr>
-      <w:bookmarkStart w:id="10" w:name="_Toc224847405"/>
+      <w:bookmarkStart w:id="10" w:name="_Toc224848714"/>
       <w:r>
         <w:rPr>
           <w:rFonts w:ascii="Times New Roman" w:hAnsi="Times New Roman" w:cs="Times New Roman"/>
@@ -3110,7 +3226,43 @@
         <w:rPr>
           <w:rFonts w:ascii="Times New Roman" w:hAnsi="Times New Roman" w:cs="Times New Roman"/>
         </w:rPr>
-        <w:t>El sistema muestra si la velocidad del vehículo está dentro del límite permitido</w:t>
+        <w:t xml:space="preserve">El sistema </w:t>
+      </w:r>
+      <w:r>
+        <w:rPr>
+          <w:rFonts w:ascii="Times New Roman" w:hAnsi="Times New Roman" w:cs="Times New Roman"/>
+        </w:rPr>
+        <w:t xml:space="preserve">analiza los datos ingresados </w:t>
+      </w:r>
+      <w:r>
+        <w:rPr>
+          <w:rFonts w:ascii="Times New Roman" w:hAnsi="Times New Roman" w:cs="Times New Roman"/>
+        </w:rPr>
+        <w:t>de</w:t>
+      </w:r>
+      <w:r>
+        <w:rPr>
+          <w:rFonts w:ascii="Times New Roman" w:hAnsi="Times New Roman" w:cs="Times New Roman"/>
+        </w:rPr>
+        <w:t xml:space="preserve"> la velocidad a la que viaja el</w:t>
+      </w:r>
+      <w:r>
+        <w:rPr>
+          <w:rFonts w:ascii="Times New Roman" w:hAnsi="Times New Roman" w:cs="Times New Roman"/>
+        </w:rPr>
+        <w:t xml:space="preserve"> vehículo</w:t>
+      </w:r>
+      <w:r>
+        <w:rPr>
+          <w:rFonts w:ascii="Times New Roman" w:hAnsi="Times New Roman" w:cs="Times New Roman"/>
+        </w:rPr>
+        <w:t xml:space="preserve"> y si</w:t>
+      </w:r>
+      <w:r>
+        <w:rPr>
+          <w:rFonts w:ascii="Times New Roman" w:hAnsi="Times New Roman" w:cs="Times New Roman"/>
+        </w:rPr>
+        <w:t xml:space="preserve"> está dentro del límite permitido</w:t>
       </w:r>
     </w:p>
     <w:p>
@@ -3136,7 +3288,19 @@
         <w:rPr>
           <w:rFonts w:ascii="Times New Roman" w:hAnsi="Times New Roman" w:cs="Times New Roman"/>
         </w:rPr>
-        <w:t>-El sistema muestra el valor del comparendo a pagar</w:t>
+        <w:t>-El sistema muestra el valor d</w:t>
+      </w:r>
+      <w:r>
+        <w:rPr>
+          <w:rFonts w:ascii="Times New Roman" w:hAnsi="Times New Roman" w:cs="Times New Roman"/>
+        </w:rPr>
+        <w:t>e la multa</w:t>
+      </w:r>
+      <w:r>
+        <w:rPr>
+          <w:rFonts w:ascii="Times New Roman" w:hAnsi="Times New Roman" w:cs="Times New Roman"/>
+        </w:rPr>
+        <w:t xml:space="preserve"> a pagar</w:t>
       </w:r>
     </w:p>
     <w:p>
@@ -3153,7 +3317,7 @@
           <w:rFonts w:ascii="Times New Roman" w:hAnsi="Times New Roman" w:cs="Times New Roman"/>
         </w:rPr>
       </w:pPr>
-      <w:bookmarkStart w:id="11" w:name="_Toc224847406"/>
+      <w:bookmarkStart w:id="11" w:name="_Toc224848715"/>
       <w:r>
         <w:rPr>
           <w:rFonts w:ascii="Times New Roman" w:hAnsi="Times New Roman" w:cs="Times New Roman"/>
@@ -3172,7 +3336,25 @@
         <w:rPr>
           <w:rFonts w:ascii="Times New Roman" w:hAnsi="Times New Roman" w:cs="Times New Roman"/>
         </w:rPr>
-        <w:t>Con este se piensa crear conciencia en todas las personas tenga o no un vehículo o trabajen manejando algún vehículo de algún servicio, para disminuir los accidentes viales ya sea por las buenas a través de la conciencia o por las malas a través de las multas/comparendos</w:t>
+        <w:t>Con este</w:t>
+      </w:r>
+      <w:r>
+        <w:rPr>
+          <w:rFonts w:ascii="Times New Roman" w:hAnsi="Times New Roman" w:cs="Times New Roman"/>
+        </w:rPr>
+        <w:t xml:space="preserve"> sistema</w:t>
+      </w:r>
+      <w:r>
+        <w:rPr>
+          <w:rFonts w:ascii="Times New Roman" w:hAnsi="Times New Roman" w:cs="Times New Roman"/>
+        </w:rPr>
+        <w:t xml:space="preserve"> se piensa crear conciencia en todas las personas tenga o no un vehículo o trabajen manejando algún vehículo de algún servicio, para disminuir los accidentes viales ya sea por las buenas a través de la conciencia o por las malas a través de las multas</w:t>
+      </w:r>
+      <w:r>
+        <w:rPr>
+          <w:rFonts w:ascii="Times New Roman" w:hAnsi="Times New Roman" w:cs="Times New Roman"/>
+        </w:rPr>
+        <w:t xml:space="preserve"> y sanciones</w:t>
       </w:r>
     </w:p>
     <w:p>
@@ -3199,7 +3381,7 @@
       <w:pPr>
         <w:pStyle w:val="Ttulo1"/>
       </w:pPr>
-      <w:bookmarkStart w:id="12" w:name="_Toc224847407"/>
+      <w:bookmarkStart w:id="12" w:name="_Toc224848716"/>
       <w:r>
         <w:lastRenderedPageBreak/>
         <w:t>Diagrama de proceso</w:t>
@@ -3267,7 +3449,7 @@
         </w:rPr>
         <w:br w:type="page"/>
       </w:r>
-      <w:bookmarkStart w:id="13" w:name="_Toc224847408"/>
+      <w:bookmarkStart w:id="13" w:name="_Toc224848717"/>
       <w:r>
         <w:rPr>
           <w:rFonts w:ascii="Times New Roman" w:hAnsi="Times New Roman" w:cs="Times New Roman"/>
